--- a/02-放大电路/01-运算放大电路/仪表放大电路/仪表放大电路.docx
+++ b/02-放大电路/01-运算放大电路/仪表放大电路/仪表放大电路.docx
@@ -2948,6 +2948,20 @@
     </w:p>
     <w:bookmarkEnd w:id="26"/>
     <w:bookmarkEnd w:id="27"/>
+    <w:p>
+      <w:pPr>
+        <w:spacing w:before="360"/>
+        <w:jc w:val="center"/>
+      </w:pPr>
+      <w:r>
+        <w:rPr>
+          <w:rFonts w:ascii="Times New Roman" w:hAnsi="Times New Roman"/>
+          <w:color w:val="555555"/>
+          <w:sz w:val="21"/>
+        </w:rPr>
+        <w:t>材料收集者：杜文杰</w:t>
+      </w:r>
+    </w:p>
     <w:sectPr>
       <w:headerReference r:id="rId9" w:type="default"/>
       <w:footerReference r:id="rId10" w:type="default"/>

--- a/02-放大电路/01-运算放大电路/仪表放大电路/仪表放大电路.docx
+++ b/02-放大电路/01-运算放大电路/仪表放大电路/仪表放大电路.docx
@@ -1,6 +1,6 @@
 
 <file path=word/document.xml><?xml version="1.0" encoding="utf-8"?>
-<w:document xmlns:w="http://schemas.openxmlformats.org/wordprocessingml/2006/main" xmlns:m="http://schemas.openxmlformats.org/officeDocument/2006/math" xmlns:r="http://schemas.openxmlformats.org/officeDocument/2006/relationships" xmlns:o="urn:schemas-microsoft-com:office:office" xmlns:v="urn:schemas-microsoft-com:vml" xmlns:w10="urn:schemas-microsoft-com:office:word" xmlns:a="http://schemas.openxmlformats.org/drawingml/2006/main" xmlns:pic="http://schemas.openxmlformats.org/drawingml/2006/picture" xmlns:wp="http://schemas.openxmlformats.org/drawingml/2006/wordprocessingDrawing">
+<w:document xmlns:m="http://schemas.openxmlformats.org/officeDocument/2006/math" xmlns:r="http://schemas.openxmlformats.org/officeDocument/2006/relationships" xmlns:w="http://schemas.openxmlformats.org/wordprocessingml/2006/main" xmlns:o="urn:schemas-microsoft-com:office:office" xmlns:v="urn:schemas-microsoft-com:vml" xmlns:w10="urn:schemas-microsoft-com:office:word" xmlns:a="http://schemas.openxmlformats.org/drawingml/2006/main" xmlns:pic="http://schemas.openxmlformats.org/drawingml/2006/picture" xmlns:wp="http://schemas.openxmlformats.org/drawingml/2006/wordprocessingDrawing">
   <w:body>
     <w:bookmarkStart w:id="27" w:name="仪表放大电路"/>
     <w:p>
@@ -9,7 +9,7 @@
       </w:pPr>
       <w:r>
         <w:rPr>
-          <w:rFonts w:hint="eastAsia"/>
+          <w:rFonts w:hint="eastAsia" w:eastAsia="黑体"/>
         </w:rPr>
         <w:t xml:space="preserve">仪表放大电路</w:t>
       </w:r>
@@ -21,7 +21,7 @@
       </w:pPr>
       <w:r>
         <w:rPr>
-          <w:rFonts w:hint="eastAsia"/>
+          <w:rFonts w:hint="eastAsia" w:eastAsia="黑体"/>
         </w:rPr>
         <w:t xml:space="preserve">拓扑描述</w:t>
       </w:r>
@@ -32,16 +32,19 @@
       </w:pPr>
       <w:r>
         <w:rPr>
-          <w:rFonts w:hint="eastAsia"/>
+          <w:rFonts w:hint="eastAsia" w:eastAsia="黑体"/>
         </w:rPr>
         <w:t xml:space="preserve">由</w:t>
       </w:r>
       <w:r>
+        <w:rPr>
+          <w:rFonts w:eastAsia="黑体"/>
+        </w:rPr>
         <w:t xml:space="preserve"> </w:t>
       </w:r>
       <w:r>
         <w:rPr>
-          <w:rFonts w:hint="eastAsia"/>
+          <w:rFonts w:hint="eastAsia" w:eastAsia="黑体"/>
           <w:b/>
           <w:bCs/>
         </w:rPr>
@@ -49,17 +52,21 @@
       </w:r>
       <w:r>
         <w:rPr>
+          <w:rFonts w:eastAsia="黑体"/>
           <w:b/>
           <w:bCs/>
         </w:rPr>
         <w:t xml:space="preserve"> A1、A2、A3</w:t>
       </w:r>
       <w:r>
+        <w:rPr>
+          <w:rFonts w:eastAsia="黑体"/>
+        </w:rPr>
         <w:t xml:space="preserve">、</w:t>
       </w:r>
       <w:r>
         <w:rPr>
-          <w:rFonts w:hint="eastAsia"/>
+          <w:rFonts w:hint="eastAsia" w:eastAsia="黑体"/>
           <w:b/>
           <w:bCs/>
         </w:rPr>
@@ -67,6 +74,7 @@
       </w:r>
       <w:r>
         <w:rPr>
+          <w:rFonts w:eastAsia="黑体"/>
           <w:b/>
           <w:bCs/>
         </w:rPr>
@@ -87,11 +95,14 @@
         </m:sSub>
       </m:oMath>
       <w:r>
+        <w:rPr>
+          <w:rFonts w:eastAsia="黑体"/>
+        </w:rPr>
         <w:t xml:space="preserve">、</w:t>
       </w:r>
       <w:r>
         <w:rPr>
-          <w:rFonts w:hint="eastAsia"/>
+          <w:rFonts w:hint="eastAsia" w:eastAsia="黑体"/>
           <w:b/>
           <w:bCs/>
         </w:rPr>
@@ -99,6 +110,7 @@
       </w:r>
       <w:r>
         <w:rPr>
+          <w:rFonts w:eastAsia="黑体"/>
           <w:b/>
           <w:bCs/>
         </w:rPr>
@@ -119,20 +131,26 @@
         </m:sSub>
       </m:oMath>
       <w:r>
+        <w:rPr>
+          <w:rFonts w:eastAsia="黑体"/>
+        </w:rPr>
         <w:t xml:space="preserve"> </w:t>
       </w:r>
       <w:r>
         <w:rPr>
-          <w:rFonts w:hint="eastAsia"/>
+          <w:rFonts w:hint="eastAsia" w:eastAsia="黑体"/>
         </w:rPr>
         <w:t xml:space="preserve">与</w:t>
       </w:r>
       <w:r>
+        <w:rPr>
+          <w:rFonts w:eastAsia="黑体"/>
+        </w:rPr>
         <w:t xml:space="preserve"> </w:t>
       </w:r>
       <w:r>
         <w:rPr>
-          <w:rFonts w:hint="eastAsia"/>
+          <w:rFonts w:hint="eastAsia" w:eastAsia="黑体"/>
           <w:b/>
           <w:bCs/>
         </w:rPr>
@@ -140,6 +158,7 @@
       </w:r>
       <w:r>
         <w:rPr>
+          <w:rFonts w:eastAsia="黑体"/>
           <w:b/>
           <w:bCs/>
         </w:rPr>
@@ -161,6 +180,7 @@
       </m:oMath>
       <w:r>
         <w:rPr>
+          <w:rFonts w:eastAsia="黑体"/>
           <w:b/>
           <w:bCs/>
         </w:rPr>
@@ -182,13 +202,13 @@
       </m:oMath>
       <w:r>
         <w:rPr>
-          <w:rFonts w:hint="eastAsia"/>
+          <w:rFonts w:hint="eastAsia" w:eastAsia="黑体"/>
         </w:rPr>
         <w:t xml:space="preserve">（各两两相等）组成。电路关键节点：</w:t>
       </w:r>
       <w:r>
         <w:rPr>
-          <w:rFonts w:hint="eastAsia"/>
+          <w:rFonts w:hint="eastAsia" w:eastAsia="黑体"/>
           <w:b/>
           <w:bCs/>
         </w:rPr>
@@ -196,11 +216,14 @@
       </w:r>
       <w:r>
         <w:rPr>
-          <w:rFonts w:hint="eastAsia"/>
+          <w:rFonts w:hint="eastAsia" w:eastAsia="黑体"/>
         </w:rPr>
         <w:t xml:space="preserve">（信号</w:t>
       </w:r>
       <w:r>
+        <w:rPr>
+          <w:rFonts w:eastAsia="黑体"/>
+        </w:rPr>
         <w:t xml:space="preserve"> </w:t>
       </w:r>
       <m:oMath>
@@ -227,35 +250,44 @@
         </m:sSub>
       </m:oMath>
       <w:r>
+        <w:rPr>
+          <w:rFonts w:eastAsia="黑体"/>
+        </w:rPr>
         <w:t xml:space="preserve"> </w:t>
       </w:r>
       <w:r>
         <w:rPr>
-          <w:rFonts w:hint="eastAsia"/>
+          <w:rFonts w:hint="eastAsia" w:eastAsia="黑体"/>
         </w:rPr>
         <w:t xml:space="preserve">接</w:t>
       </w:r>
       <w:r>
+        <w:rPr>
+          <w:rFonts w:eastAsia="黑体"/>
+        </w:rPr>
         <w:t xml:space="preserve"> A1 </w:t>
       </w:r>
       <w:r>
         <w:rPr>
-          <w:rFonts w:hint="eastAsia"/>
+          <w:rFonts w:hint="eastAsia" w:eastAsia="黑体"/>
         </w:rPr>
         <w:t xml:space="preserve">的同相输入端</w:t>
       </w:r>
       <w:r>
+        <w:rPr>
+          <w:rFonts w:eastAsia="黑体"/>
+        </w:rPr>
         <w:t xml:space="preserve"> </w:t>
       </w:r>
       <w:r>
         <w:rPr>
-          <w:rFonts w:hint="eastAsia"/>
+          <w:rFonts w:hint="eastAsia" w:eastAsia="黑体"/>
         </w:rPr>
         <w:t xml:space="preserve">IN+）；</w:t>
       </w:r>
       <w:r>
         <w:rPr>
-          <w:rFonts w:hint="eastAsia"/>
+          <w:rFonts w:hint="eastAsia" w:eastAsia="黑体"/>
           <w:b/>
           <w:bCs/>
         </w:rPr>
@@ -263,11 +295,14 @@
       </w:r>
       <w:r>
         <w:rPr>
-          <w:rFonts w:hint="eastAsia"/>
+          <w:rFonts w:hint="eastAsia" w:eastAsia="黑体"/>
         </w:rPr>
         <w:t xml:space="preserve">（信号</w:t>
       </w:r>
       <w:r>
+        <w:rPr>
+          <w:rFonts w:eastAsia="黑体"/>
+        </w:rPr>
         <w:t xml:space="preserve"> </w:t>
       </w:r>
       <m:oMath>
@@ -294,35 +329,44 @@
         </m:sSub>
       </m:oMath>
       <w:r>
+        <w:rPr>
+          <w:rFonts w:eastAsia="黑体"/>
+        </w:rPr>
         <w:t xml:space="preserve"> </w:t>
       </w:r>
       <w:r>
         <w:rPr>
-          <w:rFonts w:hint="eastAsia"/>
+          <w:rFonts w:hint="eastAsia" w:eastAsia="黑体"/>
         </w:rPr>
         <w:t xml:space="preserve">接</w:t>
       </w:r>
       <w:r>
+        <w:rPr>
+          <w:rFonts w:eastAsia="黑体"/>
+        </w:rPr>
         <w:t xml:space="preserve"> A2 </w:t>
       </w:r>
       <w:r>
         <w:rPr>
-          <w:rFonts w:hint="eastAsia"/>
+          <w:rFonts w:hint="eastAsia" w:eastAsia="黑体"/>
         </w:rPr>
         <w:t xml:space="preserve">的同相输入端</w:t>
       </w:r>
       <w:r>
+        <w:rPr>
+          <w:rFonts w:eastAsia="黑体"/>
+        </w:rPr>
         <w:t xml:space="preserve"> </w:t>
       </w:r>
       <w:r>
         <w:rPr>
-          <w:rFonts w:hint="eastAsia"/>
+          <w:rFonts w:hint="eastAsia" w:eastAsia="黑体"/>
         </w:rPr>
         <w:t xml:space="preserve">IN+）；</w:t>
       </w:r>
       <w:r>
         <w:rPr>
-          <w:rFonts w:hint="eastAsia"/>
+          <w:rFonts w:hint="eastAsia" w:eastAsia="黑体"/>
           <w:b/>
           <w:bCs/>
         </w:rPr>
@@ -330,6 +374,7 @@
       </w:r>
       <w:r>
         <w:rPr>
+          <w:rFonts w:eastAsia="黑体"/>
           <w:b/>
           <w:bCs/>
         </w:rPr>
@@ -337,20 +382,26 @@
       </w:r>
       <w:r>
         <w:rPr>
-          <w:rFonts w:hint="eastAsia"/>
+          <w:rFonts w:hint="eastAsia" w:eastAsia="黑体"/>
         </w:rPr>
         <w:t xml:space="preserve">（A1</w:t>
       </w:r>
       <w:r>
+        <w:rPr>
+          <w:rFonts w:eastAsia="黑体"/>
+        </w:rPr>
         <w:t xml:space="preserve"> </w:t>
       </w:r>
       <w:r>
         <w:rPr>
-          <w:rFonts w:hint="eastAsia"/>
+          <w:rFonts w:hint="eastAsia" w:eastAsia="黑体"/>
         </w:rPr>
         <w:t xml:space="preserve">的</w:t>
       </w:r>
       <w:r>
+        <w:rPr>
+          <w:rFonts w:eastAsia="黑体"/>
+        </w:rPr>
         <w:t xml:space="preserve"> IN−、</w:t>
       </w:r>
       <m:oMath>
@@ -368,24 +419,33 @@
         </m:sSub>
       </m:oMath>
       <w:r>
+        <w:rPr>
+          <w:rFonts w:eastAsia="黑体"/>
+        </w:rPr>
         <w:t xml:space="preserve"> </w:t>
       </w:r>
       <w:r>
         <w:rPr>
-          <w:rFonts w:hint="eastAsia"/>
+          <w:rFonts w:hint="eastAsia" w:eastAsia="黑体"/>
         </w:rPr>
         <w:t xml:space="preserve">一端、A1</w:t>
       </w:r>
       <w:r>
+        <w:rPr>
+          <w:rFonts w:eastAsia="黑体"/>
+        </w:rPr>
         <w:t xml:space="preserve"> </w:t>
       </w:r>
       <w:r>
         <w:rPr>
-          <w:rFonts w:hint="eastAsia"/>
+          <w:rFonts w:hint="eastAsia" w:eastAsia="黑体"/>
         </w:rPr>
         <w:t xml:space="preserve">的</w:t>
       </w:r>
       <w:r>
+        <w:rPr>
+          <w:rFonts w:eastAsia="黑体"/>
+        </w:rPr>
         <w:t xml:space="preserve"> </w:t>
       </w:r>
       <m:oMath>
@@ -403,17 +463,20 @@
         </m:sSub>
       </m:oMath>
       <w:r>
+        <w:rPr>
+          <w:rFonts w:eastAsia="黑体"/>
+        </w:rPr>
         <w:t xml:space="preserve"> </w:t>
       </w:r>
       <w:r>
         <w:rPr>
-          <w:rFonts w:hint="eastAsia"/>
+          <w:rFonts w:hint="eastAsia" w:eastAsia="黑体"/>
         </w:rPr>
         <w:t xml:space="preserve">下端相连）；</w:t>
       </w:r>
       <w:r>
         <w:rPr>
-          <w:rFonts w:hint="eastAsia"/>
+          <w:rFonts w:hint="eastAsia" w:eastAsia="黑体"/>
           <w:b/>
           <w:bCs/>
         </w:rPr>
@@ -421,6 +484,7 @@
       </w:r>
       <w:r>
         <w:rPr>
+          <w:rFonts w:eastAsia="黑体"/>
           <w:b/>
           <w:bCs/>
         </w:rPr>
@@ -428,20 +492,26 @@
       </w:r>
       <w:r>
         <w:rPr>
-          <w:rFonts w:hint="eastAsia"/>
+          <w:rFonts w:hint="eastAsia" w:eastAsia="黑体"/>
         </w:rPr>
         <w:t xml:space="preserve">（A2</w:t>
       </w:r>
       <w:r>
+        <w:rPr>
+          <w:rFonts w:eastAsia="黑体"/>
+        </w:rPr>
         <w:t xml:space="preserve"> </w:t>
       </w:r>
       <w:r>
         <w:rPr>
-          <w:rFonts w:hint="eastAsia"/>
+          <w:rFonts w:hint="eastAsia" w:eastAsia="黑体"/>
         </w:rPr>
         <w:t xml:space="preserve">的</w:t>
       </w:r>
       <w:r>
+        <w:rPr>
+          <w:rFonts w:eastAsia="黑体"/>
+        </w:rPr>
         <w:t xml:space="preserve"> IN−、</w:t>
       </w:r>
       <m:oMath>
@@ -459,24 +529,33 @@
         </m:sSub>
       </m:oMath>
       <w:r>
+        <w:rPr>
+          <w:rFonts w:eastAsia="黑体"/>
+        </w:rPr>
         <w:t xml:space="preserve"> </w:t>
       </w:r>
       <w:r>
         <w:rPr>
-          <w:rFonts w:hint="eastAsia"/>
+          <w:rFonts w:hint="eastAsia" w:eastAsia="黑体"/>
         </w:rPr>
         <w:t xml:space="preserve">另一端、A2</w:t>
       </w:r>
       <w:r>
+        <w:rPr>
+          <w:rFonts w:eastAsia="黑体"/>
+        </w:rPr>
         <w:t xml:space="preserve"> </w:t>
       </w:r>
       <w:r>
         <w:rPr>
-          <w:rFonts w:hint="eastAsia"/>
+          <w:rFonts w:hint="eastAsia" w:eastAsia="黑体"/>
         </w:rPr>
         <w:t xml:space="preserve">的</w:t>
       </w:r>
       <w:r>
+        <w:rPr>
+          <w:rFonts w:eastAsia="黑体"/>
+        </w:rPr>
         <w:t xml:space="preserve"> </w:t>
       </w:r>
       <m:oMath>
@@ -494,17 +573,20 @@
         </m:sSub>
       </m:oMath>
       <w:r>
+        <w:rPr>
+          <w:rFonts w:eastAsia="黑体"/>
+        </w:rPr>
         <w:t xml:space="preserve"> </w:t>
       </w:r>
       <w:r>
         <w:rPr>
-          <w:rFonts w:hint="eastAsia"/>
+          <w:rFonts w:hint="eastAsia" w:eastAsia="黑体"/>
         </w:rPr>
         <w:t xml:space="preserve">下端相连）；</w:t>
       </w:r>
       <w:r>
         <w:rPr>
-          <w:rFonts w:hint="eastAsia"/>
+          <w:rFonts w:hint="eastAsia" w:eastAsia="黑体"/>
           <w:b/>
           <w:bCs/>
         </w:rPr>
@@ -512,6 +594,7 @@
       </w:r>
       <w:r>
         <w:rPr>
+          <w:rFonts w:eastAsia="黑体"/>
           <w:b/>
           <w:bCs/>
         </w:rPr>
@@ -519,29 +602,38 @@
       </w:r>
       <w:r>
         <w:rPr>
-          <w:rFonts w:hint="eastAsia"/>
+          <w:rFonts w:hint="eastAsia" w:eastAsia="黑体"/>
         </w:rPr>
         <w:t xml:space="preserve">（A1</w:t>
       </w:r>
       <w:r>
+        <w:rPr>
+          <w:rFonts w:eastAsia="黑体"/>
+        </w:rPr>
         <w:t xml:space="preserve"> </w:t>
       </w:r>
       <w:r>
         <w:rPr>
-          <w:rFonts w:hint="eastAsia"/>
+          <w:rFonts w:hint="eastAsia" w:eastAsia="黑体"/>
         </w:rPr>
         <w:t xml:space="preserve">的</w:t>
       </w:r>
       <w:r>
+        <w:rPr>
+          <w:rFonts w:eastAsia="黑体"/>
+        </w:rPr>
         <w:t xml:space="preserve"> </w:t>
       </w:r>
       <w:r>
         <w:rPr>
-          <w:rFonts w:hint="eastAsia"/>
+          <w:rFonts w:hint="eastAsia" w:eastAsia="黑体"/>
         </w:rPr>
         <w:t xml:space="preserve">OUT，经</w:t>
       </w:r>
       <w:r>
+        <w:rPr>
+          <w:rFonts w:eastAsia="黑体"/>
+        </w:rPr>
         <w:t xml:space="preserve"> </w:t>
       </w:r>
       <m:oMath>
@@ -559,35 +651,44 @@
         </m:sSub>
       </m:oMath>
       <w:r>
+        <w:rPr>
+          <w:rFonts w:eastAsia="黑体"/>
+        </w:rPr>
         <w:t xml:space="preserve"> </w:t>
       </w:r>
       <w:r>
         <w:rPr>
-          <w:rFonts w:hint="eastAsia"/>
+          <w:rFonts w:hint="eastAsia" w:eastAsia="黑体"/>
         </w:rPr>
         <w:t xml:space="preserve">接</w:t>
       </w:r>
       <w:r>
+        <w:rPr>
+          <w:rFonts w:eastAsia="黑体"/>
+        </w:rPr>
         <w:t xml:space="preserve"> A3 </w:t>
       </w:r>
       <w:r>
         <w:rPr>
-          <w:rFonts w:hint="eastAsia"/>
+          <w:rFonts w:hint="eastAsia" w:eastAsia="黑体"/>
         </w:rPr>
         <w:t xml:space="preserve">的</w:t>
       </w:r>
       <w:r>
+        <w:rPr>
+          <w:rFonts w:eastAsia="黑体"/>
+        </w:rPr>
         <w:t xml:space="preserve"> </w:t>
       </w:r>
       <w:r>
         <w:rPr>
-          <w:rFonts w:hint="eastAsia"/>
+          <w:rFonts w:hint="eastAsia" w:eastAsia="黑体"/>
         </w:rPr>
         <w:t xml:space="preserve">IN−）；</w:t>
       </w:r>
       <w:r>
         <w:rPr>
-          <w:rFonts w:hint="eastAsia"/>
+          <w:rFonts w:hint="eastAsia" w:eastAsia="黑体"/>
           <w:b/>
           <w:bCs/>
         </w:rPr>
@@ -595,6 +696,7 @@
       </w:r>
       <w:r>
         <w:rPr>
+          <w:rFonts w:eastAsia="黑体"/>
           <w:b/>
           <w:bCs/>
         </w:rPr>
@@ -602,29 +704,38 @@
       </w:r>
       <w:r>
         <w:rPr>
-          <w:rFonts w:hint="eastAsia"/>
+          <w:rFonts w:hint="eastAsia" w:eastAsia="黑体"/>
         </w:rPr>
         <w:t xml:space="preserve">（A2</w:t>
       </w:r>
       <w:r>
+        <w:rPr>
+          <w:rFonts w:eastAsia="黑体"/>
+        </w:rPr>
         <w:t xml:space="preserve"> </w:t>
       </w:r>
       <w:r>
         <w:rPr>
-          <w:rFonts w:hint="eastAsia"/>
+          <w:rFonts w:hint="eastAsia" w:eastAsia="黑体"/>
         </w:rPr>
         <w:t xml:space="preserve">的</w:t>
       </w:r>
       <w:r>
+        <w:rPr>
+          <w:rFonts w:eastAsia="黑体"/>
+        </w:rPr>
         <w:t xml:space="preserve"> </w:t>
       </w:r>
       <w:r>
         <w:rPr>
-          <w:rFonts w:hint="eastAsia"/>
+          <w:rFonts w:hint="eastAsia" w:eastAsia="黑体"/>
         </w:rPr>
         <w:t xml:space="preserve">OUT，经</w:t>
       </w:r>
       <w:r>
+        <w:rPr>
+          <w:rFonts w:eastAsia="黑体"/>
+        </w:rPr>
         <w:t xml:space="preserve"> </w:t>
       </w:r>
       <m:oMath>
@@ -642,35 +753,44 @@
         </m:sSub>
       </m:oMath>
       <w:r>
+        <w:rPr>
+          <w:rFonts w:eastAsia="黑体"/>
+        </w:rPr>
         <w:t xml:space="preserve"> </w:t>
       </w:r>
       <w:r>
         <w:rPr>
-          <w:rFonts w:hint="eastAsia"/>
+          <w:rFonts w:hint="eastAsia" w:eastAsia="黑体"/>
         </w:rPr>
         <w:t xml:space="preserve">接</w:t>
       </w:r>
       <w:r>
+        <w:rPr>
+          <w:rFonts w:eastAsia="黑体"/>
+        </w:rPr>
         <w:t xml:space="preserve"> A3 </w:t>
       </w:r>
       <w:r>
         <w:rPr>
-          <w:rFonts w:hint="eastAsia"/>
+          <w:rFonts w:hint="eastAsia" w:eastAsia="黑体"/>
         </w:rPr>
         <w:t xml:space="preserve">的</w:t>
       </w:r>
       <w:r>
+        <w:rPr>
+          <w:rFonts w:eastAsia="黑体"/>
+        </w:rPr>
         <w:t xml:space="preserve"> </w:t>
       </w:r>
       <w:r>
         <w:rPr>
-          <w:rFonts w:hint="eastAsia"/>
+          <w:rFonts w:hint="eastAsia" w:eastAsia="黑体"/>
         </w:rPr>
         <w:t xml:space="preserve">IN+）；</w:t>
       </w:r>
       <w:r>
         <w:rPr>
-          <w:rFonts w:hint="eastAsia"/>
+          <w:rFonts w:hint="eastAsia" w:eastAsia="黑体"/>
           <w:b/>
           <w:bCs/>
         </w:rPr>
@@ -678,29 +798,38 @@
       </w:r>
       <w:r>
         <w:rPr>
-          <w:rFonts w:hint="eastAsia"/>
+          <w:rFonts w:hint="eastAsia" w:eastAsia="黑体"/>
         </w:rPr>
         <w:t xml:space="preserve">（A3</w:t>
       </w:r>
       <w:r>
+        <w:rPr>
+          <w:rFonts w:eastAsia="黑体"/>
+        </w:rPr>
         <w:t xml:space="preserve"> </w:t>
       </w:r>
       <w:r>
         <w:rPr>
-          <w:rFonts w:hint="eastAsia"/>
+          <w:rFonts w:hint="eastAsia" w:eastAsia="黑体"/>
         </w:rPr>
         <w:t xml:space="preserve">的</w:t>
       </w:r>
       <w:r>
+        <w:rPr>
+          <w:rFonts w:eastAsia="黑体"/>
+        </w:rPr>
         <w:t xml:space="preserve"> </w:t>
       </w:r>
       <w:r>
         <w:rPr>
-          <w:rFonts w:hint="eastAsia"/>
+          <w:rFonts w:hint="eastAsia" w:eastAsia="黑体"/>
         </w:rPr>
         <w:t xml:space="preserve">OUT，作为输出</w:t>
       </w:r>
       <w:r>
+        <w:rPr>
+          <w:rFonts w:eastAsia="黑体"/>
+        </w:rPr>
         <w:t xml:space="preserve"> </w:t>
       </w:r>
       <m:oMath>
@@ -725,7 +854,7 @@
       </m:oMath>
       <w:r>
         <w:rPr>
-          <w:rFonts w:hint="eastAsia"/>
+          <w:rFonts w:hint="eastAsia" w:eastAsia="黑体"/>
         </w:rPr>
         <w:t xml:space="preserve">）。</w:t>
       </w:r>
@@ -734,111 +863,143 @@
       <w:pPr/>
       <w:r>
         <w:rPr>
-          <w:rFonts w:hint="eastAsia"/>
+          <w:rFonts w:hint="eastAsia" w:eastAsia="黑体"/>
         </w:rPr>
         <w:t xml:space="preserve">各元件管脚连接：</w:t>
       </w:r>
       <w:r>
         <w:rPr>
+          <w:rFonts w:eastAsia="黑体"/>
           <w:b/>
           <w:bCs/>
         </w:rPr>
         <w:t xml:space="preserve">A1</w:t>
       </w:r>
       <w:r>
+        <w:rPr>
+          <w:rFonts w:eastAsia="黑体"/>
+        </w:rPr>
         <w:t xml:space="preserve"> </w:t>
       </w:r>
       <w:r>
         <w:rPr>
-          <w:rFonts w:hint="eastAsia"/>
+          <w:rFonts w:hint="eastAsia" w:eastAsia="黑体"/>
         </w:rPr>
         <w:t xml:space="preserve">的</w:t>
       </w:r>
       <w:r>
+        <w:rPr>
+          <w:rFonts w:eastAsia="黑体"/>
+        </w:rPr>
         <w:t xml:space="preserve"> IN+ </w:t>
       </w:r>
       <w:r>
         <w:rPr>
-          <w:rFonts w:hint="eastAsia"/>
+          <w:rFonts w:hint="eastAsia" w:eastAsia="黑体"/>
         </w:rPr>
         <w:t xml:space="preserve">接正输入节点、IN−</w:t>
       </w:r>
       <w:r>
+        <w:rPr>
+          <w:rFonts w:eastAsia="黑体"/>
+        </w:rPr>
         <w:t xml:space="preserve"> </w:t>
       </w:r>
       <w:r>
         <w:rPr>
-          <w:rFonts w:hint="eastAsia"/>
+          <w:rFonts w:hint="eastAsia" w:eastAsia="黑体"/>
         </w:rPr>
         <w:t xml:space="preserve">接增益节点</w:t>
       </w:r>
       <w:r>
+        <w:rPr>
+          <w:rFonts w:eastAsia="黑体"/>
+        </w:rPr>
         <w:t xml:space="preserve"> a、OUT </w:t>
       </w:r>
       <w:r>
         <w:rPr>
-          <w:rFonts w:hint="eastAsia"/>
+          <w:rFonts w:hint="eastAsia" w:eastAsia="黑体"/>
         </w:rPr>
         <w:t xml:space="preserve">接前级输出节点</w:t>
       </w:r>
       <w:r>
+        <w:rPr>
+          <w:rFonts w:eastAsia="黑体"/>
+        </w:rPr>
         <w:t xml:space="preserve"> c、V+/V− </w:t>
       </w:r>
       <w:r>
         <w:rPr>
-          <w:rFonts w:hint="eastAsia"/>
+          <w:rFonts w:hint="eastAsia" w:eastAsia="黑体"/>
         </w:rPr>
         <w:t xml:space="preserve">接正负电源；</w:t>
       </w:r>
       <w:r>
         <w:rPr>
+          <w:rFonts w:eastAsia="黑体"/>
           <w:b/>
           <w:bCs/>
         </w:rPr>
         <w:t xml:space="preserve">A2</w:t>
       </w:r>
       <w:r>
+        <w:rPr>
+          <w:rFonts w:eastAsia="黑体"/>
+        </w:rPr>
         <w:t xml:space="preserve"> </w:t>
       </w:r>
       <w:r>
         <w:rPr>
-          <w:rFonts w:hint="eastAsia"/>
+          <w:rFonts w:hint="eastAsia" w:eastAsia="黑体"/>
         </w:rPr>
         <w:t xml:space="preserve">的</w:t>
       </w:r>
       <w:r>
+        <w:rPr>
+          <w:rFonts w:eastAsia="黑体"/>
+        </w:rPr>
         <w:t xml:space="preserve"> IN+ </w:t>
       </w:r>
       <w:r>
         <w:rPr>
-          <w:rFonts w:hint="eastAsia"/>
+          <w:rFonts w:hint="eastAsia" w:eastAsia="黑体"/>
         </w:rPr>
         <w:t xml:space="preserve">接负输入节点、IN−</w:t>
       </w:r>
       <w:r>
+        <w:rPr>
+          <w:rFonts w:eastAsia="黑体"/>
+        </w:rPr>
         <w:t xml:space="preserve"> </w:t>
       </w:r>
       <w:r>
         <w:rPr>
-          <w:rFonts w:hint="eastAsia"/>
+          <w:rFonts w:hint="eastAsia" w:eastAsia="黑体"/>
         </w:rPr>
         <w:t xml:space="preserve">接增益节点</w:t>
       </w:r>
       <w:r>
+        <w:rPr>
+          <w:rFonts w:eastAsia="黑体"/>
+        </w:rPr>
         <w:t xml:space="preserve"> b、OUT </w:t>
       </w:r>
       <w:r>
         <w:rPr>
-          <w:rFonts w:hint="eastAsia"/>
+          <w:rFonts w:hint="eastAsia" w:eastAsia="黑体"/>
         </w:rPr>
         <w:t xml:space="preserve">接前级输出节点</w:t>
       </w:r>
       <w:r>
+        <w:rPr>
+          <w:rFonts w:eastAsia="黑体"/>
+        </w:rPr>
         <w:t xml:space="preserve"> d、V+/V− </w:t>
       </w:r>
       <w:r>
         <w:rPr>
-          <w:rFonts w:hint="eastAsia"/>
+          <w:rFonts w:hint="eastAsia" w:eastAsia="黑体"/>
         </w:rPr>
         <w:t xml:space="preserve">接正负电源；</w:t>
       </w:r>
@@ -857,33 +1018,45 @@
         </m:sSub>
       </m:oMath>
       <w:r>
+        <w:rPr>
+          <w:rFonts w:eastAsia="黑体"/>
+        </w:rPr>
         <w:t xml:space="preserve"> </w:t>
       </w:r>
       <w:r>
         <w:rPr>
-          <w:rFonts w:hint="eastAsia"/>
+          <w:rFonts w:hint="eastAsia" w:eastAsia="黑体"/>
         </w:rPr>
         <w:t xml:space="preserve">跨接在增益节点</w:t>
       </w:r>
       <w:r>
+        <w:rPr>
+          <w:rFonts w:eastAsia="黑体"/>
+        </w:rPr>
         <w:t xml:space="preserve"> a </w:t>
       </w:r>
       <w:r>
         <w:rPr>
-          <w:rFonts w:hint="eastAsia"/>
+          <w:rFonts w:hint="eastAsia" w:eastAsia="黑体"/>
         </w:rPr>
         <w:t xml:space="preserve">与</w:t>
       </w:r>
       <w:r>
+        <w:rPr>
+          <w:rFonts w:eastAsia="黑体"/>
+        </w:rPr>
         <w:t xml:space="preserve"> b </w:t>
       </w:r>
       <w:r>
         <w:rPr>
-          <w:rFonts w:hint="eastAsia"/>
+          <w:rFonts w:hint="eastAsia" w:eastAsia="黑体"/>
         </w:rPr>
         <w:t xml:space="preserve">之间；每个</w:t>
       </w:r>
       <w:r>
+        <w:rPr>
+          <w:rFonts w:eastAsia="黑体"/>
+        </w:rPr>
         <w:t xml:space="preserve"> </w:t>
       </w:r>
       <m:oMath>
@@ -901,76 +1074,101 @@
         </m:sSub>
       </m:oMath>
       <w:r>
+        <w:rPr>
+          <w:rFonts w:eastAsia="黑体"/>
+        </w:rPr>
         <w:t xml:space="preserve"> </w:t>
       </w:r>
       <w:r>
         <w:rPr>
-          <w:rFonts w:hint="eastAsia"/>
+          <w:rFonts w:hint="eastAsia" w:eastAsia="黑体"/>
         </w:rPr>
         <w:t xml:space="preserve">一端接各自前级输出（c</w:t>
       </w:r>
       <w:r>
+        <w:rPr>
+          <w:rFonts w:eastAsia="黑体"/>
+        </w:rPr>
         <w:t xml:space="preserve"> </w:t>
       </w:r>
       <w:r>
         <w:rPr>
-          <w:rFonts w:hint="eastAsia"/>
+          <w:rFonts w:hint="eastAsia" w:eastAsia="黑体"/>
         </w:rPr>
         <w:t xml:space="preserve">或</w:t>
       </w:r>
       <w:r>
+        <w:rPr>
+          <w:rFonts w:eastAsia="黑体"/>
+        </w:rPr>
         <w:t xml:space="preserve"> </w:t>
       </w:r>
       <w:r>
         <w:rPr>
-          <w:rFonts w:hint="eastAsia"/>
+          <w:rFonts w:hint="eastAsia" w:eastAsia="黑体"/>
         </w:rPr>
         <w:t xml:space="preserve">d）、另一端接对应增益节点（a</w:t>
       </w:r>
       <w:r>
+        <w:rPr>
+          <w:rFonts w:eastAsia="黑体"/>
+        </w:rPr>
         <w:t xml:space="preserve"> </w:t>
       </w:r>
       <w:r>
         <w:rPr>
-          <w:rFonts w:hint="eastAsia"/>
+          <w:rFonts w:hint="eastAsia" w:eastAsia="黑体"/>
         </w:rPr>
         <w:t xml:space="preserve">或</w:t>
       </w:r>
       <w:r>
+        <w:rPr>
+          <w:rFonts w:eastAsia="黑体"/>
+        </w:rPr>
         <w:t xml:space="preserve"> </w:t>
       </w:r>
       <w:r>
         <w:rPr>
-          <w:rFonts w:hint="eastAsia"/>
+          <w:rFonts w:hint="eastAsia" w:eastAsia="黑体"/>
         </w:rPr>
         <w:t xml:space="preserve">b）；</w:t>
       </w:r>
       <w:r>
         <w:rPr>
+          <w:rFonts w:eastAsia="黑体"/>
           <w:b/>
           <w:bCs/>
         </w:rPr>
         <w:t xml:space="preserve">A3</w:t>
       </w:r>
       <w:r>
+        <w:rPr>
+          <w:rFonts w:eastAsia="黑体"/>
+        </w:rPr>
         <w:t xml:space="preserve"> </w:t>
       </w:r>
       <w:r>
         <w:rPr>
-          <w:rFonts w:hint="eastAsia"/>
+          <w:rFonts w:hint="eastAsia" w:eastAsia="黑体"/>
         </w:rPr>
         <w:t xml:space="preserve">的</w:t>
       </w:r>
       <w:r>
+        <w:rPr>
+          <w:rFonts w:eastAsia="黑体"/>
+        </w:rPr>
         <w:t xml:space="preserve"> IN− </w:t>
       </w:r>
       <w:r>
         <w:rPr>
-          <w:rFonts w:hint="eastAsia"/>
+          <w:rFonts w:hint="eastAsia" w:eastAsia="黑体"/>
         </w:rPr>
         <w:t xml:space="preserve">经</w:t>
       </w:r>
       <w:r>
+        <w:rPr>
+          <w:rFonts w:eastAsia="黑体"/>
+        </w:rPr>
         <w:t xml:space="preserve"> </w:t>
       </w:r>
       <m:oMath>
@@ -988,24 +1186,33 @@
         </m:sSub>
       </m:oMath>
       <w:r>
+        <w:rPr>
+          <w:rFonts w:eastAsia="黑体"/>
+        </w:rPr>
         <w:t xml:space="preserve"> </w:t>
       </w:r>
       <w:r>
         <w:rPr>
-          <w:rFonts w:hint="eastAsia"/>
+          <w:rFonts w:hint="eastAsia" w:eastAsia="黑体"/>
         </w:rPr>
         <w:t xml:space="preserve">接节点</w:t>
       </w:r>
       <w:r>
+        <w:rPr>
+          <w:rFonts w:eastAsia="黑体"/>
+        </w:rPr>
         <w:t xml:space="preserve"> </w:t>
       </w:r>
       <w:r>
         <w:rPr>
-          <w:rFonts w:hint="eastAsia"/>
+          <w:rFonts w:hint="eastAsia" w:eastAsia="黑体"/>
         </w:rPr>
         <w:t xml:space="preserve">c、并经</w:t>
       </w:r>
       <w:r>
+        <w:rPr>
+          <w:rFonts w:eastAsia="黑体"/>
+        </w:rPr>
         <w:t xml:space="preserve"> </w:t>
       </w:r>
       <m:oMath>
@@ -1023,33 +1230,45 @@
         </m:sSub>
       </m:oMath>
       <w:r>
+        <w:rPr>
+          <w:rFonts w:eastAsia="黑体"/>
+        </w:rPr>
         <w:t xml:space="preserve"> </w:t>
       </w:r>
       <w:r>
         <w:rPr>
-          <w:rFonts w:hint="eastAsia"/>
+          <w:rFonts w:hint="eastAsia" w:eastAsia="黑体"/>
         </w:rPr>
         <w:t xml:space="preserve">接其</w:t>
       </w:r>
       <w:r>
+        <w:rPr>
+          <w:rFonts w:eastAsia="黑体"/>
+        </w:rPr>
         <w:t xml:space="preserve"> </w:t>
       </w:r>
       <w:r>
         <w:rPr>
-          <w:rFonts w:hint="eastAsia"/>
+          <w:rFonts w:hint="eastAsia" w:eastAsia="黑体"/>
         </w:rPr>
         <w:t xml:space="preserve">OUT，IN+</w:t>
       </w:r>
       <w:r>
+        <w:rPr>
+          <w:rFonts w:eastAsia="黑体"/>
+        </w:rPr>
         <w:t xml:space="preserve"> </w:t>
       </w:r>
       <w:r>
         <w:rPr>
-          <w:rFonts w:hint="eastAsia"/>
+          <w:rFonts w:hint="eastAsia" w:eastAsia="黑体"/>
         </w:rPr>
         <w:t xml:space="preserve">经</w:t>
       </w:r>
       <w:r>
+        <w:rPr>
+          <w:rFonts w:eastAsia="黑体"/>
+        </w:rPr>
         <w:t xml:space="preserve"> </w:t>
       </w:r>
       <m:oMath>
@@ -1067,24 +1286,33 @@
         </m:sSub>
       </m:oMath>
       <w:r>
+        <w:rPr>
+          <w:rFonts w:eastAsia="黑体"/>
+        </w:rPr>
         <w:t xml:space="preserve"> </w:t>
       </w:r>
       <w:r>
         <w:rPr>
-          <w:rFonts w:hint="eastAsia"/>
+          <w:rFonts w:hint="eastAsia" w:eastAsia="黑体"/>
         </w:rPr>
         <w:t xml:space="preserve">接节点</w:t>
       </w:r>
       <w:r>
+        <w:rPr>
+          <w:rFonts w:eastAsia="黑体"/>
+        </w:rPr>
         <w:t xml:space="preserve"> </w:t>
       </w:r>
       <w:r>
         <w:rPr>
-          <w:rFonts w:hint="eastAsia"/>
+          <w:rFonts w:hint="eastAsia" w:eastAsia="黑体"/>
         </w:rPr>
         <w:t xml:space="preserve">d、并经</w:t>
       </w:r>
       <w:r>
+        <w:rPr>
+          <w:rFonts w:eastAsia="黑体"/>
+        </w:rPr>
         <w:t xml:space="preserve"> </w:t>
       </w:r>
       <m:oMath>
@@ -1102,38 +1330,50 @@
         </m:sSub>
       </m:oMath>
       <w:r>
+        <w:rPr>
+          <w:rFonts w:eastAsia="黑体"/>
+        </w:rPr>
         <w:t xml:space="preserve"> </w:t>
       </w:r>
       <w:r>
         <w:rPr>
-          <w:rFonts w:hint="eastAsia"/>
+          <w:rFonts w:hint="eastAsia" w:eastAsia="黑体"/>
         </w:rPr>
         <w:t xml:space="preserve">接地</w:t>
       </w:r>
       <w:r>
+        <w:rPr>
+          <w:rFonts w:eastAsia="黑体"/>
+        </w:rPr>
         <w:t xml:space="preserve"> </w:t>
       </w:r>
       <w:r>
         <w:rPr>
-          <w:rFonts w:hint="eastAsia"/>
+          <w:rFonts w:hint="eastAsia" w:eastAsia="黑体"/>
         </w:rPr>
         <w:t xml:space="preserve">GND，OUT</w:t>
       </w:r>
       <w:r>
+        <w:rPr>
+          <w:rFonts w:eastAsia="黑体"/>
+        </w:rPr>
         <w:t xml:space="preserve"> </w:t>
       </w:r>
       <w:r>
         <w:rPr>
-          <w:rFonts w:hint="eastAsia"/>
+          <w:rFonts w:hint="eastAsia" w:eastAsia="黑体"/>
         </w:rPr>
         <w:t xml:space="preserve">接后级输出节点、V+/V−</w:t>
       </w:r>
       <w:r>
+        <w:rPr>
+          <w:rFonts w:eastAsia="黑体"/>
+        </w:rPr>
         <w:t xml:space="preserve"> </w:t>
       </w:r>
       <w:r>
         <w:rPr>
-          <w:rFonts w:hint="eastAsia"/>
+          <w:rFonts w:hint="eastAsia" w:eastAsia="黑体"/>
         </w:rPr>
         <w:t xml:space="preserve">接正负电源。</w:t>
       </w:r>
@@ -1142,11 +1382,14 @@
       <w:pPr/>
       <w:r>
         <w:rPr>
-          <w:rFonts w:hint="eastAsia"/>
+          <w:rFonts w:hint="eastAsia" w:eastAsia="黑体"/>
         </w:rPr>
         <w:t xml:space="preserve">由此构成经典三运放仪表放大组态：两级高输入阻抗缓冲加一级差分输出，增益由</w:t>
       </w:r>
       <w:r>
+        <w:rPr>
+          <w:rFonts w:eastAsia="黑体"/>
+        </w:rPr>
         <w:t xml:space="preserve"> </w:t>
       </w:r>
       <m:oMath>
@@ -1164,11 +1407,14 @@
         </m:sSub>
       </m:oMath>
       <w:r>
+        <w:rPr>
+          <w:rFonts w:eastAsia="黑体"/>
+        </w:rPr>
         <w:t xml:space="preserve"> </w:t>
       </w:r>
       <w:r>
         <w:rPr>
-          <w:rFonts w:hint="eastAsia"/>
+          <w:rFonts w:hint="eastAsia" w:eastAsia="黑体"/>
         </w:rPr>
         <w:t xml:space="preserve">一处设定，专门放大微弱差分信号、抑制共模信号，是传感器信号调理的核心。</w:t>
       </w:r>
@@ -1181,7 +1427,7 @@
       </w:pPr>
       <w:r>
         <w:rPr>
-          <w:rFonts w:hint="eastAsia"/>
+          <w:rFonts w:hint="eastAsia" w:eastAsia="黑体"/>
         </w:rPr>
         <w:t xml:space="preserve">工作原理</w:t>
       </w:r>
@@ -1192,7 +1438,7 @@
       </w:pPr>
       <w:r>
         <w:rPr>
-          <w:rFonts w:hint="eastAsia"/>
+          <w:rFonts w:hint="eastAsia" w:eastAsia="黑体"/>
         </w:rPr>
         <w:t xml:space="preserve">前级两只缓冲运放提供极高输入阻抗，</w:t>
       </w:r>
@@ -1211,11 +1457,14 @@
         </m:sSub>
       </m:oMath>
       <w:r>
+        <w:rPr>
+          <w:rFonts w:eastAsia="黑体"/>
+        </w:rPr>
         <w:t xml:space="preserve"> </w:t>
       </w:r>
       <w:r>
         <w:rPr>
-          <w:rFonts w:hint="eastAsia"/>
+          <w:rFonts w:hint="eastAsia" w:eastAsia="黑体"/>
         </w:rPr>
         <w:t xml:space="preserve">设定第一级增益；后级差分放大器抑制共模电压，只放大两输入端之差。结构对称，因此共模抑制比（CMRR）很高，驱动能力与共模噪声抑制远优于单运放差分电路。</w:t>
       </w:r>
@@ -1228,7 +1477,7 @@
       </w:pPr>
       <w:r>
         <w:rPr>
-          <w:rFonts w:hint="eastAsia"/>
+          <w:rFonts w:hint="eastAsia" w:eastAsia="黑体"/>
         </w:rPr>
         <w:t xml:space="preserve">关键计算公式</w:t>
       </w:r>
@@ -1242,7 +1491,7 @@
       </w:pPr>
       <w:r>
         <w:rPr>
-          <w:rFonts w:hint="eastAsia"/>
+          <w:rFonts w:hint="eastAsia" w:eastAsia="黑体"/>
         </w:rPr>
         <w:t xml:space="preserve">输出电压：</w:t>
       </w:r>
@@ -1356,7 +1605,7 @@
       </w:pPr>
       <w:r>
         <w:rPr>
-          <w:rFonts w:hint="eastAsia"/>
+          <w:rFonts w:hint="eastAsia" w:eastAsia="黑体"/>
         </w:rPr>
         <w:t xml:space="preserve">总增益（三运放、</w:t>
       </w:r>
@@ -1375,11 +1624,14 @@
         </m:sSub>
       </m:oMath>
       <w:r>
+        <w:rPr>
+          <w:rFonts w:eastAsia="黑体"/>
+        </w:rPr>
         <w:t xml:space="preserve"> </w:t>
       </w:r>
       <w:r>
         <w:rPr>
-          <w:rFonts w:hint="eastAsia"/>
+          <w:rFonts w:hint="eastAsia" w:eastAsia="黑体"/>
         </w:rPr>
         <w:t xml:space="preserve">为前后级反馈电阻）：</w:t>
       </w:r>
@@ -1503,16 +1755,19 @@
       </w:pPr>
       <w:r>
         <w:rPr>
-          <w:rFonts w:hint="eastAsia"/>
+          <w:rFonts w:hint="eastAsia" w:eastAsia="黑体"/>
         </w:rPr>
         <w:t xml:space="preserve">增益（内部电阻匹配、后级增益为</w:t>
       </w:r>
       <w:r>
+        <w:rPr>
+          <w:rFonts w:eastAsia="黑体"/>
+        </w:rPr>
         <w:t xml:space="preserve"> 1 </w:t>
       </w:r>
       <w:r>
         <w:rPr>
-          <w:rFonts w:hint="eastAsia"/>
+          <w:rFonts w:hint="eastAsia" w:eastAsia="黑体"/>
         </w:rPr>
         <w:t xml:space="preserve">时）：</w:t>
       </w:r>
@@ -1593,7 +1848,7 @@
       </w:pPr>
       <w:r>
         <w:rPr>
-          <w:rFonts w:hint="eastAsia"/>
+          <w:rFonts w:hint="eastAsia" w:eastAsia="黑体"/>
         </w:rPr>
         <w:t xml:space="preserve">共模抑制比定义：</w:t>
       </w:r>
@@ -1706,7 +1961,7 @@
             </w:pPr>
             <w:r>
               <w:rPr>
-                <w:rFonts w:hint="eastAsia"/>
+                <w:rFonts w:hint="eastAsia" w:eastAsia="黑体"/>
               </w:rPr>
               <w:t xml:space="preserve">符号</w:t>
             </w:r>
@@ -1720,7 +1975,7 @@
             </w:pPr>
             <w:r>
               <w:rPr>
-                <w:rFonts w:hint="eastAsia"/>
+                <w:rFonts w:hint="eastAsia" w:eastAsia="黑体"/>
               </w:rPr>
               <w:t xml:space="preserve">含义</w:t>
             </w:r>
@@ -1734,7 +1989,7 @@
             </w:pPr>
             <w:r>
               <w:rPr>
-                <w:rFonts w:hint="eastAsia"/>
+                <w:rFonts w:hint="eastAsia" w:eastAsia="黑体"/>
               </w:rPr>
               <w:t xml:space="preserve">单位</w:t>
             </w:r>
@@ -1754,6 +2009,9 @@
               </m:r>
             </m:oMath>
             <w:r>
+              <w:rPr>
+                <w:rFonts w:eastAsia="黑体"/>
+              </w:rPr>
               <w:t xml:space="preserve">​</w:t>
             </w:r>
           </w:p>
@@ -1766,7 +2024,7 @@
             </w:pPr>
             <w:r>
               <w:rPr>
-                <w:rFonts w:hint="eastAsia"/>
+                <w:rFonts w:hint="eastAsia" w:eastAsia="黑体"/>
               </w:rPr>
               <w:t xml:space="preserve">总差模增益</w:t>
             </w:r>
@@ -1780,7 +2038,7 @@
             </w:pPr>
             <w:r>
               <w:rPr>
-                <w:rFonts w:hint="eastAsia"/>
+                <w:rFonts w:hint="eastAsia" w:eastAsia="黑体"/>
               </w:rPr>
               <w:t xml:space="preserve">无量纲</w:t>
             </w:r>
@@ -1809,6 +2067,9 @@
               </m:sSub>
             </m:oMath>
             <w:r>
+              <w:rPr>
+                <w:rFonts w:eastAsia="黑体"/>
+              </w:rPr>
               <w:t xml:space="preserve">​</w:t>
             </w:r>
           </w:p>
@@ -1821,7 +2082,7 @@
             </w:pPr>
             <w:r>
               <w:rPr>
-                <w:rFonts w:hint="eastAsia"/>
+                <w:rFonts w:hint="eastAsia" w:eastAsia="黑体"/>
               </w:rPr>
               <w:t xml:space="preserve">增益设定电阻</w:t>
             </w:r>
@@ -1834,6 +2095,9 @@
               <w:pStyle w:val="Compact"/>
             </w:pPr>
             <w:r>
+              <w:rPr>
+                <w:rFonts w:eastAsia="黑体"/>
+              </w:rPr>
               <w:t xml:space="preserve">Ω</w:t>
             </w:r>
           </w:p>
@@ -1861,6 +2125,9 @@
               </m:sSub>
             </m:oMath>
             <w:r>
+              <w:rPr>
+                <w:rFonts w:eastAsia="黑体"/>
+              </w:rPr>
               <w:t xml:space="preserve">​</w:t>
             </w:r>
           </w:p>
@@ -1873,7 +2140,7 @@
             </w:pPr>
             <w:r>
               <w:rPr>
-                <w:rFonts w:hint="eastAsia"/>
+                <w:rFonts w:hint="eastAsia" w:eastAsia="黑体"/>
               </w:rPr>
               <w:t xml:space="preserve">前级反馈电阻</w:t>
             </w:r>
@@ -1886,6 +2153,9 @@
               <w:pStyle w:val="Compact"/>
             </w:pPr>
             <w:r>
+              <w:rPr>
+                <w:rFonts w:eastAsia="黑体"/>
+              </w:rPr>
               <w:t xml:space="preserve">Ω</w:t>
             </w:r>
           </w:p>
@@ -1949,6 +2219,9 @@
               </m:sSub>
             </m:oMath>
             <w:r>
+              <w:rPr>
+                <w:rFonts w:eastAsia="黑体"/>
+              </w:rPr>
               <w:t xml:space="preserve">​</w:t>
             </w:r>
           </w:p>
@@ -1961,16 +2234,19 @@
             </w:pPr>
             <w:r>
               <w:rPr>
-                <w:rFonts w:hint="eastAsia"/>
+                <w:rFonts w:hint="eastAsia" w:eastAsia="黑体"/>
               </w:rPr>
               <w:t xml:space="preserve">正</w:t>
             </w:r>
             <w:r>
+              <w:rPr>
+                <w:rFonts w:eastAsia="黑体"/>
+              </w:rPr>
               <w:t xml:space="preserve"> / </w:t>
             </w:r>
             <w:r>
               <w:rPr>
-                <w:rFonts w:hint="eastAsia"/>
+                <w:rFonts w:hint="eastAsia" w:eastAsia="黑体"/>
               </w:rPr>
               <w:t xml:space="preserve">负差分输入</w:t>
             </w:r>
@@ -1983,6 +2259,9 @@
               <w:pStyle w:val="Compact"/>
             </w:pPr>
             <w:r>
+              <w:rPr>
+                <w:rFonts w:eastAsia="黑体"/>
+              </w:rPr>
               <w:t xml:space="preserve">V</w:t>
             </w:r>
           </w:p>
@@ -2010,6 +2289,9 @@
               </m:sSub>
             </m:oMath>
             <w:r>
+              <w:rPr>
+                <w:rFonts w:eastAsia="黑体"/>
+              </w:rPr>
               <w:t xml:space="preserve">​</w:t>
             </w:r>
           </w:p>
@@ -2022,7 +2304,7 @@
             </w:pPr>
             <w:r>
               <w:rPr>
-                <w:rFonts w:hint="eastAsia"/>
+                <w:rFonts w:hint="eastAsia" w:eastAsia="黑体"/>
               </w:rPr>
               <w:t xml:space="preserve">差模增益</w:t>
             </w:r>
@@ -2036,7 +2318,7 @@
             </w:pPr>
             <w:r>
               <w:rPr>
-                <w:rFonts w:hint="eastAsia"/>
+                <w:rFonts w:hint="eastAsia" w:eastAsia="黑体"/>
               </w:rPr>
               <w:t xml:space="preserve">无量纲</w:t>
             </w:r>
@@ -2068,6 +2350,9 @@
               </m:sSub>
             </m:oMath>
             <w:r>
+              <w:rPr>
+                <w:rFonts w:eastAsia="黑体"/>
+              </w:rPr>
               <w:t xml:space="preserve">​</w:t>
             </w:r>
           </w:p>
@@ -2080,7 +2365,7 @@
             </w:pPr>
             <w:r>
               <w:rPr>
-                <w:rFonts w:hint="eastAsia"/>
+                <w:rFonts w:hint="eastAsia" w:eastAsia="黑体"/>
               </w:rPr>
               <w:t xml:space="preserve">共模增益</w:t>
             </w:r>
@@ -2094,7 +2379,7 @@
             </w:pPr>
             <w:r>
               <w:rPr>
-                <w:rFonts w:hint="eastAsia"/>
+                <w:rFonts w:hint="eastAsia" w:eastAsia="黑体"/>
               </w:rPr>
               <w:t xml:space="preserve">无量纲</w:t>
             </w:r>
@@ -2110,7 +2395,7 @@
       </w:pPr>
       <w:r>
         <w:rPr>
-          <w:rFonts w:hint="eastAsia"/>
+          <w:rFonts w:hint="eastAsia" w:eastAsia="黑体"/>
         </w:rPr>
         <w:t xml:space="preserve">元件调整影响</w:t>
       </w:r>
@@ -2139,6 +2424,7 @@
       </m:oMath>
       <w:r>
         <w:rPr>
+          <w:rFonts w:eastAsia="黑体"/>
           <w:b/>
           <w:bCs/>
         </w:rPr>
@@ -2146,25 +2432,34 @@
       </w:r>
       <w:r>
         <w:rPr>
-          <w:rFonts w:hint="eastAsia"/>
+          <w:rFonts w:hint="eastAsia" w:eastAsia="黑体"/>
           <w:b/>
           <w:bCs/>
         </w:rPr>
         <w:t xml:space="preserve">增大</w:t>
       </w:r>
       <w:r>
+        <w:rPr>
+          <w:rFonts w:eastAsia="黑体"/>
+        </w:rPr>
         <w:t xml:space="preserve"> </w:t>
       </w:r>
       <w:r>
+        <w:rPr>
+          <w:rFonts w:eastAsia="黑体"/>
+        </w:rPr>
         <w:t xml:space="preserve">→ </w:t>
       </w:r>
       <w:r>
         <w:rPr>
-          <w:rFonts w:hint="eastAsia"/>
+          <w:rFonts w:hint="eastAsia" w:eastAsia="黑体"/>
         </w:rPr>
         <w:t xml:space="preserve">总增益</w:t>
       </w:r>
       <w:r>
+        <w:rPr>
+          <w:rFonts w:eastAsia="黑体"/>
+        </w:rPr>
         <w:t xml:space="preserve"> </w:t>
       </w:r>
       <m:oMath>
@@ -2173,11 +2468,14 @@
         </m:r>
       </m:oMath>
       <w:r>
+        <w:rPr>
+          <w:rFonts w:eastAsia="黑体"/>
+        </w:rPr>
         <w:t xml:space="preserve"> </w:t>
       </w:r>
       <w:r>
         <w:rPr>
-          <w:rFonts w:hint="eastAsia"/>
+          <w:rFonts w:hint="eastAsia" w:eastAsia="黑体"/>
         </w:rPr>
         <w:t xml:space="preserve">减小。</w:t>
       </w:r>
@@ -2206,6 +2504,7 @@
       </m:oMath>
       <w:r>
         <w:rPr>
+          <w:rFonts w:eastAsia="黑体"/>
           <w:b/>
           <w:bCs/>
         </w:rPr>
@@ -2213,25 +2512,34 @@
       </w:r>
       <w:r>
         <w:rPr>
-          <w:rFonts w:hint="eastAsia"/>
+          <w:rFonts w:hint="eastAsia" w:eastAsia="黑体"/>
           <w:b/>
           <w:bCs/>
         </w:rPr>
         <w:t xml:space="preserve">减小</w:t>
       </w:r>
       <w:r>
+        <w:rPr>
+          <w:rFonts w:eastAsia="黑体"/>
+        </w:rPr>
         <w:t xml:space="preserve"> </w:t>
       </w:r>
       <w:r>
+        <w:rPr>
+          <w:rFonts w:eastAsia="黑体"/>
+        </w:rPr>
         <w:t xml:space="preserve">→ </w:t>
       </w:r>
       <w:r>
         <w:rPr>
-          <w:rFonts w:hint="eastAsia"/>
+          <w:rFonts w:hint="eastAsia" w:eastAsia="黑体"/>
         </w:rPr>
         <w:t xml:space="preserve">增益</w:t>
       </w:r>
       <w:r>
+        <w:rPr>
+          <w:rFonts w:eastAsia="黑体"/>
+        </w:rPr>
         <w:t xml:space="preserve"> </w:t>
       </w:r>
       <m:oMath>
@@ -2240,11 +2548,14 @@
         </m:r>
       </m:oMath>
       <w:r>
+        <w:rPr>
+          <w:rFonts w:eastAsia="黑体"/>
+        </w:rPr>
         <w:t xml:space="preserve"> </w:t>
       </w:r>
       <w:r>
         <w:rPr>
-          <w:rFonts w:hint="eastAsia"/>
+          <w:rFonts w:hint="eastAsia" w:eastAsia="黑体"/>
         </w:rPr>
         <w:t xml:space="preserve">增大（</w:t>
       </w:r>
@@ -2272,11 +2583,14 @@
         </m:r>
       </m:oMath>
       <w:r>
+        <w:rPr>
+          <w:rFonts w:eastAsia="黑体"/>
+        </w:rPr>
         <w:t xml:space="preserve"> </w:t>
       </w:r>
       <w:r>
         <w:rPr>
-          <w:rFonts w:hint="eastAsia"/>
+          <w:rFonts w:hint="eastAsia" w:eastAsia="黑体"/>
         </w:rPr>
         <w:t xml:space="preserve">时增益趋向无穷，实际受限）。</w:t>
       </w:r>
@@ -2291,7 +2605,7 @@
       </w:pPr>
       <w:r>
         <w:rPr>
-          <w:rFonts w:hint="eastAsia"/>
+          <w:rFonts w:hint="eastAsia" w:eastAsia="黑体"/>
           <w:b/>
           <w:bCs/>
         </w:rPr>
@@ -2299,6 +2613,7 @@
       </w:r>
       <w:r>
         <w:rPr>
+          <w:rFonts w:eastAsia="黑体"/>
           <w:b/>
           <w:bCs/>
         </w:rPr>
@@ -2320,6 +2635,7 @@
       </m:oMath>
       <w:r>
         <w:rPr>
+          <w:rFonts w:eastAsia="黑体"/>
           <w:b/>
           <w:bCs/>
         </w:rPr>
@@ -2327,21 +2643,27 @@
       </w:r>
       <w:r>
         <w:rPr>
-          <w:rFonts w:hint="eastAsia"/>
+          <w:rFonts w:hint="eastAsia" w:eastAsia="黑体"/>
           <w:b/>
           <w:bCs/>
         </w:rPr>
         <w:t xml:space="preserve">增大</w:t>
       </w:r>
       <w:r>
+        <w:rPr>
+          <w:rFonts w:eastAsia="黑体"/>
+        </w:rPr>
         <w:t xml:space="preserve"> </w:t>
       </w:r>
       <w:r>
+        <w:rPr>
+          <w:rFonts w:eastAsia="黑体"/>
+        </w:rPr>
         <w:t xml:space="preserve">→ </w:t>
       </w:r>
       <w:r>
         <w:rPr>
-          <w:rFonts w:hint="eastAsia"/>
+          <w:rFonts w:hint="eastAsia" w:eastAsia="黑体"/>
         </w:rPr>
         <w:t xml:space="preserve">增益增大，同时噪声、失调也增大。</w:t>
       </w:r>
@@ -2356,30 +2678,39 @@
       </w:pPr>
       <w:r>
         <w:rPr>
-          <w:rFonts w:hint="eastAsia"/>
+          <w:rFonts w:hint="eastAsia" w:eastAsia="黑体"/>
         </w:rPr>
         <w:t xml:space="preserve">后级四电阻</w:t>
       </w:r>
       <w:r>
+        <w:rPr>
+          <w:rFonts w:eastAsia="黑体"/>
+        </w:rPr>
         <w:t xml:space="preserve"> </w:t>
       </w:r>
       <w:r>
         <w:rPr>
-          <w:rFonts w:hint="eastAsia"/>
+          <w:rFonts w:hint="eastAsia" w:eastAsia="黑体"/>
           <w:b/>
           <w:bCs/>
         </w:rPr>
         <w:t xml:space="preserve">失配增大</w:t>
       </w:r>
       <w:r>
+        <w:rPr>
+          <w:rFonts w:eastAsia="黑体"/>
+        </w:rPr>
         <w:t xml:space="preserve"> </w:t>
       </w:r>
       <w:r>
+        <w:rPr>
+          <w:rFonts w:eastAsia="黑体"/>
+        </w:rPr>
         <w:t xml:space="preserve">→ </w:t>
       </w:r>
       <w:r>
         <w:rPr>
-          <w:rFonts w:hint="eastAsia"/>
+          <w:rFonts w:hint="eastAsia" w:eastAsia="黑体"/>
         </w:rPr>
         <w:t xml:space="preserve">共模抑制比（CMRR）显著下降。</w:t>
       </w:r>
@@ -2392,7 +2723,7 @@
       </w:pPr>
       <w:r>
         <w:rPr>
-          <w:rFonts w:hint="eastAsia"/>
+          <w:rFonts w:hint="eastAsia" w:eastAsia="黑体"/>
         </w:rPr>
         <w:t xml:space="preserve">典型参数示例</w:t>
       </w:r>
@@ -2407,11 +2738,14 @@
       </w:pPr>
       <w:r>
         <w:rPr>
-          <w:rFonts w:hint="eastAsia"/>
+          <w:rFonts w:hint="eastAsia" w:eastAsia="黑体"/>
         </w:rPr>
         <w:t xml:space="preserve">取</w:t>
       </w:r>
       <w:r>
+        <w:rPr>
+          <w:rFonts w:eastAsia="黑体"/>
+        </w:rPr>
         <w:t xml:space="preserve"> </w:t>
       </w:r>
       <m:oMath>
@@ -2448,6 +2782,9 @@
         </m:r>
       </m:oMath>
       <w:r>
+        <w:rPr>
+          <w:rFonts w:eastAsia="黑体"/>
+        </w:rPr>
         <w:t xml:space="preserve">、</w:t>
       </w:r>
       <m:oMath>
@@ -2485,7 +2822,7 @@
       </m:oMath>
       <w:r>
         <w:rPr>
-          <w:rFonts w:hint="eastAsia"/>
+          <w:rFonts w:hint="eastAsia" w:eastAsia="黑体"/>
         </w:rPr>
         <w:t xml:space="preserve">：</w:t>
       </w:r>
@@ -2579,6 +2916,9 @@
         </m:r>
       </m:oMath>
       <w:r>
+        <w:rPr>
+          <w:rFonts w:eastAsia="黑体"/>
+        </w:rPr>
         <w:t xml:space="preserve">。</w:t>
       </w:r>
     </w:p>
@@ -2592,11 +2932,14 @@
       </w:pPr>
       <w:r>
         <w:rPr>
-          <w:rFonts w:hint="eastAsia"/>
+          <w:rFonts w:hint="eastAsia" w:eastAsia="黑体"/>
         </w:rPr>
         <w:t xml:space="preserve">取</w:t>
       </w:r>
       <w:r>
+        <w:rPr>
+          <w:rFonts w:eastAsia="黑体"/>
+        </w:rPr>
         <w:t xml:space="preserve"> </w:t>
       </w:r>
       <m:oMath>
@@ -2633,6 +2976,9 @@
         </m:r>
       </m:oMath>
       <w:r>
+        <w:rPr>
+          <w:rFonts w:eastAsia="黑体"/>
+        </w:rPr>
         <w:t xml:space="preserve">、</w:t>
       </w:r>
       <m:oMath>
@@ -2670,7 +3016,7 @@
       </m:oMath>
       <w:r>
         <w:rPr>
-          <w:rFonts w:hint="eastAsia"/>
+          <w:rFonts w:hint="eastAsia" w:eastAsia="黑体"/>
         </w:rPr>
         <w:t xml:space="preserve">：</w:t>
       </w:r>
@@ -2737,6 +3083,9 @@
         </m:r>
       </m:oMath>
       <w:r>
+        <w:rPr>
+          <w:rFonts w:eastAsia="黑体"/>
+        </w:rPr>
         <w:t xml:space="preserve">。</w:t>
       </w:r>
     </w:p>
@@ -2748,7 +3097,7 @@
       </w:pPr>
       <w:r>
         <w:rPr>
-          <w:rFonts w:hint="eastAsia"/>
+          <w:rFonts w:hint="eastAsia" w:eastAsia="黑体"/>
         </w:rPr>
         <w:t xml:space="preserve">常见器件型号</w:t>
       </w:r>
@@ -2763,7 +3112,7 @@
       </w:pPr>
       <w:r>
         <w:rPr>
-          <w:rFonts w:hint="eastAsia"/>
+          <w:rFonts w:hint="eastAsia" w:eastAsia="黑体"/>
         </w:rPr>
         <w:t xml:space="preserve">集成仪表放大器：AD620、INA128、INA333、AD8221、AD8422。</w:t>
       </w:r>
@@ -2778,7 +3127,7 @@
       </w:pPr>
       <w:r>
         <w:rPr>
-          <w:rFonts w:hint="eastAsia"/>
+          <w:rFonts w:hint="eastAsia" w:eastAsia="黑体"/>
         </w:rPr>
         <w:t xml:space="preserve">运放（自搭三运放）：OP07、OPA2277、TL074。</w:t>
       </w:r>
@@ -2791,7 +3140,7 @@
       </w:pPr>
       <w:r>
         <w:rPr>
-          <w:rFonts w:hint="eastAsia"/>
+          <w:rFonts w:hint="eastAsia" w:eastAsia="黑体"/>
         </w:rPr>
         <w:t xml:space="preserve">注意事项</w:t>
       </w:r>
@@ -2806,11 +3155,14 @@
       </w:pPr>
       <w:r>
         <w:rPr>
-          <w:rFonts w:hint="eastAsia"/>
+          <w:rFonts w:hint="eastAsia" w:eastAsia="黑体"/>
         </w:rPr>
         <w:t xml:space="preserve">增益由</w:t>
       </w:r>
       <w:r>
+        <w:rPr>
+          <w:rFonts w:eastAsia="黑体"/>
+        </w:rPr>
         <w:t xml:space="preserve"> </w:t>
       </w:r>
       <m:oMath>
@@ -2828,20 +3180,26 @@
         </m:sSub>
       </m:oMath>
       <w:r>
+        <w:rPr>
+          <w:rFonts w:eastAsia="黑体"/>
+        </w:rPr>
         <w:t xml:space="preserve"> </w:t>
       </w:r>
       <w:r>
         <w:rPr>
-          <w:rFonts w:hint="eastAsia"/>
+          <w:rFonts w:hint="eastAsia" w:eastAsia="黑体"/>
         </w:rPr>
         <w:t xml:space="preserve">一处设定，方便且不破坏</w:t>
       </w:r>
       <w:r>
+        <w:rPr>
+          <w:rFonts w:eastAsia="黑体"/>
+        </w:rPr>
         <w:t xml:space="preserve"> </w:t>
       </w:r>
       <w:r>
         <w:rPr>
-          <w:rFonts w:hint="eastAsia"/>
+          <w:rFonts w:hint="eastAsia" w:eastAsia="黑体"/>
         </w:rPr>
         <w:t xml:space="preserve">CMRR，优于用差分运放直接调增益。</w:t>
       </w:r>
@@ -2856,16 +3214,19 @@
       </w:pPr>
       <w:r>
         <w:rPr>
-          <w:rFonts w:hint="eastAsia"/>
+          <w:rFonts w:hint="eastAsia" w:eastAsia="黑体"/>
         </w:rPr>
         <w:t xml:space="preserve">内部/外部电阻匹配精度直接决定</w:t>
       </w:r>
       <w:r>
+        <w:rPr>
+          <w:rFonts w:eastAsia="黑体"/>
+        </w:rPr>
         <w:t xml:space="preserve"> </w:t>
       </w:r>
       <w:r>
         <w:rPr>
-          <w:rFonts w:hint="eastAsia"/>
+          <w:rFonts w:hint="eastAsia" w:eastAsia="黑体"/>
         </w:rPr>
         <w:t xml:space="preserve">CMRR，高精度场合选激光修调集成芯片。</w:t>
       </w:r>
@@ -2880,7 +3241,7 @@
       </w:pPr>
       <w:r>
         <w:rPr>
-          <w:rFonts w:hint="eastAsia"/>
+          <w:rFonts w:hint="eastAsia" w:eastAsia="黑体"/>
         </w:rPr>
         <w:t xml:space="preserve">输入需在共模输入范围内，并注意输入偏置回流通路（需对地通路）。</w:t>
       </w:r>
@@ -2893,7 +3254,7 @@
       </w:pPr>
       <w:r>
         <w:rPr>
-          <w:rFonts w:hint="eastAsia"/>
+          <w:rFonts w:hint="eastAsia" w:eastAsia="黑体"/>
         </w:rPr>
         <w:t xml:space="preserve">参考资料</w:t>
       </w:r>
@@ -2907,15 +3268,21 @@
         </w:numPr>
       </w:pPr>
       <w:r>
+        <w:rPr>
+          <w:rFonts w:eastAsia="黑体"/>
+        </w:rPr>
         <w:t xml:space="preserve">ADI </w:t>
       </w:r>
       <w:r>
         <w:rPr>
-          <w:rFonts w:hint="eastAsia"/>
+          <w:rFonts w:hint="eastAsia" w:eastAsia="黑体"/>
         </w:rPr>
         <w:t xml:space="preserve">数据手册</w:t>
       </w:r>
       <w:r>
+        <w:rPr>
+          <w:rFonts w:eastAsia="黑体"/>
+        </w:rPr>
         <w:t xml:space="preserve"> AD620 / INA333。</w:t>
       </w:r>
     </w:p>
@@ -2928,6 +3295,9 @@
         </w:numPr>
       </w:pPr>
       <w:r>
+        <w:rPr>
+          <w:rFonts w:eastAsia="黑体"/>
+        </w:rPr>
         <w:t xml:space="preserve">Wikipedia: Instrumentation amplifier。</w:t>
       </w:r>
     </w:p>
@@ -2941,7 +3311,7 @@
       </w:pPr>
       <w:r>
         <w:rPr>
-          <w:rFonts w:hint="eastAsia"/>
+          <w:rFonts w:hint="eastAsia" w:eastAsia="黑体"/>
         </w:rPr>
         <w:t xml:space="preserve">《模拟电子技术基础》（童诗白、华成英）。</w:t>
       </w:r>
@@ -2955,11 +3325,11 @@
       </w:pPr>
       <w:r>
         <w:rPr>
-          <w:rFonts w:ascii="Times New Roman" w:hAnsi="Times New Roman"/>
+          <w:rFonts w:ascii="Times New Roman" w:hAnsi="Times New Roman" w:eastAsia="黑体"/>
           <w:color w:val="555555"/>
           <w:sz w:val="21"/>
         </w:rPr>
-        <w:t>材料收集者：杜文杰</w:t>
+        <w:t>材料收集者：杜文杰，WX手机：19519196569，QQ:3478827729</w:t>
       </w:r>
     </w:p>
     <w:sectPr>
@@ -2979,7 +3349,7 @@
 </file>
 
 <file path=word/footer1.xml><?xml version="1.0" encoding="utf-8"?>
-<w:ftr xmlns:m="http://schemas.openxmlformats.org/officeDocument/2006/math" xmlns:mc="http://schemas.openxmlformats.org/markup-compatibility/2006" xmlns:mo="http://schemas.microsoft.com/office/mac/office/2008/main" xmlns:mv="urn:schemas-microsoft-com:mac:vml" xmlns:o="urn:schemas-microsoft-com:office:office" xmlns:r="http://schemas.openxmlformats.org/officeDocument/2006/relationships" xmlns:v="urn:schemas-microsoft-com:vml" xmlns:w10="urn:schemas-microsoft-com:office:word" xmlns:w14="http://schemas.microsoft.com/office/word/2010/wordml" xmlns:w="http://schemas.openxmlformats.org/wordprocessingml/2006/main" xmlns:wne="http://schemas.microsoft.com/office/word/2006/wordml" xmlns:wp14="http://schemas.microsoft.com/office/word/2010/wordprocessingDrawing" xmlns:wp="http://schemas.openxmlformats.org/drawingml/2006/wordprocessingDrawing" xmlns:wpc="http://schemas.microsoft.com/office/word/2010/wordprocessingCanvas" xmlns:wpg="http://schemas.microsoft.com/office/word/2010/wordprocessingGroup" xmlns:wpi="http://schemas.microsoft.com/office/word/2010/wordprocessingInk" xmlns:wps="http://schemas.microsoft.com/office/word/2010/wordprocessingShape" mc:Ignorable="w14 wp14">
+<w:ftr xmlns:mc="http://schemas.openxmlformats.org/markup-compatibility/2006" xmlns:w="http://schemas.openxmlformats.org/wordprocessingml/2006/main" xmlns:m="http://schemas.openxmlformats.org/officeDocument/2006/math" xmlns:mo="http://schemas.microsoft.com/office/mac/office/2008/main" xmlns:mv="urn:schemas-microsoft-com:mac:vml" xmlns:o="urn:schemas-microsoft-com:office:office" xmlns:r="http://schemas.openxmlformats.org/officeDocument/2006/relationships" xmlns:v="urn:schemas-microsoft-com:vml" xmlns:w10="urn:schemas-microsoft-com:office:word" xmlns:w14="http://schemas.microsoft.com/office/word/2010/wordml" xmlns:wne="http://schemas.microsoft.com/office/word/2006/wordml" xmlns:wp14="http://schemas.microsoft.com/office/word/2010/wordprocessingDrawing" xmlns:wp="http://schemas.openxmlformats.org/drawingml/2006/wordprocessingDrawing" xmlns:wpc="http://schemas.microsoft.com/office/word/2010/wordprocessingCanvas" xmlns:wpg="http://schemas.microsoft.com/office/word/2010/wordprocessingGroup" xmlns:wpi="http://schemas.microsoft.com/office/word/2010/wordprocessingInk" xmlns:wps="http://schemas.microsoft.com/office/word/2010/wordprocessingShape" mc:Ignorable="w14 wp14">
   <w:p>
     <w:pPr>
       <w:pStyle w:val="Footer"/>
@@ -2987,12 +3357,14 @@
     </w:pPr>
     <w:r>
       <w:rPr>
+        <w:rFonts w:eastAsia="黑体"/>
         <w:sz w:val="18"/>
       </w:rPr>
       <w:t xml:space="preserve">第 </w:t>
     </w:r>
     <w:r>
       <w:rPr>
+        <w:rFonts w:eastAsia="黑体"/>
         <w:sz w:val="18"/>
       </w:rPr>
       <w:fldChar w:fldCharType="begin"/>
@@ -3001,6 +3373,7 @@
     </w:r>
     <w:r>
       <w:rPr>
+        <w:rFonts w:eastAsia="黑体"/>
         <w:sz w:val="18"/>
       </w:rPr>
       <w:t xml:space="preserve"> 页</w:t>
@@ -3014,6 +3387,9 @@
   <w:footnote w:type="continuationSeparator" w:id="0">
     <w:p>
       <w:r>
+        <w:rPr>
+          <w:rFonts w:eastAsia="黑体"/>
+        </w:rPr>
         <w:continuationSeparator/>
       </w:r>
     </w:p>
@@ -3021,6 +3397,9 @@
   <w:footnote w:type="separator" w:id="-1">
     <w:p>
       <w:r>
+        <w:rPr>
+          <w:rFonts w:eastAsia="黑体"/>
+        </w:rPr>
         <w:separator/>
       </w:r>
     </w:p>
@@ -3029,7 +3408,7 @@
 </file>
 
 <file path=word/header1.xml><?xml version="1.0" encoding="utf-8"?>
-<w:hdr xmlns:m="http://schemas.openxmlformats.org/officeDocument/2006/math" xmlns:mc="http://schemas.openxmlformats.org/markup-compatibility/2006" xmlns:mo="http://schemas.microsoft.com/office/mac/office/2008/main" xmlns:mv="urn:schemas-microsoft-com:mac:vml" xmlns:o="urn:schemas-microsoft-com:office:office" xmlns:r="http://schemas.openxmlformats.org/officeDocument/2006/relationships" xmlns:v="urn:schemas-microsoft-com:vml" xmlns:w10="urn:schemas-microsoft-com:office:word" xmlns:w14="http://schemas.microsoft.com/office/word/2010/wordml" xmlns:w="http://schemas.openxmlformats.org/wordprocessingml/2006/main" xmlns:wne="http://schemas.microsoft.com/office/word/2006/wordml" xmlns:wp14="http://schemas.microsoft.com/office/word/2010/wordprocessingDrawing" xmlns:wp="http://schemas.openxmlformats.org/drawingml/2006/wordprocessingDrawing" xmlns:wpc="http://schemas.microsoft.com/office/word/2010/wordprocessingCanvas" xmlns:wpg="http://schemas.microsoft.com/office/word/2010/wordprocessingGroup" xmlns:wpi="http://schemas.microsoft.com/office/word/2010/wordprocessingInk" xmlns:wps="http://schemas.microsoft.com/office/word/2010/wordprocessingShape" mc:Ignorable="w14 wp14">
+<w:hdr xmlns:mc="http://schemas.openxmlformats.org/markup-compatibility/2006" xmlns:w="http://schemas.openxmlformats.org/wordprocessingml/2006/main" xmlns:m="http://schemas.openxmlformats.org/officeDocument/2006/math" xmlns:mo="http://schemas.microsoft.com/office/mac/office/2008/main" xmlns:mv="urn:schemas-microsoft-com:mac:vml" xmlns:o="urn:schemas-microsoft-com:office:office" xmlns:r="http://schemas.openxmlformats.org/officeDocument/2006/relationships" xmlns:v="urn:schemas-microsoft-com:vml" xmlns:w10="urn:schemas-microsoft-com:office:word" xmlns:w14="http://schemas.microsoft.com/office/word/2010/wordml" xmlns:wne="http://schemas.microsoft.com/office/word/2006/wordml" xmlns:wp14="http://schemas.microsoft.com/office/word/2010/wordprocessingDrawing" xmlns:wp="http://schemas.openxmlformats.org/drawingml/2006/wordprocessingDrawing" xmlns:wpc="http://schemas.microsoft.com/office/word/2010/wordprocessingCanvas" xmlns:wpg="http://schemas.microsoft.com/office/word/2010/wordprocessingGroup" xmlns:wpi="http://schemas.microsoft.com/office/word/2010/wordprocessingInk" xmlns:wps="http://schemas.microsoft.com/office/word/2010/wordprocessingShape" mc:Ignorable="w14 wp14">
   <w:p>
     <w:pPr>
       <w:pStyle w:val="Header"/>
@@ -3037,7 +3416,7 @@
     </w:pPr>
     <w:r>
       <w:rPr>
-        <w:rFonts w:ascii="Times New Roman" w:hAnsi="Times New Roman"/>
+        <w:rFonts w:ascii="Times New Roman" w:hAnsi="Times New Roman" w:eastAsia="黑体"/>
         <w:sz w:val="18"/>
         <w:rFonts w:eastAsia="黑体"/>
         <w:rFonts w:eastAsia="黑体"/>
@@ -3049,7 +3428,7 @@
 </file>
 
 <file path=word/numbering.xml><?xml version="1.0" encoding="utf-8"?>
-<w:numbering xmlns:m="http://schemas.openxmlformats.org/officeDocument/2006/math" xmlns:mc="http://schemas.openxmlformats.org/markup-compatibility/2006" xmlns:mo="http://schemas.microsoft.com/office/mac/office/2008/main" xmlns:mv="urn:schemas-microsoft-com:mac:vml" xmlns:o="urn:schemas-microsoft-com:office:office" xmlns:r="http://schemas.openxmlformats.org/officeDocument/2006/relationships" xmlns:v="urn:schemas-microsoft-com:vml" xmlns:w="http://schemas.openxmlformats.org/wordprocessingml/2006/main" xmlns:w10="urn:schemas-microsoft-com:office:word" xmlns:w14="http://schemas.microsoft.com/office/word/2010/wordml" xmlns:wne="http://schemas.microsoft.com/office/word/2006/wordml" xmlns:wp="http://schemas.openxmlformats.org/drawingml/2006/wordprocessingDrawing" xmlns:wp14="http://schemas.microsoft.com/office/word/2010/wordprocessingDrawing" xmlns:wpc="http://schemas.microsoft.com/office/word/2010/wordprocessingCanvas" xmlns:wpg="http://schemas.microsoft.com/office/word/2010/wordprocessingGroup" xmlns:wpi="http://schemas.microsoft.com/office/word/2010/wordprocessingInk" xmlns:wps="http://schemas.microsoft.com/office/word/2010/wordprocessingShape" mc:Ignorable="w14 wp14">
+<w:numbering xmlns:mc="http://schemas.openxmlformats.org/markup-compatibility/2006" xmlns:w="http://schemas.openxmlformats.org/wordprocessingml/2006/main" xmlns:m="http://schemas.openxmlformats.org/officeDocument/2006/math" xmlns:mo="http://schemas.microsoft.com/office/mac/office/2008/main" xmlns:mv="urn:schemas-microsoft-com:mac:vml" xmlns:o="urn:schemas-microsoft-com:office:office" xmlns:r="http://schemas.openxmlformats.org/officeDocument/2006/relationships" xmlns:v="urn:schemas-microsoft-com:vml" xmlns:w10="urn:schemas-microsoft-com:office:word" xmlns:w14="http://schemas.microsoft.com/office/word/2010/wordml" xmlns:wne="http://schemas.microsoft.com/office/word/2006/wordml" xmlns:wp="http://schemas.openxmlformats.org/drawingml/2006/wordprocessingDrawing" xmlns:wp14="http://schemas.microsoft.com/office/word/2010/wordprocessingDrawing" xmlns:wpc="http://schemas.microsoft.com/office/word/2010/wordprocessingCanvas" xmlns:wpg="http://schemas.microsoft.com/office/word/2010/wordprocessingGroup" xmlns:wpi="http://schemas.microsoft.com/office/word/2010/wordprocessingInk" xmlns:wps="http://schemas.microsoft.com/office/word/2010/wordprocessingShape" mc:Ignorable="w14 wp14">
   <w:abstractNum w:abstractNumId="0">
     <w:nsid w:val="FFFFFF7C"/>
     <w:multiLevelType w:val="singleLevel"/>
@@ -3136,7 +3515,7 @@
         <w:ind w:hanging="360" w:left="1440"/>
       </w:pPr>
       <w:rPr>
-        <w:rFonts w:ascii="Symbol" w:hAnsi="Symbol" w:hint="default"/>
+        <w:rFonts w:ascii="Symbol" w:hAnsi="Symbol" w:hint="default" w:eastAsia="黑体"/>
       </w:rPr>
     </w:lvl>
   </w:abstractNum>
@@ -3157,7 +3536,7 @@
         <w:ind w:hanging="360" w:left="1080"/>
       </w:pPr>
       <w:rPr>
-        <w:rFonts w:ascii="Symbol" w:hAnsi="Symbol" w:hint="default"/>
+        <w:rFonts w:ascii="Symbol" w:hAnsi="Symbol" w:hint="default" w:eastAsia="黑体"/>
       </w:rPr>
     </w:lvl>
   </w:abstractNum>
@@ -3178,7 +3557,7 @@
         <w:ind w:hanging="360" w:left="720"/>
       </w:pPr>
       <w:rPr>
-        <w:rFonts w:ascii="Symbol" w:hAnsi="Symbol" w:hint="default"/>
+        <w:rFonts w:ascii="Symbol" w:hAnsi="Symbol" w:hint="default" w:eastAsia="黑体"/>
       </w:rPr>
     </w:lvl>
   </w:abstractNum>
@@ -3217,7 +3596,7 @@
         <w:ind w:hanging="360" w:left="360"/>
       </w:pPr>
       <w:rPr>
-        <w:rFonts w:ascii="Symbol" w:hAnsi="Symbol" w:hint="default"/>
+        <w:rFonts w:ascii="Symbol" w:hAnsi="Symbol" w:hint="default" w:eastAsia="黑体"/>
       </w:rPr>
     </w:lvl>
   </w:abstractNum>
@@ -3308,7 +3687,7 @@
         <w:ind w:left="720" w:hanging="360"/>
       </w:pPr>
       <w:rPr>
-        <w:rFonts w:ascii="Symbol" w:hAnsi="Symbol" w:cs="Symbol" w:hint="default"/>
+        <w:rFonts w:ascii="Symbol" w:hAnsi="Symbol" w:cs="Symbol" w:hint="default" w:eastAsia="黑体"/>
       </w:rPr>
     </w:lvl>
     <w:lvl w:ilvl="1">
@@ -3319,7 +3698,7 @@
         <w:ind w:left="1440" w:hanging="360"/>
       </w:pPr>
       <w:rPr>
-        <w:rFonts w:ascii="Courier New" w:hAnsi="Courier New" w:cs="Courier New" w:hint="default"/>
+        <w:rFonts w:ascii="Courier New" w:hAnsi="Courier New" w:cs="Courier New" w:hint="default" w:eastAsia="黑体"/>
       </w:rPr>
     </w:lvl>
     <w:lvl w:ilvl="2">
@@ -3330,7 +3709,7 @@
         <w:ind w:left="2160" w:hanging="360"/>
       </w:pPr>
       <w:rPr>
-        <w:rFonts w:ascii="Wingdings" w:hAnsi="Wingdings" w:cs="Wingdings" w:hint="default"/>
+        <w:rFonts w:ascii="Wingdings" w:hAnsi="Wingdings" w:cs="Wingdings" w:hint="default" w:eastAsia="黑体"/>
       </w:rPr>
     </w:lvl>
     <w:lvl w:ilvl="3">
@@ -3341,7 +3720,7 @@
         <w:ind w:left="2880" w:hanging="360"/>
       </w:pPr>
       <w:rPr>
-        <w:rFonts w:ascii="Symbol" w:hAnsi="Symbol" w:cs="Symbol" w:hint="default"/>
+        <w:rFonts w:ascii="Symbol" w:hAnsi="Symbol" w:cs="Symbol" w:hint="default" w:eastAsia="黑体"/>
       </w:rPr>
     </w:lvl>
     <w:lvl w:ilvl="4">
@@ -3352,7 +3731,7 @@
         <w:ind w:left="3600" w:hanging="360"/>
       </w:pPr>
       <w:rPr>
-        <w:rFonts w:ascii="Courier New" w:hAnsi="Courier New" w:cs="Courier New" w:hint="default"/>
+        <w:rFonts w:ascii="Courier New" w:hAnsi="Courier New" w:cs="Courier New" w:hint="default" w:eastAsia="黑体"/>
       </w:rPr>
     </w:lvl>
     <w:lvl w:ilvl="5">
@@ -3363,7 +3742,7 @@
         <w:ind w:left="4320" w:hanging="360"/>
       </w:pPr>
       <w:rPr>
-        <w:rFonts w:ascii="Wingdings" w:hAnsi="Wingdings" w:cs="Wingdings" w:hint="default"/>
+        <w:rFonts w:ascii="Wingdings" w:hAnsi="Wingdings" w:cs="Wingdings" w:hint="default" w:eastAsia="黑体"/>
       </w:rPr>
     </w:lvl>
     <w:lvl w:ilvl="6">
@@ -3374,7 +3753,7 @@
         <w:ind w:left="5040" w:hanging="360"/>
       </w:pPr>
       <w:rPr>
-        <w:rFonts w:ascii="Symbol" w:hAnsi="Symbol" w:cs="Symbol" w:hint="default"/>
+        <w:rFonts w:ascii="Symbol" w:hAnsi="Symbol" w:cs="Symbol" w:hint="default" w:eastAsia="黑体"/>
       </w:rPr>
     </w:lvl>
     <w:lvl w:ilvl="7">
@@ -3385,7 +3764,7 @@
         <w:ind w:left="5760" w:hanging="360"/>
       </w:pPr>
       <w:rPr>
-        <w:rFonts w:ascii="Courier New" w:hAnsi="Courier New" w:cs="Courier New" w:hint="default"/>
+        <w:rFonts w:ascii="Courier New" w:hAnsi="Courier New" w:cs="Courier New" w:hint="default" w:eastAsia="黑体"/>
       </w:rPr>
     </w:lvl>
     <w:lvl w:ilvl="8">
@@ -3396,7 +3775,7 @@
         <w:ind w:left="6480" w:hanging="360"/>
       </w:pPr>
       <w:rPr>
-        <w:rFonts w:ascii="Wingdings" w:hAnsi="Wingdings" w:cs="Wingdings" w:hint="default"/>
+        <w:rFonts w:ascii="Wingdings" w:hAnsi="Wingdings" w:cs="Wingdings" w:hint="default" w:eastAsia="黑体"/>
       </w:rPr>
     </w:lvl>
   </w:abstractNum>
@@ -3452,11 +3831,11 @@
 </file>
 
 <file path=word/styles.xml><?xml version="1.0" encoding="utf-8"?>
-<w:styles xmlns:mc="http://schemas.openxmlformats.org/markup-compatibility/2006" xmlns:r="http://schemas.openxmlformats.org/officeDocument/2006/relationships" xmlns:w="http://schemas.openxmlformats.org/wordprocessingml/2006/main" xmlns:w14="http://schemas.microsoft.com/office/word/2010/wordml" mc:Ignorable="w14">
+<w:styles xmlns:mc="http://schemas.openxmlformats.org/markup-compatibility/2006" xmlns:w="http://schemas.openxmlformats.org/wordprocessingml/2006/main" xmlns:r="http://schemas.openxmlformats.org/officeDocument/2006/relationships" xmlns:w14="http://schemas.microsoft.com/office/word/2010/wordml" mc:Ignorable="w14">
   <w:docDefaults>
     <w:rPrDefault>
       <w:rPr>
-        <w:rFonts w:asciiTheme="minorHAnsi" w:cstheme="minorBidi" w:eastAsiaTheme="minorEastAsia" w:hAnsiTheme="minorHAnsi"/>
+        <w:rFonts w:asciiTheme="minorHAnsi" w:cstheme="minorBidi" w:hAnsiTheme="minorHAnsi" w:eastAsia="黑体"/>
         <w:sz w:val="22"/>
         <w:szCs w:val="22"/>
         <w:lang w:bidi="ar-SA" w:eastAsia="en-US" w:val="en-US"/>
@@ -3678,7 +4057,7 @@
       <w:outlineLvl w:val="0"/>
     </w:pPr>
     <w:rPr>
-      <w:rFonts w:ascii="Times New Roman" w:asciiTheme="majorHAnsi" w:cstheme="majorBidi" w:eastAsia="黑体" w:eastAsiaTheme="majorEastAsia" w:hAnsi="Times New Roman" w:hAnsiTheme="majorHAnsi"/>
+      <w:rFonts w:ascii="Times New Roman" w:asciiTheme="majorHAnsi" w:cstheme="majorBidi" w:eastAsia="黑体" w:hAnsi="Times New Roman" w:hAnsiTheme="majorHAnsi"/>
       <w:b/>
       <w:bCs/>
       <w:color w:val="1F3864"/>
@@ -3702,7 +4081,7 @@
       <w:outlineLvl w:val="1"/>
     </w:pPr>
     <w:rPr>
-      <w:rFonts w:ascii="Times New Roman" w:asciiTheme="majorHAnsi" w:cstheme="majorBidi" w:eastAsia="黑体" w:eastAsiaTheme="majorEastAsia" w:hAnsi="Times New Roman" w:hAnsiTheme="majorHAnsi"/>
+      <w:rFonts w:ascii="Times New Roman" w:asciiTheme="majorHAnsi" w:cstheme="majorBidi" w:eastAsia="黑体" w:hAnsi="Times New Roman" w:hAnsiTheme="majorHAnsi"/>
       <w:b/>
       <w:bCs/>
       <w:color w:val="2E4E7E"/>
@@ -3726,7 +4105,7 @@
       <w:outlineLvl w:val="2"/>
     </w:pPr>
     <w:rPr>
-      <w:rFonts w:ascii="Times New Roman" w:asciiTheme="majorHAnsi" w:cstheme="majorBidi" w:eastAsia="黑体" w:eastAsiaTheme="majorEastAsia" w:hAnsi="Times New Roman" w:hAnsiTheme="majorHAnsi"/>
+      <w:rFonts w:ascii="Times New Roman" w:asciiTheme="majorHAnsi" w:cstheme="majorBidi" w:eastAsia="黑体" w:hAnsi="Times New Roman" w:hAnsiTheme="majorHAnsi"/>
       <w:b/>
       <w:bCs/>
       <w:color w:val="2E4E7E"/>
@@ -3750,7 +4129,7 @@
       <w:outlineLvl w:val="3"/>
     </w:pPr>
     <w:rPr>
-      <w:rFonts w:ascii="Times New Roman" w:asciiTheme="majorHAnsi" w:cstheme="majorBidi" w:eastAsia="黑体" w:eastAsiaTheme="majorEastAsia" w:hAnsi="Times New Roman" w:hAnsiTheme="majorHAnsi"/>
+      <w:rFonts w:ascii="Times New Roman" w:asciiTheme="majorHAnsi" w:cstheme="majorBidi" w:eastAsia="黑体" w:hAnsi="Times New Roman" w:hAnsiTheme="majorHAnsi"/>
       <w:b/>
       <w:bCs/>
       <w:i/>
@@ -3776,7 +4155,7 @@
       <w:outlineLvl w:val="4"/>
     </w:pPr>
     <w:rPr>
-      <w:rFonts w:ascii="Times New Roman" w:asciiTheme="majorHAnsi" w:cstheme="majorBidi" w:eastAsia="黑体" w:eastAsiaTheme="majorEastAsia" w:hAnsi="Times New Roman" w:hAnsiTheme="majorHAnsi"/>
+      <w:rFonts w:ascii="Times New Roman" w:asciiTheme="majorHAnsi" w:cstheme="majorBidi" w:eastAsia="黑体" w:hAnsi="Times New Roman" w:hAnsiTheme="majorHAnsi"/>
       <w:b/>
       <w:color w:val="333333"/>
       <w:sz w:val="22"/>
@@ -3799,7 +4178,7 @@
       <w:outlineLvl w:val="5"/>
     </w:pPr>
     <w:rPr>
-      <w:rFonts w:asciiTheme="majorHAnsi" w:cstheme="majorBidi" w:eastAsiaTheme="majorEastAsia" w:hAnsiTheme="majorHAnsi"/>
+      <w:rFonts w:asciiTheme="majorHAnsi" w:cstheme="majorBidi" w:hAnsiTheme="majorHAnsi" w:eastAsia="黑体"/>
       <w:i/>
       <w:iCs/>
       <w:color w:themeColor="accent1" w:themeShade="7F" w:val="243F60"/>
@@ -3822,7 +4201,7 @@
       <w:outlineLvl w:val="6"/>
     </w:pPr>
     <w:rPr>
-      <w:rFonts w:asciiTheme="majorHAnsi" w:cstheme="majorBidi" w:eastAsiaTheme="majorEastAsia" w:hAnsiTheme="majorHAnsi"/>
+      <w:rFonts w:asciiTheme="majorHAnsi" w:cstheme="majorBidi" w:hAnsiTheme="majorHAnsi" w:eastAsia="黑体"/>
       <w:i/>
       <w:iCs/>
       <w:color w:themeColor="text1" w:themeTint="BF" w:val="404040"/>
@@ -3845,7 +4224,7 @@
       <w:outlineLvl w:val="7"/>
     </w:pPr>
     <w:rPr>
-      <w:rFonts w:asciiTheme="majorHAnsi" w:cstheme="majorBidi" w:eastAsiaTheme="majorEastAsia" w:hAnsiTheme="majorHAnsi"/>
+      <w:rFonts w:asciiTheme="majorHAnsi" w:cstheme="majorBidi" w:hAnsiTheme="majorHAnsi" w:eastAsia="黑体"/>
       <w:color w:themeColor="accent1" w:val="4F81BD"/>
       <w:sz w:val="20"/>
       <w:szCs w:val="20"/>
@@ -3868,7 +4247,7 @@
       <w:outlineLvl w:val="8"/>
     </w:pPr>
     <w:rPr>
-      <w:rFonts w:asciiTheme="majorHAnsi" w:cstheme="majorBidi" w:eastAsiaTheme="majorEastAsia" w:hAnsiTheme="majorHAnsi"/>
+      <w:rFonts w:asciiTheme="majorHAnsi" w:cstheme="majorBidi" w:hAnsiTheme="majorHAnsi" w:eastAsia="黑体"/>
       <w:i/>
       <w:iCs/>
       <w:color w:themeColor="text1" w:themeTint="BF" w:val="404040"/>
@@ -3919,7 +4298,7 @@
     <w:uiPriority w:val="9"/>
     <w:rsid w:val="00FC693F"/>
     <w:rPr>
-      <w:rFonts w:asciiTheme="majorHAnsi" w:cstheme="majorBidi" w:eastAsiaTheme="majorEastAsia" w:hAnsiTheme="majorHAnsi"/>
+      <w:rFonts w:asciiTheme="majorHAnsi" w:cstheme="majorBidi" w:hAnsiTheme="majorHAnsi" w:eastAsia="黑体"/>
       <w:b/>
       <w:bCs/>
       <w:color w:themeColor="accent1" w:themeShade="BF" w:val="365F91"/>
@@ -3934,7 +4313,7 @@
     <w:uiPriority w:val="9"/>
     <w:rsid w:val="00FC693F"/>
     <w:rPr>
-      <w:rFonts w:asciiTheme="majorHAnsi" w:cstheme="majorBidi" w:eastAsiaTheme="majorEastAsia" w:hAnsiTheme="majorHAnsi"/>
+      <w:rFonts w:asciiTheme="majorHAnsi" w:cstheme="majorBidi" w:hAnsiTheme="majorHAnsi" w:eastAsia="黑体"/>
       <w:b/>
       <w:bCs/>
       <w:color w:themeColor="accent1" w:val="4F81BD"/>
@@ -3949,7 +4328,7 @@
     <w:uiPriority w:val="9"/>
     <w:rsid w:val="00FC693F"/>
     <w:rPr>
-      <w:rFonts w:asciiTheme="majorHAnsi" w:cstheme="majorBidi" w:eastAsiaTheme="majorEastAsia" w:hAnsiTheme="majorHAnsi"/>
+      <w:rFonts w:asciiTheme="majorHAnsi" w:cstheme="majorBidi" w:hAnsiTheme="majorHAnsi" w:eastAsia="黑体"/>
       <w:b/>
       <w:bCs/>
       <w:color w:themeColor="accent1" w:val="4F81BD"/>
@@ -3972,7 +4351,7 @@
       <w:contextualSpacing/>
     </w:pPr>
     <w:rPr>
-      <w:rFonts w:ascii="Times New Roman" w:asciiTheme="majorHAnsi" w:cstheme="majorBidi" w:eastAsia="黑体" w:eastAsiaTheme="majorEastAsia" w:hAnsi="Times New Roman" w:hAnsiTheme="majorHAnsi"/>
+      <w:rFonts w:ascii="Times New Roman" w:asciiTheme="majorHAnsi" w:cstheme="majorBidi" w:eastAsia="黑体" w:hAnsi="Times New Roman" w:hAnsiTheme="majorHAnsi"/>
       <w:b/>
       <w:color w:val="1F3864"/>
       <w:spacing w:val="5"/>
@@ -3988,7 +4367,7 @@
     <w:uiPriority w:val="10"/>
     <w:rsid w:val="00FC693F"/>
     <w:rPr>
-      <w:rFonts w:asciiTheme="majorHAnsi" w:cstheme="majorBidi" w:eastAsiaTheme="majorEastAsia" w:hAnsiTheme="majorHAnsi"/>
+      <w:rFonts w:asciiTheme="majorHAnsi" w:cstheme="majorBidi" w:hAnsiTheme="majorHAnsi" w:eastAsia="黑体"/>
       <w:color w:themeColor="text2" w:themeShade="BF" w:val="17365D"/>
       <w:spacing w:val="5"/>
       <w:kern w:val="28"/>
@@ -4010,7 +4389,7 @@
       </w:numPr>
     </w:pPr>
     <w:rPr>
-      <w:rFonts w:asciiTheme="majorHAnsi" w:cstheme="majorBidi" w:eastAsiaTheme="majorEastAsia" w:hAnsiTheme="majorHAnsi"/>
+      <w:rFonts w:asciiTheme="majorHAnsi" w:cstheme="majorBidi" w:hAnsiTheme="majorHAnsi" w:eastAsia="黑体"/>
       <w:i/>
       <w:iCs/>
       <w:color w:themeColor="accent1" w:val="4F81BD"/>
@@ -4026,7 +4405,7 @@
     <w:uiPriority w:val="11"/>
     <w:rsid w:val="00FC693F"/>
     <w:rPr>
-      <w:rFonts w:asciiTheme="majorHAnsi" w:cstheme="majorBidi" w:eastAsiaTheme="majorEastAsia" w:hAnsiTheme="majorHAnsi"/>
+      <w:rFonts w:asciiTheme="majorHAnsi" w:cstheme="majorBidi" w:hAnsiTheme="majorHAnsi" w:eastAsia="黑体"/>
       <w:i/>
       <w:iCs/>
       <w:color w:themeColor="accent1" w:val="4F81BD"/>
@@ -4093,6 +4472,7 @@
       <w:spacing w:after="120"/>
     </w:pPr>
     <w:rPr>
+      <w:rFonts w:eastAsia="黑体"/>
       <w:sz w:val="16"/>
       <w:szCs w:val="16"/>
     </w:rPr>
@@ -4104,6 +4484,7 @@
     <w:uiPriority w:val="99"/>
     <w:rsid w:val="00AA1D8D"/>
     <w:rPr>
+      <w:rFonts w:eastAsia="黑体"/>
       <w:sz w:val="16"/>
       <w:szCs w:val="16"/>
     </w:rPr>
@@ -4273,7 +4654,7 @@
       </w:tabs>
     </w:pPr>
     <w:rPr>
-      <w:rFonts w:ascii="Courier" w:hAnsi="Courier"/>
+      <w:rFonts w:ascii="Courier" w:hAnsi="Courier" w:eastAsia="黑体"/>
       <w:sz w:val="20"/>
       <w:szCs w:val="20"/>
     </w:rPr>
@@ -4285,7 +4666,7 @@
     <w:uiPriority w:val="99"/>
     <w:rsid w:val="0029639D"/>
     <w:rPr>
-      <w:rFonts w:ascii="Courier" w:hAnsi="Courier"/>
+      <w:rFonts w:ascii="Courier" w:hAnsi="Courier" w:eastAsia="黑体"/>
       <w:sz w:val="20"/>
       <w:szCs w:val="20"/>
     </w:rPr>
@@ -4321,6 +4702,7 @@
     <w:uiPriority w:val="29"/>
     <w:rsid w:val="00FC693F"/>
     <w:rPr>
+      <w:rFonts w:eastAsia="黑体"/>
       <w:i/>
       <w:iCs/>
       <w:color w:themeColor="text1" w:val="000000"/>
@@ -4334,7 +4716,7 @@
     <w:semiHidden/>
     <w:rsid w:val="00FC693F"/>
     <w:rPr>
-      <w:rFonts w:asciiTheme="majorHAnsi" w:cstheme="majorBidi" w:eastAsiaTheme="majorEastAsia" w:hAnsiTheme="majorHAnsi"/>
+      <w:rFonts w:asciiTheme="majorHAnsi" w:cstheme="majorBidi" w:hAnsiTheme="majorHAnsi" w:eastAsia="黑体"/>
       <w:b/>
       <w:bCs/>
       <w:i/>
@@ -4350,7 +4732,7 @@
     <w:semiHidden/>
     <w:rsid w:val="00FC693F"/>
     <w:rPr>
-      <w:rFonts w:asciiTheme="majorHAnsi" w:cstheme="majorBidi" w:eastAsiaTheme="majorEastAsia" w:hAnsiTheme="majorHAnsi"/>
+      <w:rFonts w:asciiTheme="majorHAnsi" w:cstheme="majorBidi" w:hAnsiTheme="majorHAnsi" w:eastAsia="黑体"/>
       <w:color w:themeColor="accent1" w:themeShade="7F" w:val="243F60"/>
     </w:rPr>
   </w:style>
@@ -4362,7 +4744,7 @@
     <w:semiHidden/>
     <w:rsid w:val="00FC693F"/>
     <w:rPr>
-      <w:rFonts w:asciiTheme="majorHAnsi" w:cstheme="majorBidi" w:eastAsiaTheme="majorEastAsia" w:hAnsiTheme="majorHAnsi"/>
+      <w:rFonts w:asciiTheme="majorHAnsi" w:cstheme="majorBidi" w:hAnsiTheme="majorHAnsi" w:eastAsia="黑体"/>
       <w:i/>
       <w:iCs/>
       <w:color w:themeColor="accent1" w:themeShade="7F" w:val="243F60"/>
@@ -4376,7 +4758,7 @@
     <w:semiHidden/>
     <w:rsid w:val="00FC693F"/>
     <w:rPr>
-      <w:rFonts w:asciiTheme="majorHAnsi" w:cstheme="majorBidi" w:eastAsiaTheme="majorEastAsia" w:hAnsiTheme="majorHAnsi"/>
+      <w:rFonts w:asciiTheme="majorHAnsi" w:cstheme="majorBidi" w:hAnsiTheme="majorHAnsi" w:eastAsia="黑体"/>
       <w:i/>
       <w:iCs/>
       <w:color w:themeColor="text1" w:themeTint="BF" w:val="404040"/>
@@ -4390,7 +4772,7 @@
     <w:semiHidden/>
     <w:rsid w:val="00FC693F"/>
     <w:rPr>
-      <w:rFonts w:asciiTheme="majorHAnsi" w:cstheme="majorBidi" w:eastAsiaTheme="majorEastAsia" w:hAnsiTheme="majorHAnsi"/>
+      <w:rFonts w:asciiTheme="majorHAnsi" w:cstheme="majorBidi" w:hAnsiTheme="majorHAnsi" w:eastAsia="黑体"/>
       <w:color w:themeColor="accent1" w:val="4F81BD"/>
       <w:sz w:val="20"/>
       <w:szCs w:val="20"/>
@@ -4404,7 +4786,7 @@
     <w:semiHidden/>
     <w:rsid w:val="00FC693F"/>
     <w:rPr>
-      <w:rFonts w:asciiTheme="majorHAnsi" w:cstheme="majorBidi" w:eastAsiaTheme="majorEastAsia" w:hAnsiTheme="majorHAnsi"/>
+      <w:rFonts w:asciiTheme="majorHAnsi" w:cstheme="majorBidi" w:hAnsiTheme="majorHAnsi" w:eastAsia="黑体"/>
       <w:i/>
       <w:iCs/>
       <w:color w:themeColor="text1" w:themeTint="BF" w:val="404040"/>
@@ -4425,6 +4807,7 @@
       <w:spacing w:line="240" w:lineRule="auto"/>
     </w:pPr>
     <w:rPr>
+      <w:rFonts w:eastAsia="黑体"/>
       <w:b/>
       <w:bCs/>
       <w:color w:themeColor="accent1" w:val="4F81BD"/>
@@ -4439,6 +4822,7 @@
     <w:qFormat/>
     <w:rsid w:val="00FC693F"/>
     <w:rPr>
+      <w:rFonts w:eastAsia="黑体"/>
       <w:b/>
       <w:bCs/>
     </w:rPr>
@@ -4450,6 +4834,7 @@
     <w:qFormat/>
     <w:rsid w:val="00FC693F"/>
     <w:rPr>
+      <w:rFonts w:eastAsia="黑体"/>
       <w:i/>
       <w:iCs/>
     </w:rPr>
@@ -4470,6 +4855,7 @@
       <w:ind w:left="936" w:right="936"/>
     </w:pPr>
     <w:rPr>
+      <w:rFonts w:eastAsia="黑体"/>
       <w:b/>
       <w:bCs/>
       <w:i/>
@@ -4484,6 +4870,7 @@
     <w:uiPriority w:val="30"/>
     <w:rsid w:val="00FC693F"/>
     <w:rPr>
+      <w:rFonts w:eastAsia="黑体"/>
       <w:b/>
       <w:bCs/>
       <w:i/>
@@ -4498,6 +4885,7 @@
     <w:qFormat/>
     <w:rsid w:val="00FC693F"/>
     <w:rPr>
+      <w:rFonts w:eastAsia="黑体"/>
       <w:i/>
       <w:iCs/>
       <w:color w:themeColor="text1" w:themeTint="7F" w:val="808080"/>
@@ -4510,6 +4898,7 @@
     <w:qFormat/>
     <w:rsid w:val="00FC693F"/>
     <w:rPr>
+      <w:rFonts w:eastAsia="黑体"/>
       <w:b/>
       <w:bCs/>
       <w:i/>
@@ -4524,6 +4913,7 @@
     <w:qFormat/>
     <w:rsid w:val="00FC693F"/>
     <w:rPr>
+      <w:rFonts w:eastAsia="黑体"/>
       <w:smallCaps/>
       <w:color w:themeColor="accent2" w:val="C0504D"/>
       <w:u w:val="single"/>
@@ -4536,6 +4926,7 @@
     <w:qFormat/>
     <w:rsid w:val="00FC693F"/>
     <w:rPr>
+      <w:rFonts w:eastAsia="黑体"/>
       <w:b/>
       <w:bCs/>
       <w:smallCaps/>
@@ -4551,6 +4942,7 @@
     <w:qFormat/>
     <w:rsid w:val="00FC693F"/>
     <w:rPr>
+      <w:rFonts w:eastAsia="黑体"/>
       <w:b/>
       <w:bCs/>
       <w:smallCaps/>
@@ -4605,6 +4997,7 @@
       <w:spacing w:after="0" w:line="240" w:lineRule="auto"/>
     </w:pPr>
     <w:rPr>
+      <w:rFonts w:eastAsia="黑体"/>
       <w:color w:themeColor="text1" w:themeShade="BF" w:val="000000"/>
     </w:rPr>
     <w:tblPr>
@@ -4627,6 +5020,7 @@
         <w:spacing w:after="0" w:before="0" w:line="240" w:lineRule="auto"/>
       </w:pPr>
       <w:rPr>
+        <w:rFonts w:eastAsia="黑体"/>
         <w:b/>
         <w:bCs/>
       </w:rPr>
@@ -4647,6 +5041,7 @@
         <w:spacing w:after="0" w:before="0" w:line="240" w:lineRule="auto"/>
       </w:pPr>
       <w:rPr>
+        <w:rFonts w:eastAsia="黑体"/>
         <w:b/>
         <w:bCs/>
       </w:rPr>
@@ -4664,12 +5059,14 @@
     </w:tblStylePr>
     <w:tblStylePr w:type="firstCol">
       <w:rPr>
+        <w:rFonts w:eastAsia="黑体"/>
         <w:b/>
         <w:bCs/>
       </w:rPr>
     </w:tblStylePr>
     <w:tblStylePr w:type="lastCol">
       <w:rPr>
+        <w:rFonts w:eastAsia="黑体"/>
         <w:b/>
         <w:bCs/>
       </w:rPr>
@@ -4708,6 +5105,7 @@
       <w:spacing w:after="0" w:line="240" w:lineRule="auto"/>
     </w:pPr>
     <w:rPr>
+      <w:rFonts w:eastAsia="黑体"/>
       <w:color w:themeColor="accent1" w:themeShade="BF" w:val="365F91"/>
     </w:rPr>
     <w:tblPr>
@@ -4730,6 +5128,7 @@
         <w:spacing w:after="0" w:before="0" w:line="240" w:lineRule="auto"/>
       </w:pPr>
       <w:rPr>
+        <w:rFonts w:eastAsia="黑体"/>
         <w:b/>
         <w:bCs/>
       </w:rPr>
@@ -4750,6 +5149,7 @@
         <w:spacing w:after="0" w:before="0" w:line="240" w:lineRule="auto"/>
       </w:pPr>
       <w:rPr>
+        <w:rFonts w:eastAsia="黑体"/>
         <w:b/>
         <w:bCs/>
       </w:rPr>
@@ -4767,12 +5167,14 @@
     </w:tblStylePr>
     <w:tblStylePr w:type="firstCol">
       <w:rPr>
+        <w:rFonts w:eastAsia="黑体"/>
         <w:b/>
         <w:bCs/>
       </w:rPr>
     </w:tblStylePr>
     <w:tblStylePr w:type="lastCol">
       <w:rPr>
+        <w:rFonts w:eastAsia="黑体"/>
         <w:b/>
         <w:bCs/>
       </w:rPr>
@@ -4811,6 +5213,7 @@
       <w:spacing w:after="0" w:line="240" w:lineRule="auto"/>
     </w:pPr>
     <w:rPr>
+      <w:rFonts w:eastAsia="黑体"/>
       <w:color w:themeColor="accent2" w:themeShade="BF" w:val="943634"/>
     </w:rPr>
     <w:tblPr>
@@ -4833,6 +5236,7 @@
         <w:spacing w:after="0" w:before="0" w:line="240" w:lineRule="auto"/>
       </w:pPr>
       <w:rPr>
+        <w:rFonts w:eastAsia="黑体"/>
         <w:b/>
         <w:bCs/>
       </w:rPr>
@@ -4853,6 +5257,7 @@
         <w:spacing w:after="0" w:before="0" w:line="240" w:lineRule="auto"/>
       </w:pPr>
       <w:rPr>
+        <w:rFonts w:eastAsia="黑体"/>
         <w:b/>
         <w:bCs/>
       </w:rPr>
@@ -4870,12 +5275,14 @@
     </w:tblStylePr>
     <w:tblStylePr w:type="firstCol">
       <w:rPr>
+        <w:rFonts w:eastAsia="黑体"/>
         <w:b/>
         <w:bCs/>
       </w:rPr>
     </w:tblStylePr>
     <w:tblStylePr w:type="lastCol">
       <w:rPr>
+        <w:rFonts w:eastAsia="黑体"/>
         <w:b/>
         <w:bCs/>
       </w:rPr>
@@ -4914,6 +5321,7 @@
       <w:spacing w:after="0" w:line="240" w:lineRule="auto"/>
     </w:pPr>
     <w:rPr>
+      <w:rFonts w:eastAsia="黑体"/>
       <w:color w:themeColor="accent3" w:themeShade="BF" w:val="76923C"/>
     </w:rPr>
     <w:tblPr>
@@ -4936,6 +5344,7 @@
         <w:spacing w:after="0" w:before="0" w:line="240" w:lineRule="auto"/>
       </w:pPr>
       <w:rPr>
+        <w:rFonts w:eastAsia="黑体"/>
         <w:b/>
         <w:bCs/>
       </w:rPr>
@@ -4956,6 +5365,7 @@
         <w:spacing w:after="0" w:before="0" w:line="240" w:lineRule="auto"/>
       </w:pPr>
       <w:rPr>
+        <w:rFonts w:eastAsia="黑体"/>
         <w:b/>
         <w:bCs/>
       </w:rPr>
@@ -4973,12 +5383,14 @@
     </w:tblStylePr>
     <w:tblStylePr w:type="firstCol">
       <w:rPr>
+        <w:rFonts w:eastAsia="黑体"/>
         <w:b/>
         <w:bCs/>
       </w:rPr>
     </w:tblStylePr>
     <w:tblStylePr w:type="lastCol">
       <w:rPr>
+        <w:rFonts w:eastAsia="黑体"/>
         <w:b/>
         <w:bCs/>
       </w:rPr>
@@ -5017,6 +5429,7 @@
       <w:spacing w:after="0" w:line="240" w:lineRule="auto"/>
     </w:pPr>
     <w:rPr>
+      <w:rFonts w:eastAsia="黑体"/>
       <w:color w:themeColor="accent4" w:themeShade="BF" w:val="5F497A"/>
     </w:rPr>
     <w:tblPr>
@@ -5039,6 +5452,7 @@
         <w:spacing w:after="0" w:before="0" w:line="240" w:lineRule="auto"/>
       </w:pPr>
       <w:rPr>
+        <w:rFonts w:eastAsia="黑体"/>
         <w:b/>
         <w:bCs/>
       </w:rPr>
@@ -5059,6 +5473,7 @@
         <w:spacing w:after="0" w:before="0" w:line="240" w:lineRule="auto"/>
       </w:pPr>
       <w:rPr>
+        <w:rFonts w:eastAsia="黑体"/>
         <w:b/>
         <w:bCs/>
       </w:rPr>
@@ -5076,12 +5491,14 @@
     </w:tblStylePr>
     <w:tblStylePr w:type="firstCol">
       <w:rPr>
+        <w:rFonts w:eastAsia="黑体"/>
         <w:b/>
         <w:bCs/>
       </w:rPr>
     </w:tblStylePr>
     <w:tblStylePr w:type="lastCol">
       <w:rPr>
+        <w:rFonts w:eastAsia="黑体"/>
         <w:b/>
         <w:bCs/>
       </w:rPr>
@@ -5120,6 +5537,7 @@
       <w:spacing w:after="0" w:line="240" w:lineRule="auto"/>
     </w:pPr>
     <w:rPr>
+      <w:rFonts w:eastAsia="黑体"/>
       <w:color w:themeColor="accent5" w:themeShade="BF" w:val="31849B"/>
     </w:rPr>
     <w:tblPr>
@@ -5142,6 +5560,7 @@
         <w:spacing w:after="0" w:before="0" w:line="240" w:lineRule="auto"/>
       </w:pPr>
       <w:rPr>
+        <w:rFonts w:eastAsia="黑体"/>
         <w:b/>
         <w:bCs/>
       </w:rPr>
@@ -5162,6 +5581,7 @@
         <w:spacing w:after="0" w:before="0" w:line="240" w:lineRule="auto"/>
       </w:pPr>
       <w:rPr>
+        <w:rFonts w:eastAsia="黑体"/>
         <w:b/>
         <w:bCs/>
       </w:rPr>
@@ -5179,12 +5599,14 @@
     </w:tblStylePr>
     <w:tblStylePr w:type="firstCol">
       <w:rPr>
+        <w:rFonts w:eastAsia="黑体"/>
         <w:b/>
         <w:bCs/>
       </w:rPr>
     </w:tblStylePr>
     <w:tblStylePr w:type="lastCol">
       <w:rPr>
+        <w:rFonts w:eastAsia="黑体"/>
         <w:b/>
         <w:bCs/>
       </w:rPr>
@@ -5223,6 +5645,7 @@
       <w:spacing w:after="0" w:line="240" w:lineRule="auto"/>
     </w:pPr>
     <w:rPr>
+      <w:rFonts w:eastAsia="黑体"/>
       <w:color w:themeColor="accent6" w:themeShade="BF" w:val="E36C0A"/>
     </w:rPr>
     <w:tblPr>
@@ -5245,6 +5668,7 @@
         <w:spacing w:after="0" w:before="0" w:line="240" w:lineRule="auto"/>
       </w:pPr>
       <w:rPr>
+        <w:rFonts w:eastAsia="黑体"/>
         <w:b/>
         <w:bCs/>
       </w:rPr>
@@ -5265,6 +5689,7 @@
         <w:spacing w:after="0" w:before="0" w:line="240" w:lineRule="auto"/>
       </w:pPr>
       <w:rPr>
+        <w:rFonts w:eastAsia="黑体"/>
         <w:b/>
         <w:bCs/>
       </w:rPr>
@@ -5282,12 +5707,14 @@
     </w:tblStylePr>
     <w:tblStylePr w:type="firstCol">
       <w:rPr>
+        <w:rFonts w:eastAsia="黑体"/>
         <w:b/>
         <w:bCs/>
       </w:rPr>
     </w:tblStylePr>
     <w:tblStylePr w:type="lastCol">
       <w:rPr>
+        <w:rFonts w:eastAsia="黑体"/>
         <w:b/>
         <w:bCs/>
       </w:rPr>
@@ -5347,6 +5774,7 @@
         <w:spacing w:after="0" w:before="0" w:line="240" w:lineRule="auto"/>
       </w:pPr>
       <w:rPr>
+        <w:rFonts w:eastAsia="黑体"/>
         <w:b/>
         <w:bCs/>
         <w:color w:themeColor="background1" w:val="FFFFFF"/>
@@ -5361,6 +5789,7 @@
         <w:spacing w:after="0" w:before="0" w:line="240" w:lineRule="auto"/>
       </w:pPr>
       <w:rPr>
+        <w:rFonts w:eastAsia="黑体"/>
         <w:b/>
         <w:bCs/>
       </w:rPr>
@@ -5376,12 +5805,14 @@
     </w:tblStylePr>
     <w:tblStylePr w:type="firstCol">
       <w:rPr>
+        <w:rFonts w:eastAsia="黑体"/>
         <w:b/>
         <w:bCs/>
       </w:rPr>
     </w:tblStylePr>
     <w:tblStylePr w:type="lastCol">
       <w:rPr>
+        <w:rFonts w:eastAsia="黑体"/>
         <w:b/>
         <w:bCs/>
       </w:rPr>
@@ -5439,6 +5870,7 @@
         <w:spacing w:after="0" w:before="0" w:line="240" w:lineRule="auto"/>
       </w:pPr>
       <w:rPr>
+        <w:rFonts w:eastAsia="黑体"/>
         <w:b/>
         <w:bCs/>
         <w:color w:themeColor="background1" w:val="FFFFFF"/>
@@ -5453,6 +5885,7 @@
         <w:spacing w:after="0" w:before="0" w:line="240" w:lineRule="auto"/>
       </w:pPr>
       <w:rPr>
+        <w:rFonts w:eastAsia="黑体"/>
         <w:b/>
         <w:bCs/>
       </w:rPr>
@@ -5468,12 +5901,14 @@
     </w:tblStylePr>
     <w:tblStylePr w:type="firstCol">
       <w:rPr>
+        <w:rFonts w:eastAsia="黑体"/>
         <w:b/>
         <w:bCs/>
       </w:rPr>
     </w:tblStylePr>
     <w:tblStylePr w:type="lastCol">
       <w:rPr>
+        <w:rFonts w:eastAsia="黑体"/>
         <w:b/>
         <w:bCs/>
       </w:rPr>
@@ -5531,6 +5966,7 @@
         <w:spacing w:after="0" w:before="0" w:line="240" w:lineRule="auto"/>
       </w:pPr>
       <w:rPr>
+        <w:rFonts w:eastAsia="黑体"/>
         <w:b/>
         <w:bCs/>
         <w:color w:themeColor="background1" w:val="FFFFFF"/>
@@ -5545,6 +5981,7 @@
         <w:spacing w:after="0" w:before="0" w:line="240" w:lineRule="auto"/>
       </w:pPr>
       <w:rPr>
+        <w:rFonts w:eastAsia="黑体"/>
         <w:b/>
         <w:bCs/>
       </w:rPr>
@@ -5560,12 +5997,14 @@
     </w:tblStylePr>
     <w:tblStylePr w:type="firstCol">
       <w:rPr>
+        <w:rFonts w:eastAsia="黑体"/>
         <w:b/>
         <w:bCs/>
       </w:rPr>
     </w:tblStylePr>
     <w:tblStylePr w:type="lastCol">
       <w:rPr>
+        <w:rFonts w:eastAsia="黑体"/>
         <w:b/>
         <w:bCs/>
       </w:rPr>
@@ -5623,6 +6062,7 @@
         <w:spacing w:after="0" w:before="0" w:line="240" w:lineRule="auto"/>
       </w:pPr>
       <w:rPr>
+        <w:rFonts w:eastAsia="黑体"/>
         <w:b/>
         <w:bCs/>
         <w:color w:themeColor="background1" w:val="FFFFFF"/>
@@ -5637,6 +6077,7 @@
         <w:spacing w:after="0" w:before="0" w:line="240" w:lineRule="auto"/>
       </w:pPr>
       <w:rPr>
+        <w:rFonts w:eastAsia="黑体"/>
         <w:b/>
         <w:bCs/>
       </w:rPr>
@@ -5652,12 +6093,14 @@
     </w:tblStylePr>
     <w:tblStylePr w:type="firstCol">
       <w:rPr>
+        <w:rFonts w:eastAsia="黑体"/>
         <w:b/>
         <w:bCs/>
       </w:rPr>
     </w:tblStylePr>
     <w:tblStylePr w:type="lastCol">
       <w:rPr>
+        <w:rFonts w:eastAsia="黑体"/>
         <w:b/>
         <w:bCs/>
       </w:rPr>
@@ -5715,6 +6158,7 @@
         <w:spacing w:after="0" w:before="0" w:line="240" w:lineRule="auto"/>
       </w:pPr>
       <w:rPr>
+        <w:rFonts w:eastAsia="黑体"/>
         <w:b/>
         <w:bCs/>
         <w:color w:themeColor="background1" w:val="FFFFFF"/>
@@ -5729,6 +6173,7 @@
         <w:spacing w:after="0" w:before="0" w:line="240" w:lineRule="auto"/>
       </w:pPr>
       <w:rPr>
+        <w:rFonts w:eastAsia="黑体"/>
         <w:b/>
         <w:bCs/>
       </w:rPr>
@@ -5744,12 +6189,14 @@
     </w:tblStylePr>
     <w:tblStylePr w:type="firstCol">
       <w:rPr>
+        <w:rFonts w:eastAsia="黑体"/>
         <w:b/>
         <w:bCs/>
       </w:rPr>
     </w:tblStylePr>
     <w:tblStylePr w:type="lastCol">
       <w:rPr>
+        <w:rFonts w:eastAsia="黑体"/>
         <w:b/>
         <w:bCs/>
       </w:rPr>
@@ -5807,6 +6254,7 @@
         <w:spacing w:after="0" w:before="0" w:line="240" w:lineRule="auto"/>
       </w:pPr>
       <w:rPr>
+        <w:rFonts w:eastAsia="黑体"/>
         <w:b/>
         <w:bCs/>
         <w:color w:themeColor="background1" w:val="FFFFFF"/>
@@ -5821,6 +6269,7 @@
         <w:spacing w:after="0" w:before="0" w:line="240" w:lineRule="auto"/>
       </w:pPr>
       <w:rPr>
+        <w:rFonts w:eastAsia="黑体"/>
         <w:b/>
         <w:bCs/>
       </w:rPr>
@@ -5836,12 +6285,14 @@
     </w:tblStylePr>
     <w:tblStylePr w:type="firstCol">
       <w:rPr>
+        <w:rFonts w:eastAsia="黑体"/>
         <w:b/>
         <w:bCs/>
       </w:rPr>
     </w:tblStylePr>
     <w:tblStylePr w:type="lastCol">
       <w:rPr>
+        <w:rFonts w:eastAsia="黑体"/>
         <w:b/>
         <w:bCs/>
       </w:rPr>
@@ -5899,6 +6350,7 @@
         <w:spacing w:after="0" w:before="0" w:line="240" w:lineRule="auto"/>
       </w:pPr>
       <w:rPr>
+        <w:rFonts w:eastAsia="黑体"/>
         <w:b/>
         <w:bCs/>
         <w:color w:themeColor="background1" w:val="FFFFFF"/>
@@ -5913,6 +6365,7 @@
         <w:spacing w:after="0" w:before="0" w:line="240" w:lineRule="auto"/>
       </w:pPr>
       <w:rPr>
+        <w:rFonts w:eastAsia="黑体"/>
         <w:b/>
         <w:bCs/>
       </w:rPr>
@@ -5928,12 +6381,14 @@
     </w:tblStylePr>
     <w:tblStylePr w:type="firstCol">
       <w:rPr>
+        <w:rFonts w:eastAsia="黑体"/>
         <w:b/>
         <w:bCs/>
       </w:rPr>
     </w:tblStylePr>
     <w:tblStylePr w:type="lastCol">
       <w:rPr>
+        <w:rFonts w:eastAsia="黑体"/>
         <w:b/>
         <w:bCs/>
       </w:rPr>
@@ -5993,7 +6448,7 @@
         <w:spacing w:after="0" w:before="0" w:line="240" w:lineRule="auto"/>
       </w:pPr>
       <w:rPr>
-        <w:rFonts w:asciiTheme="majorHAnsi" w:cstheme="majorBidi" w:eastAsiaTheme="majorEastAsia" w:hAnsiTheme="majorHAnsi"/>
+        <w:rFonts w:asciiTheme="majorHAnsi" w:cstheme="majorBidi" w:hAnsiTheme="majorHAnsi" w:eastAsia="黑体"/>
         <w:b/>
         <w:bCs/>
       </w:rPr>
@@ -6014,7 +6469,7 @@
         <w:spacing w:after="0" w:before="0" w:line="240" w:lineRule="auto"/>
       </w:pPr>
       <w:rPr>
-        <w:rFonts w:asciiTheme="majorHAnsi" w:cstheme="majorBidi" w:eastAsiaTheme="majorEastAsia" w:hAnsiTheme="majorHAnsi"/>
+        <w:rFonts w:asciiTheme="majorHAnsi" w:cstheme="majorBidi" w:hAnsiTheme="majorHAnsi" w:eastAsia="黑体"/>
         <w:b/>
         <w:bCs/>
       </w:rPr>
@@ -6032,14 +6487,14 @@
     </w:tblStylePr>
     <w:tblStylePr w:type="firstCol">
       <w:rPr>
-        <w:rFonts w:asciiTheme="majorHAnsi" w:cstheme="majorBidi" w:eastAsiaTheme="majorEastAsia" w:hAnsiTheme="majorHAnsi"/>
+        <w:rFonts w:asciiTheme="majorHAnsi" w:cstheme="majorBidi" w:hAnsiTheme="majorHAnsi" w:eastAsia="黑体"/>
         <w:b/>
         <w:bCs/>
       </w:rPr>
     </w:tblStylePr>
     <w:tblStylePr w:type="lastCol">
       <w:rPr>
-        <w:rFonts w:asciiTheme="majorHAnsi" w:cstheme="majorBidi" w:eastAsiaTheme="majorEastAsia" w:hAnsiTheme="majorHAnsi"/>
+        <w:rFonts w:asciiTheme="majorHAnsi" w:cstheme="majorBidi" w:hAnsiTheme="majorHAnsi" w:eastAsia="黑体"/>
         <w:b/>
         <w:bCs/>
       </w:rPr>
@@ -6123,7 +6578,7 @@
         <w:spacing w:after="0" w:before="0" w:line="240" w:lineRule="auto"/>
       </w:pPr>
       <w:rPr>
-        <w:rFonts w:asciiTheme="majorHAnsi" w:cstheme="majorBidi" w:eastAsiaTheme="majorEastAsia" w:hAnsiTheme="majorHAnsi"/>
+        <w:rFonts w:asciiTheme="majorHAnsi" w:cstheme="majorBidi" w:hAnsiTheme="majorHAnsi" w:eastAsia="黑体"/>
         <w:b/>
         <w:bCs/>
       </w:rPr>
@@ -6144,7 +6599,7 @@
         <w:spacing w:after="0" w:before="0" w:line="240" w:lineRule="auto"/>
       </w:pPr>
       <w:rPr>
-        <w:rFonts w:asciiTheme="majorHAnsi" w:cstheme="majorBidi" w:eastAsiaTheme="majorEastAsia" w:hAnsiTheme="majorHAnsi"/>
+        <w:rFonts w:asciiTheme="majorHAnsi" w:cstheme="majorBidi" w:hAnsiTheme="majorHAnsi" w:eastAsia="黑体"/>
         <w:b/>
         <w:bCs/>
       </w:rPr>
@@ -6162,14 +6617,14 @@
     </w:tblStylePr>
     <w:tblStylePr w:type="firstCol">
       <w:rPr>
-        <w:rFonts w:asciiTheme="majorHAnsi" w:cstheme="majorBidi" w:eastAsiaTheme="majorEastAsia" w:hAnsiTheme="majorHAnsi"/>
+        <w:rFonts w:asciiTheme="majorHAnsi" w:cstheme="majorBidi" w:hAnsiTheme="majorHAnsi" w:eastAsia="黑体"/>
         <w:b/>
         <w:bCs/>
       </w:rPr>
     </w:tblStylePr>
     <w:tblStylePr w:type="lastCol">
       <w:rPr>
-        <w:rFonts w:asciiTheme="majorHAnsi" w:cstheme="majorBidi" w:eastAsiaTheme="majorEastAsia" w:hAnsiTheme="majorHAnsi"/>
+        <w:rFonts w:asciiTheme="majorHAnsi" w:cstheme="majorBidi" w:hAnsiTheme="majorHAnsi" w:eastAsia="黑体"/>
         <w:b/>
         <w:bCs/>
       </w:rPr>
@@ -6253,7 +6708,7 @@
         <w:spacing w:after="0" w:before="0" w:line="240" w:lineRule="auto"/>
       </w:pPr>
       <w:rPr>
-        <w:rFonts w:asciiTheme="majorHAnsi" w:cstheme="majorBidi" w:eastAsiaTheme="majorEastAsia" w:hAnsiTheme="majorHAnsi"/>
+        <w:rFonts w:asciiTheme="majorHAnsi" w:cstheme="majorBidi" w:hAnsiTheme="majorHAnsi" w:eastAsia="黑体"/>
         <w:b/>
         <w:bCs/>
       </w:rPr>
@@ -6274,7 +6729,7 @@
         <w:spacing w:after="0" w:before="0" w:line="240" w:lineRule="auto"/>
       </w:pPr>
       <w:rPr>
-        <w:rFonts w:asciiTheme="majorHAnsi" w:cstheme="majorBidi" w:eastAsiaTheme="majorEastAsia" w:hAnsiTheme="majorHAnsi"/>
+        <w:rFonts w:asciiTheme="majorHAnsi" w:cstheme="majorBidi" w:hAnsiTheme="majorHAnsi" w:eastAsia="黑体"/>
         <w:b/>
         <w:bCs/>
       </w:rPr>
@@ -6292,14 +6747,14 @@
     </w:tblStylePr>
     <w:tblStylePr w:type="firstCol">
       <w:rPr>
-        <w:rFonts w:asciiTheme="majorHAnsi" w:cstheme="majorBidi" w:eastAsiaTheme="majorEastAsia" w:hAnsiTheme="majorHAnsi"/>
+        <w:rFonts w:asciiTheme="majorHAnsi" w:cstheme="majorBidi" w:hAnsiTheme="majorHAnsi" w:eastAsia="黑体"/>
         <w:b/>
         <w:bCs/>
       </w:rPr>
     </w:tblStylePr>
     <w:tblStylePr w:type="lastCol">
       <w:rPr>
-        <w:rFonts w:asciiTheme="majorHAnsi" w:cstheme="majorBidi" w:eastAsiaTheme="majorEastAsia" w:hAnsiTheme="majorHAnsi"/>
+        <w:rFonts w:asciiTheme="majorHAnsi" w:cstheme="majorBidi" w:hAnsiTheme="majorHAnsi" w:eastAsia="黑体"/>
         <w:b/>
         <w:bCs/>
       </w:rPr>
@@ -6383,7 +6838,7 @@
         <w:spacing w:after="0" w:before="0" w:line="240" w:lineRule="auto"/>
       </w:pPr>
       <w:rPr>
-        <w:rFonts w:asciiTheme="majorHAnsi" w:cstheme="majorBidi" w:eastAsiaTheme="majorEastAsia" w:hAnsiTheme="majorHAnsi"/>
+        <w:rFonts w:asciiTheme="majorHAnsi" w:cstheme="majorBidi" w:hAnsiTheme="majorHAnsi" w:eastAsia="黑体"/>
         <w:b/>
         <w:bCs/>
       </w:rPr>
@@ -6404,7 +6859,7 @@
         <w:spacing w:after="0" w:before="0" w:line="240" w:lineRule="auto"/>
       </w:pPr>
       <w:rPr>
-        <w:rFonts w:asciiTheme="majorHAnsi" w:cstheme="majorBidi" w:eastAsiaTheme="majorEastAsia" w:hAnsiTheme="majorHAnsi"/>
+        <w:rFonts w:asciiTheme="majorHAnsi" w:cstheme="majorBidi" w:hAnsiTheme="majorHAnsi" w:eastAsia="黑体"/>
         <w:b/>
         <w:bCs/>
       </w:rPr>
@@ -6422,14 +6877,14 @@
     </w:tblStylePr>
     <w:tblStylePr w:type="firstCol">
       <w:rPr>
-        <w:rFonts w:asciiTheme="majorHAnsi" w:cstheme="majorBidi" w:eastAsiaTheme="majorEastAsia" w:hAnsiTheme="majorHAnsi"/>
+        <w:rFonts w:asciiTheme="majorHAnsi" w:cstheme="majorBidi" w:hAnsiTheme="majorHAnsi" w:eastAsia="黑体"/>
         <w:b/>
         <w:bCs/>
       </w:rPr>
     </w:tblStylePr>
     <w:tblStylePr w:type="lastCol">
       <w:rPr>
-        <w:rFonts w:asciiTheme="majorHAnsi" w:cstheme="majorBidi" w:eastAsiaTheme="majorEastAsia" w:hAnsiTheme="majorHAnsi"/>
+        <w:rFonts w:asciiTheme="majorHAnsi" w:cstheme="majorBidi" w:hAnsiTheme="majorHAnsi" w:eastAsia="黑体"/>
         <w:b/>
         <w:bCs/>
       </w:rPr>
@@ -6513,7 +6968,7 @@
         <w:spacing w:after="0" w:before="0" w:line="240" w:lineRule="auto"/>
       </w:pPr>
       <w:rPr>
-        <w:rFonts w:asciiTheme="majorHAnsi" w:cstheme="majorBidi" w:eastAsiaTheme="majorEastAsia" w:hAnsiTheme="majorHAnsi"/>
+        <w:rFonts w:asciiTheme="majorHAnsi" w:cstheme="majorBidi" w:hAnsiTheme="majorHAnsi" w:eastAsia="黑体"/>
         <w:b/>
         <w:bCs/>
       </w:rPr>
@@ -6534,7 +6989,7 @@
         <w:spacing w:after="0" w:before="0" w:line="240" w:lineRule="auto"/>
       </w:pPr>
       <w:rPr>
-        <w:rFonts w:asciiTheme="majorHAnsi" w:cstheme="majorBidi" w:eastAsiaTheme="majorEastAsia" w:hAnsiTheme="majorHAnsi"/>
+        <w:rFonts w:asciiTheme="majorHAnsi" w:cstheme="majorBidi" w:hAnsiTheme="majorHAnsi" w:eastAsia="黑体"/>
         <w:b/>
         <w:bCs/>
       </w:rPr>
@@ -6552,14 +7007,14 @@
     </w:tblStylePr>
     <w:tblStylePr w:type="firstCol">
       <w:rPr>
-        <w:rFonts w:asciiTheme="majorHAnsi" w:cstheme="majorBidi" w:eastAsiaTheme="majorEastAsia" w:hAnsiTheme="majorHAnsi"/>
+        <w:rFonts w:asciiTheme="majorHAnsi" w:cstheme="majorBidi" w:hAnsiTheme="majorHAnsi" w:eastAsia="黑体"/>
         <w:b/>
         <w:bCs/>
       </w:rPr>
     </w:tblStylePr>
     <w:tblStylePr w:type="lastCol">
       <w:rPr>
-        <w:rFonts w:asciiTheme="majorHAnsi" w:cstheme="majorBidi" w:eastAsiaTheme="majorEastAsia" w:hAnsiTheme="majorHAnsi"/>
+        <w:rFonts w:asciiTheme="majorHAnsi" w:cstheme="majorBidi" w:hAnsiTheme="majorHAnsi" w:eastAsia="黑体"/>
         <w:b/>
         <w:bCs/>
       </w:rPr>
@@ -6643,7 +7098,7 @@
         <w:spacing w:after="0" w:before="0" w:line="240" w:lineRule="auto"/>
       </w:pPr>
       <w:rPr>
-        <w:rFonts w:asciiTheme="majorHAnsi" w:cstheme="majorBidi" w:eastAsiaTheme="majorEastAsia" w:hAnsiTheme="majorHAnsi"/>
+        <w:rFonts w:asciiTheme="majorHAnsi" w:cstheme="majorBidi" w:hAnsiTheme="majorHAnsi" w:eastAsia="黑体"/>
         <w:b/>
         <w:bCs/>
       </w:rPr>
@@ -6664,7 +7119,7 @@
         <w:spacing w:after="0" w:before="0" w:line="240" w:lineRule="auto"/>
       </w:pPr>
       <w:rPr>
-        <w:rFonts w:asciiTheme="majorHAnsi" w:cstheme="majorBidi" w:eastAsiaTheme="majorEastAsia" w:hAnsiTheme="majorHAnsi"/>
+        <w:rFonts w:asciiTheme="majorHAnsi" w:cstheme="majorBidi" w:hAnsiTheme="majorHAnsi" w:eastAsia="黑体"/>
         <w:b/>
         <w:bCs/>
       </w:rPr>
@@ -6682,14 +7137,14 @@
     </w:tblStylePr>
     <w:tblStylePr w:type="firstCol">
       <w:rPr>
-        <w:rFonts w:asciiTheme="majorHAnsi" w:cstheme="majorBidi" w:eastAsiaTheme="majorEastAsia" w:hAnsiTheme="majorHAnsi"/>
+        <w:rFonts w:asciiTheme="majorHAnsi" w:cstheme="majorBidi" w:hAnsiTheme="majorHAnsi" w:eastAsia="黑体"/>
         <w:b/>
         <w:bCs/>
       </w:rPr>
     </w:tblStylePr>
     <w:tblStylePr w:type="lastCol">
       <w:rPr>
-        <w:rFonts w:asciiTheme="majorHAnsi" w:cstheme="majorBidi" w:eastAsiaTheme="majorEastAsia" w:hAnsiTheme="majorHAnsi"/>
+        <w:rFonts w:asciiTheme="majorHAnsi" w:cstheme="majorBidi" w:hAnsiTheme="majorHAnsi" w:eastAsia="黑体"/>
         <w:b/>
         <w:bCs/>
       </w:rPr>
@@ -6773,7 +7228,7 @@
         <w:spacing w:after="0" w:before="0" w:line="240" w:lineRule="auto"/>
       </w:pPr>
       <w:rPr>
-        <w:rFonts w:asciiTheme="majorHAnsi" w:cstheme="majorBidi" w:eastAsiaTheme="majorEastAsia" w:hAnsiTheme="majorHAnsi"/>
+        <w:rFonts w:asciiTheme="majorHAnsi" w:cstheme="majorBidi" w:hAnsiTheme="majorHAnsi" w:eastAsia="黑体"/>
         <w:b/>
         <w:bCs/>
       </w:rPr>
@@ -6794,7 +7249,7 @@
         <w:spacing w:after="0" w:before="0" w:line="240" w:lineRule="auto"/>
       </w:pPr>
       <w:rPr>
-        <w:rFonts w:asciiTheme="majorHAnsi" w:cstheme="majorBidi" w:eastAsiaTheme="majorEastAsia" w:hAnsiTheme="majorHAnsi"/>
+        <w:rFonts w:asciiTheme="majorHAnsi" w:cstheme="majorBidi" w:hAnsiTheme="majorHAnsi" w:eastAsia="黑体"/>
         <w:b/>
         <w:bCs/>
       </w:rPr>
@@ -6812,14 +7267,14 @@
     </w:tblStylePr>
     <w:tblStylePr w:type="firstCol">
       <w:rPr>
-        <w:rFonts w:asciiTheme="majorHAnsi" w:cstheme="majorBidi" w:eastAsiaTheme="majorEastAsia" w:hAnsiTheme="majorHAnsi"/>
+        <w:rFonts w:asciiTheme="majorHAnsi" w:cstheme="majorBidi" w:hAnsiTheme="majorHAnsi" w:eastAsia="黑体"/>
         <w:b/>
         <w:bCs/>
       </w:rPr>
     </w:tblStylePr>
     <w:tblStylePr w:type="lastCol">
       <w:rPr>
-        <w:rFonts w:asciiTheme="majorHAnsi" w:cstheme="majorBidi" w:eastAsiaTheme="majorEastAsia" w:hAnsiTheme="majorHAnsi"/>
+        <w:rFonts w:asciiTheme="majorHAnsi" w:cstheme="majorBidi" w:hAnsiTheme="majorHAnsi" w:eastAsia="黑体"/>
         <w:b/>
         <w:bCs/>
       </w:rPr>
@@ -6902,6 +7357,7 @@
         <w:spacing w:after="0" w:before="0" w:line="240" w:lineRule="auto"/>
       </w:pPr>
       <w:rPr>
+        <w:rFonts w:eastAsia="黑体"/>
         <w:b/>
         <w:bCs/>
         <w:color w:themeColor="background1" w:val="FFFFFF"/>
@@ -6924,6 +7380,7 @@
         <w:spacing w:after="0" w:before="0" w:line="240" w:lineRule="auto"/>
       </w:pPr>
       <w:rPr>
+        <w:rFonts w:eastAsia="黑体"/>
         <w:b/>
         <w:bCs/>
       </w:rPr>
@@ -6941,12 +7398,14 @@
     </w:tblStylePr>
     <w:tblStylePr w:type="firstCol">
       <w:rPr>
+        <w:rFonts w:eastAsia="黑体"/>
         <w:b/>
         <w:bCs/>
       </w:rPr>
     </w:tblStylePr>
     <w:tblStylePr w:type="lastCol">
       <w:rPr>
+        <w:rFonts w:eastAsia="黑体"/>
         <w:b/>
         <w:bCs/>
       </w:rPr>
@@ -7008,6 +7467,7 @@
         <w:spacing w:after="0" w:before="0" w:line="240" w:lineRule="auto"/>
       </w:pPr>
       <w:rPr>
+        <w:rFonts w:eastAsia="黑体"/>
         <w:b/>
         <w:bCs/>
         <w:color w:themeColor="background1" w:val="FFFFFF"/>
@@ -7030,6 +7490,7 @@
         <w:spacing w:after="0" w:before="0" w:line="240" w:lineRule="auto"/>
       </w:pPr>
       <w:rPr>
+        <w:rFonts w:eastAsia="黑体"/>
         <w:b/>
         <w:bCs/>
       </w:rPr>
@@ -7047,12 +7508,14 @@
     </w:tblStylePr>
     <w:tblStylePr w:type="firstCol">
       <w:rPr>
+        <w:rFonts w:eastAsia="黑体"/>
         <w:b/>
         <w:bCs/>
       </w:rPr>
     </w:tblStylePr>
     <w:tblStylePr w:type="lastCol">
       <w:rPr>
+        <w:rFonts w:eastAsia="黑体"/>
         <w:b/>
         <w:bCs/>
       </w:rPr>
@@ -7114,6 +7577,7 @@
         <w:spacing w:after="0" w:before="0" w:line="240" w:lineRule="auto"/>
       </w:pPr>
       <w:rPr>
+        <w:rFonts w:eastAsia="黑体"/>
         <w:b/>
         <w:bCs/>
         <w:color w:themeColor="background1" w:val="FFFFFF"/>
@@ -7136,6 +7600,7 @@
         <w:spacing w:after="0" w:before="0" w:line="240" w:lineRule="auto"/>
       </w:pPr>
       <w:rPr>
+        <w:rFonts w:eastAsia="黑体"/>
         <w:b/>
         <w:bCs/>
       </w:rPr>
@@ -7153,12 +7618,14 @@
     </w:tblStylePr>
     <w:tblStylePr w:type="firstCol">
       <w:rPr>
+        <w:rFonts w:eastAsia="黑体"/>
         <w:b/>
         <w:bCs/>
       </w:rPr>
     </w:tblStylePr>
     <w:tblStylePr w:type="lastCol">
       <w:rPr>
+        <w:rFonts w:eastAsia="黑体"/>
         <w:b/>
         <w:bCs/>
       </w:rPr>
@@ -7220,6 +7687,7 @@
         <w:spacing w:after="0" w:before="0" w:line="240" w:lineRule="auto"/>
       </w:pPr>
       <w:rPr>
+        <w:rFonts w:eastAsia="黑体"/>
         <w:b/>
         <w:bCs/>
         <w:color w:themeColor="background1" w:val="FFFFFF"/>
@@ -7242,6 +7710,7 @@
         <w:spacing w:after="0" w:before="0" w:line="240" w:lineRule="auto"/>
       </w:pPr>
       <w:rPr>
+        <w:rFonts w:eastAsia="黑体"/>
         <w:b/>
         <w:bCs/>
       </w:rPr>
@@ -7259,12 +7728,14 @@
     </w:tblStylePr>
     <w:tblStylePr w:type="firstCol">
       <w:rPr>
+        <w:rFonts w:eastAsia="黑体"/>
         <w:b/>
         <w:bCs/>
       </w:rPr>
     </w:tblStylePr>
     <w:tblStylePr w:type="lastCol">
       <w:rPr>
+        <w:rFonts w:eastAsia="黑体"/>
         <w:b/>
         <w:bCs/>
       </w:rPr>
@@ -7326,6 +7797,7 @@
         <w:spacing w:after="0" w:before="0" w:line="240" w:lineRule="auto"/>
       </w:pPr>
       <w:rPr>
+        <w:rFonts w:eastAsia="黑体"/>
         <w:b/>
         <w:bCs/>
         <w:color w:themeColor="background1" w:val="FFFFFF"/>
@@ -7348,6 +7820,7 @@
         <w:spacing w:after="0" w:before="0" w:line="240" w:lineRule="auto"/>
       </w:pPr>
       <w:rPr>
+        <w:rFonts w:eastAsia="黑体"/>
         <w:b/>
         <w:bCs/>
       </w:rPr>
@@ -7365,12 +7838,14 @@
     </w:tblStylePr>
     <w:tblStylePr w:type="firstCol">
       <w:rPr>
+        <w:rFonts w:eastAsia="黑体"/>
         <w:b/>
         <w:bCs/>
       </w:rPr>
     </w:tblStylePr>
     <w:tblStylePr w:type="lastCol">
       <w:rPr>
+        <w:rFonts w:eastAsia="黑体"/>
         <w:b/>
         <w:bCs/>
       </w:rPr>
@@ -7432,6 +7907,7 @@
         <w:spacing w:after="0" w:before="0" w:line="240" w:lineRule="auto"/>
       </w:pPr>
       <w:rPr>
+        <w:rFonts w:eastAsia="黑体"/>
         <w:b/>
         <w:bCs/>
         <w:color w:themeColor="background1" w:val="FFFFFF"/>
@@ -7454,6 +7930,7 @@
         <w:spacing w:after="0" w:before="0" w:line="240" w:lineRule="auto"/>
       </w:pPr>
       <w:rPr>
+        <w:rFonts w:eastAsia="黑体"/>
         <w:b/>
         <w:bCs/>
       </w:rPr>
@@ -7471,12 +7948,14 @@
     </w:tblStylePr>
     <w:tblStylePr w:type="firstCol">
       <w:rPr>
+        <w:rFonts w:eastAsia="黑体"/>
         <w:b/>
         <w:bCs/>
       </w:rPr>
     </w:tblStylePr>
     <w:tblStylePr w:type="lastCol">
       <w:rPr>
+        <w:rFonts w:eastAsia="黑体"/>
         <w:b/>
         <w:bCs/>
       </w:rPr>
@@ -7538,6 +8017,7 @@
         <w:spacing w:after="0" w:before="0" w:line="240" w:lineRule="auto"/>
       </w:pPr>
       <w:rPr>
+        <w:rFonts w:eastAsia="黑体"/>
         <w:b/>
         <w:bCs/>
         <w:color w:themeColor="background1" w:val="FFFFFF"/>
@@ -7560,6 +8040,7 @@
         <w:spacing w:after="0" w:before="0" w:line="240" w:lineRule="auto"/>
       </w:pPr>
       <w:rPr>
+        <w:rFonts w:eastAsia="黑体"/>
         <w:b/>
         <w:bCs/>
       </w:rPr>
@@ -7577,12 +8058,14 @@
     </w:tblStylePr>
     <w:tblStylePr w:type="firstCol">
       <w:rPr>
+        <w:rFonts w:eastAsia="黑体"/>
         <w:b/>
         <w:bCs/>
       </w:rPr>
     </w:tblStylePr>
     <w:tblStylePr w:type="lastCol">
       <w:rPr>
+        <w:rFonts w:eastAsia="黑体"/>
         <w:b/>
         <w:bCs/>
       </w:rPr>
@@ -7641,6 +8124,7 @@
         <w:spacing w:after="0" w:before="0" w:line="240" w:lineRule="auto"/>
       </w:pPr>
       <w:rPr>
+        <w:rFonts w:eastAsia="黑体"/>
         <w:b/>
         <w:bCs/>
         <w:color w:themeColor="background1" w:val="FFFFFF"/>
@@ -7663,6 +8147,7 @@
         <w:spacing w:after="0" w:before="0" w:line="240" w:lineRule="auto"/>
       </w:pPr>
       <w:rPr>
+        <w:rFonts w:eastAsia="黑体"/>
         <w:color w:val="auto"/>
       </w:rPr>
       <w:tblPr/>
@@ -7680,6 +8165,7 @@
     </w:tblStylePr>
     <w:tblStylePr w:type="firstCol">
       <w:rPr>
+        <w:rFonts w:eastAsia="黑体"/>
         <w:b/>
         <w:bCs/>
         <w:color w:themeColor="background1" w:val="FFFFFF"/>
@@ -7699,6 +8185,7 @@
     </w:tblStylePr>
     <w:tblStylePr w:type="lastCol">
       <w:rPr>
+        <w:rFonts w:eastAsia="黑体"/>
         <w:b/>
         <w:bCs/>
         <w:color w:themeColor="background1" w:val="FFFFFF"/>
@@ -7747,6 +8234,7 @@
     </w:tblStylePr>
     <w:tblStylePr w:type="nwCell">
       <w:rPr>
+        <w:rFonts w:eastAsia="黑体"/>
         <w:color w:themeColor="background1" w:val="FFFFFF"/>
       </w:rPr>
       <w:tblPr/>
@@ -7790,6 +8278,7 @@
         <w:spacing w:after="0" w:before="0" w:line="240" w:lineRule="auto"/>
       </w:pPr>
       <w:rPr>
+        <w:rFonts w:eastAsia="黑体"/>
         <w:b/>
         <w:bCs/>
         <w:color w:themeColor="background1" w:val="FFFFFF"/>
@@ -7812,6 +8301,7 @@
         <w:spacing w:after="0" w:before="0" w:line="240" w:lineRule="auto"/>
       </w:pPr>
       <w:rPr>
+        <w:rFonts w:eastAsia="黑体"/>
         <w:color w:val="auto"/>
       </w:rPr>
       <w:tblPr/>
@@ -7829,6 +8319,7 @@
     </w:tblStylePr>
     <w:tblStylePr w:type="firstCol">
       <w:rPr>
+        <w:rFonts w:eastAsia="黑体"/>
         <w:b/>
         <w:bCs/>
         <w:color w:themeColor="background1" w:val="FFFFFF"/>
@@ -7848,6 +8339,7 @@
     </w:tblStylePr>
     <w:tblStylePr w:type="lastCol">
       <w:rPr>
+        <w:rFonts w:eastAsia="黑体"/>
         <w:b/>
         <w:bCs/>
         <w:color w:themeColor="background1" w:val="FFFFFF"/>
@@ -7896,6 +8388,7 @@
     </w:tblStylePr>
     <w:tblStylePr w:type="nwCell">
       <w:rPr>
+        <w:rFonts w:eastAsia="黑体"/>
         <w:color w:themeColor="background1" w:val="FFFFFF"/>
       </w:rPr>
       <w:tblPr/>
@@ -7939,6 +8432,7 @@
         <w:spacing w:after="0" w:before="0" w:line="240" w:lineRule="auto"/>
       </w:pPr>
       <w:rPr>
+        <w:rFonts w:eastAsia="黑体"/>
         <w:b/>
         <w:bCs/>
         <w:color w:themeColor="background1" w:val="FFFFFF"/>
@@ -7961,6 +8455,7 @@
         <w:spacing w:after="0" w:before="0" w:line="240" w:lineRule="auto"/>
       </w:pPr>
       <w:rPr>
+        <w:rFonts w:eastAsia="黑体"/>
         <w:color w:val="auto"/>
       </w:rPr>
       <w:tblPr/>
@@ -7978,6 +8473,7 @@
     </w:tblStylePr>
     <w:tblStylePr w:type="firstCol">
       <w:rPr>
+        <w:rFonts w:eastAsia="黑体"/>
         <w:b/>
         <w:bCs/>
         <w:color w:themeColor="background1" w:val="FFFFFF"/>
@@ -7997,6 +8493,7 @@
     </w:tblStylePr>
     <w:tblStylePr w:type="lastCol">
       <w:rPr>
+        <w:rFonts w:eastAsia="黑体"/>
         <w:b/>
         <w:bCs/>
         <w:color w:themeColor="background1" w:val="FFFFFF"/>
@@ -8045,6 +8542,7 @@
     </w:tblStylePr>
     <w:tblStylePr w:type="nwCell">
       <w:rPr>
+        <w:rFonts w:eastAsia="黑体"/>
         <w:color w:themeColor="background1" w:val="FFFFFF"/>
       </w:rPr>
       <w:tblPr/>
@@ -8088,6 +8586,7 @@
         <w:spacing w:after="0" w:before="0" w:line="240" w:lineRule="auto"/>
       </w:pPr>
       <w:rPr>
+        <w:rFonts w:eastAsia="黑体"/>
         <w:b/>
         <w:bCs/>
         <w:color w:themeColor="background1" w:val="FFFFFF"/>
@@ -8110,6 +8609,7 @@
         <w:spacing w:after="0" w:before="0" w:line="240" w:lineRule="auto"/>
       </w:pPr>
       <w:rPr>
+        <w:rFonts w:eastAsia="黑体"/>
         <w:color w:val="auto"/>
       </w:rPr>
       <w:tblPr/>
@@ -8127,6 +8627,7 @@
     </w:tblStylePr>
     <w:tblStylePr w:type="firstCol">
       <w:rPr>
+        <w:rFonts w:eastAsia="黑体"/>
         <w:b/>
         <w:bCs/>
         <w:color w:themeColor="background1" w:val="FFFFFF"/>
@@ -8146,6 +8647,7 @@
     </w:tblStylePr>
     <w:tblStylePr w:type="lastCol">
       <w:rPr>
+        <w:rFonts w:eastAsia="黑体"/>
         <w:b/>
         <w:bCs/>
         <w:color w:themeColor="background1" w:val="FFFFFF"/>
@@ -8194,6 +8696,7 @@
     </w:tblStylePr>
     <w:tblStylePr w:type="nwCell">
       <w:rPr>
+        <w:rFonts w:eastAsia="黑体"/>
         <w:color w:themeColor="background1" w:val="FFFFFF"/>
       </w:rPr>
       <w:tblPr/>
@@ -8237,6 +8740,7 @@
         <w:spacing w:after="0" w:before="0" w:line="240" w:lineRule="auto"/>
       </w:pPr>
       <w:rPr>
+        <w:rFonts w:eastAsia="黑体"/>
         <w:b/>
         <w:bCs/>
         <w:color w:themeColor="background1" w:val="FFFFFF"/>
@@ -8259,6 +8763,7 @@
         <w:spacing w:after="0" w:before="0" w:line="240" w:lineRule="auto"/>
       </w:pPr>
       <w:rPr>
+        <w:rFonts w:eastAsia="黑体"/>
         <w:color w:val="auto"/>
       </w:rPr>
       <w:tblPr/>
@@ -8276,6 +8781,7 @@
     </w:tblStylePr>
     <w:tblStylePr w:type="firstCol">
       <w:rPr>
+        <w:rFonts w:eastAsia="黑体"/>
         <w:b/>
         <w:bCs/>
         <w:color w:themeColor="background1" w:val="FFFFFF"/>
@@ -8295,6 +8801,7 @@
     </w:tblStylePr>
     <w:tblStylePr w:type="lastCol">
       <w:rPr>
+        <w:rFonts w:eastAsia="黑体"/>
         <w:b/>
         <w:bCs/>
         <w:color w:themeColor="background1" w:val="FFFFFF"/>
@@ -8343,6 +8850,7 @@
     </w:tblStylePr>
     <w:tblStylePr w:type="nwCell">
       <w:rPr>
+        <w:rFonts w:eastAsia="黑体"/>
         <w:color w:themeColor="background1" w:val="FFFFFF"/>
       </w:rPr>
       <w:tblPr/>
@@ -8386,6 +8894,7 @@
         <w:spacing w:after="0" w:before="0" w:line="240" w:lineRule="auto"/>
       </w:pPr>
       <w:rPr>
+        <w:rFonts w:eastAsia="黑体"/>
         <w:b/>
         <w:bCs/>
         <w:color w:themeColor="background1" w:val="FFFFFF"/>
@@ -8408,6 +8917,7 @@
         <w:spacing w:after="0" w:before="0" w:line="240" w:lineRule="auto"/>
       </w:pPr>
       <w:rPr>
+        <w:rFonts w:eastAsia="黑体"/>
         <w:color w:val="auto"/>
       </w:rPr>
       <w:tblPr/>
@@ -8425,6 +8935,7 @@
     </w:tblStylePr>
     <w:tblStylePr w:type="firstCol">
       <w:rPr>
+        <w:rFonts w:eastAsia="黑体"/>
         <w:b/>
         <w:bCs/>
         <w:color w:themeColor="background1" w:val="FFFFFF"/>
@@ -8444,6 +8955,7 @@
     </w:tblStylePr>
     <w:tblStylePr w:type="lastCol">
       <w:rPr>
+        <w:rFonts w:eastAsia="黑体"/>
         <w:b/>
         <w:bCs/>
         <w:color w:themeColor="background1" w:val="FFFFFF"/>
@@ -8492,6 +9004,7 @@
     </w:tblStylePr>
     <w:tblStylePr w:type="nwCell">
       <w:rPr>
+        <w:rFonts w:eastAsia="黑体"/>
         <w:color w:themeColor="background1" w:val="FFFFFF"/>
       </w:rPr>
       <w:tblPr/>
@@ -8535,6 +9048,7 @@
         <w:spacing w:after="0" w:before="0" w:line="240" w:lineRule="auto"/>
       </w:pPr>
       <w:rPr>
+        <w:rFonts w:eastAsia="黑体"/>
         <w:b/>
         <w:bCs/>
         <w:color w:themeColor="background1" w:val="FFFFFF"/>
@@ -8557,6 +9071,7 @@
         <w:spacing w:after="0" w:before="0" w:line="240" w:lineRule="auto"/>
       </w:pPr>
       <w:rPr>
+        <w:rFonts w:eastAsia="黑体"/>
         <w:color w:val="auto"/>
       </w:rPr>
       <w:tblPr/>
@@ -8574,6 +9089,7 @@
     </w:tblStylePr>
     <w:tblStylePr w:type="firstCol">
       <w:rPr>
+        <w:rFonts w:eastAsia="黑体"/>
         <w:b/>
         <w:bCs/>
         <w:color w:themeColor="background1" w:val="FFFFFF"/>
@@ -8593,6 +9109,7 @@
     </w:tblStylePr>
     <w:tblStylePr w:type="lastCol">
       <w:rPr>
+        <w:rFonts w:eastAsia="黑体"/>
         <w:b/>
         <w:bCs/>
         <w:color w:themeColor="background1" w:val="FFFFFF"/>
@@ -8641,6 +9158,7 @@
     </w:tblStylePr>
     <w:tblStylePr w:type="nwCell">
       <w:rPr>
+        <w:rFonts w:eastAsia="黑体"/>
         <w:color w:themeColor="background1" w:val="FFFFFF"/>
       </w:rPr>
       <w:tblPr/>
@@ -8665,6 +9183,7 @@
       <w:spacing w:after="0" w:line="240" w:lineRule="auto"/>
     </w:pPr>
     <w:rPr>
+      <w:rFonts w:eastAsia="黑体"/>
       <w:color w:themeColor="text1" w:val="000000"/>
     </w:rPr>
     <w:tblPr>
@@ -8684,7 +9203,7 @@
     </w:tblPr>
     <w:tblStylePr w:type="firstRow">
       <w:rPr>
-        <w:rFonts w:asciiTheme="majorHAnsi" w:cstheme="majorBidi" w:eastAsiaTheme="majorEastAsia" w:hAnsiTheme="majorHAnsi"/>
+        <w:rFonts w:asciiTheme="majorHAnsi" w:cstheme="majorBidi" w:hAnsiTheme="majorHAnsi" w:eastAsia="黑体"/>
       </w:rPr>
       <w:tblPr/>
       <w:tcPr>
@@ -8696,6 +9215,7 @@
     </w:tblStylePr>
     <w:tblStylePr w:type="lastRow">
       <w:rPr>
+        <w:rFonts w:eastAsia="黑体"/>
         <w:b/>
         <w:bCs/>
         <w:color w:themeColor="text2" w:val="1F497D"/>
@@ -8710,12 +9230,14 @@
     </w:tblStylePr>
     <w:tblStylePr w:type="firstCol">
       <w:rPr>
+        <w:rFonts w:eastAsia="黑体"/>
         <w:b/>
         <w:bCs/>
       </w:rPr>
     </w:tblStylePr>
     <w:tblStylePr w:type="lastCol">
       <w:rPr>
+        <w:rFonts w:eastAsia="黑体"/>
         <w:b/>
         <w:bCs/>
       </w:rPr>
@@ -8749,6 +9271,7 @@
       <w:spacing w:after="0" w:line="240" w:lineRule="auto"/>
     </w:pPr>
     <w:rPr>
+      <w:rFonts w:eastAsia="黑体"/>
       <w:color w:themeColor="text1" w:val="000000"/>
     </w:rPr>
     <w:tblPr>
@@ -8768,7 +9291,7 @@
     </w:tblPr>
     <w:tblStylePr w:type="firstRow">
       <w:rPr>
-        <w:rFonts w:asciiTheme="majorHAnsi" w:cstheme="majorBidi" w:eastAsiaTheme="majorEastAsia" w:hAnsiTheme="majorHAnsi"/>
+        <w:rFonts w:asciiTheme="majorHAnsi" w:cstheme="majorBidi" w:hAnsiTheme="majorHAnsi" w:eastAsia="黑体"/>
       </w:rPr>
       <w:tblPr/>
       <w:tcPr>
@@ -8780,6 +9303,7 @@
     </w:tblStylePr>
     <w:tblStylePr w:type="lastRow">
       <w:rPr>
+        <w:rFonts w:eastAsia="黑体"/>
         <w:b/>
         <w:bCs/>
         <w:color w:themeColor="text2" w:val="1F497D"/>
@@ -8794,12 +9318,14 @@
     </w:tblStylePr>
     <w:tblStylePr w:type="firstCol">
       <w:rPr>
+        <w:rFonts w:eastAsia="黑体"/>
         <w:b/>
         <w:bCs/>
       </w:rPr>
     </w:tblStylePr>
     <w:tblStylePr w:type="lastCol">
       <w:rPr>
+        <w:rFonts w:eastAsia="黑体"/>
         <w:b/>
         <w:bCs/>
       </w:rPr>
@@ -8833,6 +9359,7 @@
       <w:spacing w:after="0" w:line="240" w:lineRule="auto"/>
     </w:pPr>
     <w:rPr>
+      <w:rFonts w:eastAsia="黑体"/>
       <w:color w:themeColor="text1" w:val="000000"/>
     </w:rPr>
     <w:tblPr>
@@ -8852,7 +9379,7 @@
     </w:tblPr>
     <w:tblStylePr w:type="firstRow">
       <w:rPr>
-        <w:rFonts w:asciiTheme="majorHAnsi" w:cstheme="majorBidi" w:eastAsiaTheme="majorEastAsia" w:hAnsiTheme="majorHAnsi"/>
+        <w:rFonts w:asciiTheme="majorHAnsi" w:cstheme="majorBidi" w:hAnsiTheme="majorHAnsi" w:eastAsia="黑体"/>
       </w:rPr>
       <w:tblPr/>
       <w:tcPr>
@@ -8864,6 +9391,7 @@
     </w:tblStylePr>
     <w:tblStylePr w:type="lastRow">
       <w:rPr>
+        <w:rFonts w:eastAsia="黑体"/>
         <w:b/>
         <w:bCs/>
         <w:color w:themeColor="text2" w:val="1F497D"/>
@@ -8878,12 +9406,14 @@
     </w:tblStylePr>
     <w:tblStylePr w:type="firstCol">
       <w:rPr>
+        <w:rFonts w:eastAsia="黑体"/>
         <w:b/>
         <w:bCs/>
       </w:rPr>
     </w:tblStylePr>
     <w:tblStylePr w:type="lastCol">
       <w:rPr>
+        <w:rFonts w:eastAsia="黑体"/>
         <w:b/>
         <w:bCs/>
       </w:rPr>
@@ -8917,6 +9447,7 @@
       <w:spacing w:after="0" w:line="240" w:lineRule="auto"/>
     </w:pPr>
     <w:rPr>
+      <w:rFonts w:eastAsia="黑体"/>
       <w:color w:themeColor="text1" w:val="000000"/>
     </w:rPr>
     <w:tblPr>
@@ -8936,7 +9467,7 @@
     </w:tblPr>
     <w:tblStylePr w:type="firstRow">
       <w:rPr>
-        <w:rFonts w:asciiTheme="majorHAnsi" w:cstheme="majorBidi" w:eastAsiaTheme="majorEastAsia" w:hAnsiTheme="majorHAnsi"/>
+        <w:rFonts w:asciiTheme="majorHAnsi" w:cstheme="majorBidi" w:hAnsiTheme="majorHAnsi" w:eastAsia="黑体"/>
       </w:rPr>
       <w:tblPr/>
       <w:tcPr>
@@ -8948,6 +9479,7 @@
     </w:tblStylePr>
     <w:tblStylePr w:type="lastRow">
       <w:rPr>
+        <w:rFonts w:eastAsia="黑体"/>
         <w:b/>
         <w:bCs/>
         <w:color w:themeColor="text2" w:val="1F497D"/>
@@ -8962,12 +9494,14 @@
     </w:tblStylePr>
     <w:tblStylePr w:type="firstCol">
       <w:rPr>
+        <w:rFonts w:eastAsia="黑体"/>
         <w:b/>
         <w:bCs/>
       </w:rPr>
     </w:tblStylePr>
     <w:tblStylePr w:type="lastCol">
       <w:rPr>
+        <w:rFonts w:eastAsia="黑体"/>
         <w:b/>
         <w:bCs/>
       </w:rPr>
@@ -9001,6 +9535,7 @@
       <w:spacing w:after="0" w:line="240" w:lineRule="auto"/>
     </w:pPr>
     <w:rPr>
+      <w:rFonts w:eastAsia="黑体"/>
       <w:color w:themeColor="text1" w:val="000000"/>
     </w:rPr>
     <w:tblPr>
@@ -9020,7 +9555,7 @@
     </w:tblPr>
     <w:tblStylePr w:type="firstRow">
       <w:rPr>
-        <w:rFonts w:asciiTheme="majorHAnsi" w:cstheme="majorBidi" w:eastAsiaTheme="majorEastAsia" w:hAnsiTheme="majorHAnsi"/>
+        <w:rFonts w:asciiTheme="majorHAnsi" w:cstheme="majorBidi" w:hAnsiTheme="majorHAnsi" w:eastAsia="黑体"/>
       </w:rPr>
       <w:tblPr/>
       <w:tcPr>
@@ -9032,6 +9567,7 @@
     </w:tblStylePr>
     <w:tblStylePr w:type="lastRow">
       <w:rPr>
+        <w:rFonts w:eastAsia="黑体"/>
         <w:b/>
         <w:bCs/>
         <w:color w:themeColor="text2" w:val="1F497D"/>
@@ -9046,12 +9582,14 @@
     </w:tblStylePr>
     <w:tblStylePr w:type="firstCol">
       <w:rPr>
+        <w:rFonts w:eastAsia="黑体"/>
         <w:b/>
         <w:bCs/>
       </w:rPr>
     </w:tblStylePr>
     <w:tblStylePr w:type="lastCol">
       <w:rPr>
+        <w:rFonts w:eastAsia="黑体"/>
         <w:b/>
         <w:bCs/>
       </w:rPr>
@@ -9085,6 +9623,7 @@
       <w:spacing w:after="0" w:line="240" w:lineRule="auto"/>
     </w:pPr>
     <w:rPr>
+      <w:rFonts w:eastAsia="黑体"/>
       <w:color w:themeColor="text1" w:val="000000"/>
     </w:rPr>
     <w:tblPr>
@@ -9104,7 +9643,7 @@
     </w:tblPr>
     <w:tblStylePr w:type="firstRow">
       <w:rPr>
-        <w:rFonts w:asciiTheme="majorHAnsi" w:cstheme="majorBidi" w:eastAsiaTheme="majorEastAsia" w:hAnsiTheme="majorHAnsi"/>
+        <w:rFonts w:asciiTheme="majorHAnsi" w:cstheme="majorBidi" w:hAnsiTheme="majorHAnsi" w:eastAsia="黑体"/>
       </w:rPr>
       <w:tblPr/>
       <w:tcPr>
@@ -9116,6 +9655,7 @@
     </w:tblStylePr>
     <w:tblStylePr w:type="lastRow">
       <w:rPr>
+        <w:rFonts w:eastAsia="黑体"/>
         <w:b/>
         <w:bCs/>
         <w:color w:themeColor="text2" w:val="1F497D"/>
@@ -9130,12 +9670,14 @@
     </w:tblStylePr>
     <w:tblStylePr w:type="firstCol">
       <w:rPr>
+        <w:rFonts w:eastAsia="黑体"/>
         <w:b/>
         <w:bCs/>
       </w:rPr>
     </w:tblStylePr>
     <w:tblStylePr w:type="lastCol">
       <w:rPr>
+        <w:rFonts w:eastAsia="黑体"/>
         <w:b/>
         <w:bCs/>
       </w:rPr>
@@ -9169,6 +9711,7 @@
       <w:spacing w:after="0" w:line="240" w:lineRule="auto"/>
     </w:pPr>
     <w:rPr>
+      <w:rFonts w:eastAsia="黑体"/>
       <w:color w:themeColor="text1" w:val="000000"/>
     </w:rPr>
     <w:tblPr>
@@ -9188,7 +9731,7 @@
     </w:tblPr>
     <w:tblStylePr w:type="firstRow">
       <w:rPr>
-        <w:rFonts w:asciiTheme="majorHAnsi" w:cstheme="majorBidi" w:eastAsiaTheme="majorEastAsia" w:hAnsiTheme="majorHAnsi"/>
+        <w:rFonts w:asciiTheme="majorHAnsi" w:cstheme="majorBidi" w:hAnsiTheme="majorHAnsi" w:eastAsia="黑体"/>
       </w:rPr>
       <w:tblPr/>
       <w:tcPr>
@@ -9200,6 +9743,7 @@
     </w:tblStylePr>
     <w:tblStylePr w:type="lastRow">
       <w:rPr>
+        <w:rFonts w:eastAsia="黑体"/>
         <w:b/>
         <w:bCs/>
         <w:color w:themeColor="text2" w:val="1F497D"/>
@@ -9214,12 +9758,14 @@
     </w:tblStylePr>
     <w:tblStylePr w:type="firstCol">
       <w:rPr>
+        <w:rFonts w:eastAsia="黑体"/>
         <w:b/>
         <w:bCs/>
       </w:rPr>
     </w:tblStylePr>
     <w:tblStylePr w:type="lastCol">
       <w:rPr>
+        <w:rFonts w:eastAsia="黑体"/>
         <w:b/>
         <w:bCs/>
       </w:rPr>
@@ -9253,7 +9799,7 @@
       <w:spacing w:after="0" w:line="240" w:lineRule="auto"/>
     </w:pPr>
     <w:rPr>
-      <w:rFonts w:asciiTheme="majorHAnsi" w:cstheme="majorBidi" w:eastAsiaTheme="majorEastAsia" w:hAnsiTheme="majorHAnsi"/>
+      <w:rFonts w:asciiTheme="majorHAnsi" w:cstheme="majorBidi" w:hAnsiTheme="majorHAnsi" w:eastAsia="黑体"/>
       <w:color w:themeColor="text1" w:val="000000"/>
     </w:rPr>
     <w:tblPr>
@@ -9275,6 +9821,7 @@
     </w:tblPr>
     <w:tblStylePr w:type="firstRow">
       <w:rPr>
+        <w:rFonts w:eastAsia="黑体"/>
         <w:sz w:val="24"/>
         <w:szCs w:val="24"/>
       </w:rPr>
@@ -9381,7 +9928,7 @@
       <w:spacing w:after="0" w:line="240" w:lineRule="auto"/>
     </w:pPr>
     <w:rPr>
-      <w:rFonts w:asciiTheme="majorHAnsi" w:cstheme="majorBidi" w:eastAsiaTheme="majorEastAsia" w:hAnsiTheme="majorHAnsi"/>
+      <w:rFonts w:asciiTheme="majorHAnsi" w:cstheme="majorBidi" w:hAnsiTheme="majorHAnsi" w:eastAsia="黑体"/>
       <w:color w:themeColor="text1" w:val="000000"/>
     </w:rPr>
     <w:tblPr>
@@ -9403,6 +9950,7 @@
     </w:tblPr>
     <w:tblStylePr w:type="firstRow">
       <w:rPr>
+        <w:rFonts w:eastAsia="黑体"/>
         <w:sz w:val="24"/>
         <w:szCs w:val="24"/>
       </w:rPr>
@@ -9509,7 +10057,7 @@
       <w:spacing w:after="0" w:line="240" w:lineRule="auto"/>
     </w:pPr>
     <w:rPr>
-      <w:rFonts w:asciiTheme="majorHAnsi" w:cstheme="majorBidi" w:eastAsiaTheme="majorEastAsia" w:hAnsiTheme="majorHAnsi"/>
+      <w:rFonts w:asciiTheme="majorHAnsi" w:cstheme="majorBidi" w:hAnsiTheme="majorHAnsi" w:eastAsia="黑体"/>
       <w:color w:themeColor="text1" w:val="000000"/>
     </w:rPr>
     <w:tblPr>
@@ -9531,6 +10079,7 @@
     </w:tblPr>
     <w:tblStylePr w:type="firstRow">
       <w:rPr>
+        <w:rFonts w:eastAsia="黑体"/>
         <w:sz w:val="24"/>
         <w:szCs w:val="24"/>
       </w:rPr>
@@ -9637,7 +10186,7 @@
       <w:spacing w:after="0" w:line="240" w:lineRule="auto"/>
     </w:pPr>
     <w:rPr>
-      <w:rFonts w:asciiTheme="majorHAnsi" w:cstheme="majorBidi" w:eastAsiaTheme="majorEastAsia" w:hAnsiTheme="majorHAnsi"/>
+      <w:rFonts w:asciiTheme="majorHAnsi" w:cstheme="majorBidi" w:hAnsiTheme="majorHAnsi" w:eastAsia="黑体"/>
       <w:color w:themeColor="text1" w:val="000000"/>
     </w:rPr>
     <w:tblPr>
@@ -9659,6 +10208,7 @@
     </w:tblPr>
     <w:tblStylePr w:type="firstRow">
       <w:rPr>
+        <w:rFonts w:eastAsia="黑体"/>
         <w:sz w:val="24"/>
         <w:szCs w:val="24"/>
       </w:rPr>
@@ -9765,7 +10315,7 @@
       <w:spacing w:after="0" w:line="240" w:lineRule="auto"/>
     </w:pPr>
     <w:rPr>
-      <w:rFonts w:asciiTheme="majorHAnsi" w:cstheme="majorBidi" w:eastAsiaTheme="majorEastAsia" w:hAnsiTheme="majorHAnsi"/>
+      <w:rFonts w:asciiTheme="majorHAnsi" w:cstheme="majorBidi" w:hAnsiTheme="majorHAnsi" w:eastAsia="黑体"/>
       <w:color w:themeColor="text1" w:val="000000"/>
     </w:rPr>
     <w:tblPr>
@@ -9787,6 +10337,7 @@
     </w:tblPr>
     <w:tblStylePr w:type="firstRow">
       <w:rPr>
+        <w:rFonts w:eastAsia="黑体"/>
         <w:sz w:val="24"/>
         <w:szCs w:val="24"/>
       </w:rPr>
@@ -9893,7 +10444,7 @@
       <w:spacing w:after="0" w:line="240" w:lineRule="auto"/>
     </w:pPr>
     <w:rPr>
-      <w:rFonts w:asciiTheme="majorHAnsi" w:cstheme="majorBidi" w:eastAsiaTheme="majorEastAsia" w:hAnsiTheme="majorHAnsi"/>
+      <w:rFonts w:asciiTheme="majorHAnsi" w:cstheme="majorBidi" w:hAnsiTheme="majorHAnsi" w:eastAsia="黑体"/>
       <w:color w:themeColor="text1" w:val="000000"/>
     </w:rPr>
     <w:tblPr>
@@ -9915,6 +10466,7 @@
     </w:tblPr>
     <w:tblStylePr w:type="firstRow">
       <w:rPr>
+        <w:rFonts w:eastAsia="黑体"/>
         <w:sz w:val="24"/>
         <w:szCs w:val="24"/>
       </w:rPr>
@@ -10021,7 +10573,7 @@
       <w:spacing w:after="0" w:line="240" w:lineRule="auto"/>
     </w:pPr>
     <w:rPr>
-      <w:rFonts w:asciiTheme="majorHAnsi" w:cstheme="majorBidi" w:eastAsiaTheme="majorEastAsia" w:hAnsiTheme="majorHAnsi"/>
+      <w:rFonts w:asciiTheme="majorHAnsi" w:cstheme="majorBidi" w:hAnsiTheme="majorHAnsi" w:eastAsia="黑体"/>
       <w:color w:themeColor="text1" w:val="000000"/>
     </w:rPr>
     <w:tblPr>
@@ -10043,6 +10595,7 @@
     </w:tblPr>
     <w:tblStylePr w:type="firstRow">
       <w:rPr>
+        <w:rFonts w:eastAsia="黑体"/>
         <w:sz w:val="24"/>
         <w:szCs w:val="24"/>
       </w:rPr>
@@ -10172,12 +10725,14 @@
     </w:tcPr>
     <w:tblStylePr w:type="firstRow">
       <w:rPr>
+        <w:rFonts w:eastAsia="黑体"/>
         <w:b/>
         <w:bCs/>
       </w:rPr>
     </w:tblStylePr>
     <w:tblStylePr w:type="lastRow">
       <w:rPr>
+        <w:rFonts w:eastAsia="黑体"/>
         <w:b/>
         <w:bCs/>
       </w:rPr>
@@ -10190,12 +10745,14 @@
     </w:tblStylePr>
     <w:tblStylePr w:type="firstCol">
       <w:rPr>
+        <w:rFonts w:eastAsia="黑体"/>
         <w:b/>
         <w:bCs/>
       </w:rPr>
     </w:tblStylePr>
     <w:tblStylePr w:type="lastCol">
       <w:rPr>
+        <w:rFonts w:eastAsia="黑体"/>
         <w:b/>
         <w:bCs/>
       </w:rPr>
@@ -10245,12 +10802,14 @@
     </w:tcPr>
     <w:tblStylePr w:type="firstRow">
       <w:rPr>
+        <w:rFonts w:eastAsia="黑体"/>
         <w:b/>
         <w:bCs/>
       </w:rPr>
     </w:tblStylePr>
     <w:tblStylePr w:type="lastRow">
       <w:rPr>
+        <w:rFonts w:eastAsia="黑体"/>
         <w:b/>
         <w:bCs/>
       </w:rPr>
@@ -10263,12 +10822,14 @@
     </w:tblStylePr>
     <w:tblStylePr w:type="firstCol">
       <w:rPr>
+        <w:rFonts w:eastAsia="黑体"/>
         <w:b/>
         <w:bCs/>
       </w:rPr>
     </w:tblStylePr>
     <w:tblStylePr w:type="lastCol">
       <w:rPr>
+        <w:rFonts w:eastAsia="黑体"/>
         <w:b/>
         <w:bCs/>
       </w:rPr>
@@ -10318,12 +10879,14 @@
     </w:tcPr>
     <w:tblStylePr w:type="firstRow">
       <w:rPr>
+        <w:rFonts w:eastAsia="黑体"/>
         <w:b/>
         <w:bCs/>
       </w:rPr>
     </w:tblStylePr>
     <w:tblStylePr w:type="lastRow">
       <w:rPr>
+        <w:rFonts w:eastAsia="黑体"/>
         <w:b/>
         <w:bCs/>
       </w:rPr>
@@ -10336,12 +10899,14 @@
     </w:tblStylePr>
     <w:tblStylePr w:type="firstCol">
       <w:rPr>
+        <w:rFonts w:eastAsia="黑体"/>
         <w:b/>
         <w:bCs/>
       </w:rPr>
     </w:tblStylePr>
     <w:tblStylePr w:type="lastCol">
       <w:rPr>
+        <w:rFonts w:eastAsia="黑体"/>
         <w:b/>
         <w:bCs/>
       </w:rPr>
@@ -10391,12 +10956,14 @@
     </w:tcPr>
     <w:tblStylePr w:type="firstRow">
       <w:rPr>
+        <w:rFonts w:eastAsia="黑体"/>
         <w:b/>
         <w:bCs/>
       </w:rPr>
     </w:tblStylePr>
     <w:tblStylePr w:type="lastRow">
       <w:rPr>
+        <w:rFonts w:eastAsia="黑体"/>
         <w:b/>
         <w:bCs/>
       </w:rPr>
@@ -10409,12 +10976,14 @@
     </w:tblStylePr>
     <w:tblStylePr w:type="firstCol">
       <w:rPr>
+        <w:rFonts w:eastAsia="黑体"/>
         <w:b/>
         <w:bCs/>
       </w:rPr>
     </w:tblStylePr>
     <w:tblStylePr w:type="lastCol">
       <w:rPr>
+        <w:rFonts w:eastAsia="黑体"/>
         <w:b/>
         <w:bCs/>
       </w:rPr>
@@ -10464,12 +11033,14 @@
     </w:tcPr>
     <w:tblStylePr w:type="firstRow">
       <w:rPr>
+        <w:rFonts w:eastAsia="黑体"/>
         <w:b/>
         <w:bCs/>
       </w:rPr>
     </w:tblStylePr>
     <w:tblStylePr w:type="lastRow">
       <w:rPr>
+        <w:rFonts w:eastAsia="黑体"/>
         <w:b/>
         <w:bCs/>
       </w:rPr>
@@ -10482,12 +11053,14 @@
     </w:tblStylePr>
     <w:tblStylePr w:type="firstCol">
       <w:rPr>
+        <w:rFonts w:eastAsia="黑体"/>
         <w:b/>
         <w:bCs/>
       </w:rPr>
     </w:tblStylePr>
     <w:tblStylePr w:type="lastCol">
       <w:rPr>
+        <w:rFonts w:eastAsia="黑体"/>
         <w:b/>
         <w:bCs/>
       </w:rPr>
@@ -10537,12 +11110,14 @@
     </w:tcPr>
     <w:tblStylePr w:type="firstRow">
       <w:rPr>
+        <w:rFonts w:eastAsia="黑体"/>
         <w:b/>
         <w:bCs/>
       </w:rPr>
     </w:tblStylePr>
     <w:tblStylePr w:type="lastRow">
       <w:rPr>
+        <w:rFonts w:eastAsia="黑体"/>
         <w:b/>
         <w:bCs/>
       </w:rPr>
@@ -10555,12 +11130,14 @@
     </w:tblStylePr>
     <w:tblStylePr w:type="firstCol">
       <w:rPr>
+        <w:rFonts w:eastAsia="黑体"/>
         <w:b/>
         <w:bCs/>
       </w:rPr>
     </w:tblStylePr>
     <w:tblStylePr w:type="lastCol">
       <w:rPr>
+        <w:rFonts w:eastAsia="黑体"/>
         <w:b/>
         <w:bCs/>
       </w:rPr>
@@ -10610,12 +11187,14 @@
     </w:tcPr>
     <w:tblStylePr w:type="firstRow">
       <w:rPr>
+        <w:rFonts w:eastAsia="黑体"/>
         <w:b/>
         <w:bCs/>
       </w:rPr>
     </w:tblStylePr>
     <w:tblStylePr w:type="lastRow">
       <w:rPr>
+        <w:rFonts w:eastAsia="黑体"/>
         <w:b/>
         <w:bCs/>
       </w:rPr>
@@ -10628,12 +11207,14 @@
     </w:tblStylePr>
     <w:tblStylePr w:type="firstCol">
       <w:rPr>
+        <w:rFonts w:eastAsia="黑体"/>
         <w:b/>
         <w:bCs/>
       </w:rPr>
     </w:tblStylePr>
     <w:tblStylePr w:type="lastCol">
       <w:rPr>
+        <w:rFonts w:eastAsia="黑体"/>
         <w:b/>
         <w:bCs/>
       </w:rPr>
@@ -10660,7 +11241,7 @@
       <w:spacing w:after="0" w:line="240" w:lineRule="auto"/>
     </w:pPr>
     <w:rPr>
-      <w:rFonts w:asciiTheme="majorHAnsi" w:cstheme="majorBidi" w:eastAsiaTheme="majorEastAsia" w:hAnsiTheme="majorHAnsi"/>
+      <w:rFonts w:asciiTheme="majorHAnsi" w:cstheme="majorBidi" w:hAnsiTheme="majorHAnsi" w:eastAsia="黑体"/>
       <w:color w:themeColor="text1" w:val="000000"/>
     </w:rPr>
     <w:tblPr>
@@ -10687,6 +11268,7 @@
     </w:tcPr>
     <w:tblStylePr w:type="firstRow">
       <w:rPr>
+        <w:rFonts w:eastAsia="黑体"/>
         <w:b/>
         <w:bCs/>
         <w:color w:themeColor="text1" w:val="000000"/>
@@ -10698,6 +11280,7 @@
     </w:tblStylePr>
     <w:tblStylePr w:type="lastRow">
       <w:rPr>
+        <w:rFonts w:eastAsia="黑体"/>
         <w:b/>
         <w:bCs/>
         <w:color w:themeColor="text1" w:val="000000"/>
@@ -10717,6 +11300,7 @@
     </w:tblStylePr>
     <w:tblStylePr w:type="firstCol">
       <w:rPr>
+        <w:rFonts w:eastAsia="黑体"/>
         <w:b/>
         <w:bCs/>
         <w:color w:themeColor="text1" w:val="000000"/>
@@ -10736,6 +11320,7 @@
     </w:tblStylePr>
     <w:tblStylePr w:type="lastCol">
       <w:rPr>
+        <w:rFonts w:eastAsia="黑体"/>
         <w:b w:val="0"/>
         <w:bCs w:val="0"/>
         <w:color w:themeColor="text1" w:val="000000"/>
@@ -10785,7 +11370,7 @@
       <w:spacing w:after="0" w:line="240" w:lineRule="auto"/>
     </w:pPr>
     <w:rPr>
-      <w:rFonts w:asciiTheme="majorHAnsi" w:cstheme="majorBidi" w:eastAsiaTheme="majorEastAsia" w:hAnsiTheme="majorHAnsi"/>
+      <w:rFonts w:asciiTheme="majorHAnsi" w:cstheme="majorBidi" w:hAnsiTheme="majorHAnsi" w:eastAsia="黑体"/>
       <w:color w:themeColor="text1" w:val="000000"/>
     </w:rPr>
     <w:tblPr>
@@ -10812,6 +11397,7 @@
     </w:tcPr>
     <w:tblStylePr w:type="firstRow">
       <w:rPr>
+        <w:rFonts w:eastAsia="黑体"/>
         <w:b/>
         <w:bCs/>
         <w:color w:themeColor="text1" w:val="000000"/>
@@ -10823,6 +11409,7 @@
     </w:tblStylePr>
     <w:tblStylePr w:type="lastRow">
       <w:rPr>
+        <w:rFonts w:eastAsia="黑体"/>
         <w:b/>
         <w:bCs/>
         <w:color w:themeColor="text1" w:val="000000"/>
@@ -10842,6 +11429,7 @@
     </w:tblStylePr>
     <w:tblStylePr w:type="firstCol">
       <w:rPr>
+        <w:rFonts w:eastAsia="黑体"/>
         <w:b/>
         <w:bCs/>
         <w:color w:themeColor="text1" w:val="000000"/>
@@ -10861,6 +11449,7 @@
     </w:tblStylePr>
     <w:tblStylePr w:type="lastCol">
       <w:rPr>
+        <w:rFonts w:eastAsia="黑体"/>
         <w:b w:val="0"/>
         <w:bCs w:val="0"/>
         <w:color w:themeColor="text1" w:val="000000"/>
@@ -10910,7 +11499,7 @@
       <w:spacing w:after="0" w:line="240" w:lineRule="auto"/>
     </w:pPr>
     <w:rPr>
-      <w:rFonts w:asciiTheme="majorHAnsi" w:cstheme="majorBidi" w:eastAsiaTheme="majorEastAsia" w:hAnsiTheme="majorHAnsi"/>
+      <w:rFonts w:asciiTheme="majorHAnsi" w:cstheme="majorBidi" w:hAnsiTheme="majorHAnsi" w:eastAsia="黑体"/>
       <w:color w:themeColor="text1" w:val="000000"/>
     </w:rPr>
     <w:tblPr>
@@ -10937,6 +11526,7 @@
     </w:tcPr>
     <w:tblStylePr w:type="firstRow">
       <w:rPr>
+        <w:rFonts w:eastAsia="黑体"/>
         <w:b/>
         <w:bCs/>
         <w:color w:themeColor="text1" w:val="000000"/>
@@ -10948,6 +11538,7 @@
     </w:tblStylePr>
     <w:tblStylePr w:type="lastRow">
       <w:rPr>
+        <w:rFonts w:eastAsia="黑体"/>
         <w:b/>
         <w:bCs/>
         <w:color w:themeColor="text1" w:val="000000"/>
@@ -10967,6 +11558,7 @@
     </w:tblStylePr>
     <w:tblStylePr w:type="firstCol">
       <w:rPr>
+        <w:rFonts w:eastAsia="黑体"/>
         <w:b/>
         <w:bCs/>
         <w:color w:themeColor="text1" w:val="000000"/>
@@ -10986,6 +11578,7 @@
     </w:tblStylePr>
     <w:tblStylePr w:type="lastCol">
       <w:rPr>
+        <w:rFonts w:eastAsia="黑体"/>
         <w:b w:val="0"/>
         <w:bCs w:val="0"/>
         <w:color w:themeColor="text1" w:val="000000"/>
@@ -11035,7 +11628,7 @@
       <w:spacing w:after="0" w:line="240" w:lineRule="auto"/>
     </w:pPr>
     <w:rPr>
-      <w:rFonts w:asciiTheme="majorHAnsi" w:cstheme="majorBidi" w:eastAsiaTheme="majorEastAsia" w:hAnsiTheme="majorHAnsi"/>
+      <w:rFonts w:asciiTheme="majorHAnsi" w:cstheme="majorBidi" w:hAnsiTheme="majorHAnsi" w:eastAsia="黑体"/>
       <w:color w:themeColor="text1" w:val="000000"/>
     </w:rPr>
     <w:tblPr>
@@ -11062,6 +11655,7 @@
     </w:tcPr>
     <w:tblStylePr w:type="firstRow">
       <w:rPr>
+        <w:rFonts w:eastAsia="黑体"/>
         <w:b/>
         <w:bCs/>
         <w:color w:themeColor="text1" w:val="000000"/>
@@ -11073,6 +11667,7 @@
     </w:tblStylePr>
     <w:tblStylePr w:type="lastRow">
       <w:rPr>
+        <w:rFonts w:eastAsia="黑体"/>
         <w:b/>
         <w:bCs/>
         <w:color w:themeColor="text1" w:val="000000"/>
@@ -11092,6 +11687,7 @@
     </w:tblStylePr>
     <w:tblStylePr w:type="firstCol">
       <w:rPr>
+        <w:rFonts w:eastAsia="黑体"/>
         <w:b/>
         <w:bCs/>
         <w:color w:themeColor="text1" w:val="000000"/>
@@ -11111,6 +11707,7 @@
     </w:tblStylePr>
     <w:tblStylePr w:type="lastCol">
       <w:rPr>
+        <w:rFonts w:eastAsia="黑体"/>
         <w:b w:val="0"/>
         <w:bCs w:val="0"/>
         <w:color w:themeColor="text1" w:val="000000"/>
@@ -11160,7 +11757,7 @@
       <w:spacing w:after="0" w:line="240" w:lineRule="auto"/>
     </w:pPr>
     <w:rPr>
-      <w:rFonts w:asciiTheme="majorHAnsi" w:cstheme="majorBidi" w:eastAsiaTheme="majorEastAsia" w:hAnsiTheme="majorHAnsi"/>
+      <w:rFonts w:asciiTheme="majorHAnsi" w:cstheme="majorBidi" w:hAnsiTheme="majorHAnsi" w:eastAsia="黑体"/>
       <w:color w:themeColor="text1" w:val="000000"/>
     </w:rPr>
     <w:tblPr>
@@ -11187,6 +11784,7 @@
     </w:tcPr>
     <w:tblStylePr w:type="firstRow">
       <w:rPr>
+        <w:rFonts w:eastAsia="黑体"/>
         <w:b/>
         <w:bCs/>
         <w:color w:themeColor="text1" w:val="000000"/>
@@ -11198,6 +11796,7 @@
     </w:tblStylePr>
     <w:tblStylePr w:type="lastRow">
       <w:rPr>
+        <w:rFonts w:eastAsia="黑体"/>
         <w:b/>
         <w:bCs/>
         <w:color w:themeColor="text1" w:val="000000"/>
@@ -11217,6 +11816,7 @@
     </w:tblStylePr>
     <w:tblStylePr w:type="firstCol">
       <w:rPr>
+        <w:rFonts w:eastAsia="黑体"/>
         <w:b/>
         <w:bCs/>
         <w:color w:themeColor="text1" w:val="000000"/>
@@ -11236,6 +11836,7 @@
     </w:tblStylePr>
     <w:tblStylePr w:type="lastCol">
       <w:rPr>
+        <w:rFonts w:eastAsia="黑体"/>
         <w:b w:val="0"/>
         <w:bCs w:val="0"/>
         <w:color w:themeColor="text1" w:val="000000"/>
@@ -11285,7 +11886,7 @@
       <w:spacing w:after="0" w:line="240" w:lineRule="auto"/>
     </w:pPr>
     <w:rPr>
-      <w:rFonts w:asciiTheme="majorHAnsi" w:cstheme="majorBidi" w:eastAsiaTheme="majorEastAsia" w:hAnsiTheme="majorHAnsi"/>
+      <w:rFonts w:asciiTheme="majorHAnsi" w:cstheme="majorBidi" w:hAnsiTheme="majorHAnsi" w:eastAsia="黑体"/>
       <w:color w:themeColor="text1" w:val="000000"/>
     </w:rPr>
     <w:tblPr>
@@ -11312,6 +11913,7 @@
     </w:tcPr>
     <w:tblStylePr w:type="firstRow">
       <w:rPr>
+        <w:rFonts w:eastAsia="黑体"/>
         <w:b/>
         <w:bCs/>
         <w:color w:themeColor="text1" w:val="000000"/>
@@ -11323,6 +11925,7 @@
     </w:tblStylePr>
     <w:tblStylePr w:type="lastRow">
       <w:rPr>
+        <w:rFonts w:eastAsia="黑体"/>
         <w:b/>
         <w:bCs/>
         <w:color w:themeColor="text1" w:val="000000"/>
@@ -11342,6 +11945,7 @@
     </w:tblStylePr>
     <w:tblStylePr w:type="firstCol">
       <w:rPr>
+        <w:rFonts w:eastAsia="黑体"/>
         <w:b/>
         <w:bCs/>
         <w:color w:themeColor="text1" w:val="000000"/>
@@ -11361,6 +11965,7 @@
     </w:tblStylePr>
     <w:tblStylePr w:type="lastCol">
       <w:rPr>
+        <w:rFonts w:eastAsia="黑体"/>
         <w:b w:val="0"/>
         <w:bCs w:val="0"/>
         <w:color w:themeColor="text1" w:val="000000"/>
@@ -11410,7 +12015,7 @@
       <w:spacing w:after="0" w:line="240" w:lineRule="auto"/>
     </w:pPr>
     <w:rPr>
-      <w:rFonts w:asciiTheme="majorHAnsi" w:cstheme="majorBidi" w:eastAsiaTheme="majorEastAsia" w:hAnsiTheme="majorHAnsi"/>
+      <w:rFonts w:asciiTheme="majorHAnsi" w:cstheme="majorBidi" w:hAnsiTheme="majorHAnsi" w:eastAsia="黑体"/>
       <w:color w:themeColor="text1" w:val="000000"/>
     </w:rPr>
     <w:tblPr>
@@ -11437,6 +12042,7 @@
     </w:tcPr>
     <w:tblStylePr w:type="firstRow">
       <w:rPr>
+        <w:rFonts w:eastAsia="黑体"/>
         <w:b/>
         <w:bCs/>
         <w:color w:themeColor="text1" w:val="000000"/>
@@ -11448,6 +12054,7 @@
     </w:tblStylePr>
     <w:tblStylePr w:type="lastRow">
       <w:rPr>
+        <w:rFonts w:eastAsia="黑体"/>
         <w:b/>
         <w:bCs/>
         <w:color w:themeColor="text1" w:val="000000"/>
@@ -11467,6 +12074,7 @@
     </w:tblStylePr>
     <w:tblStylePr w:type="firstCol">
       <w:rPr>
+        <w:rFonts w:eastAsia="黑体"/>
         <w:b/>
         <w:bCs/>
         <w:color w:themeColor="text1" w:val="000000"/>
@@ -11486,6 +12094,7 @@
     </w:tblStylePr>
     <w:tblStylePr w:type="lastCol">
       <w:rPr>
+        <w:rFonts w:eastAsia="黑体"/>
         <w:b w:val="0"/>
         <w:bCs w:val="0"/>
         <w:color w:themeColor="text1" w:val="000000"/>
@@ -11558,6 +12167,7 @@
     </w:tcPr>
     <w:tblStylePr w:type="firstRow">
       <w:rPr>
+        <w:rFonts w:eastAsia="黑体"/>
         <w:b/>
         <w:bCs/>
         <w:i w:val="0"/>
@@ -11579,6 +12189,7 @@
     </w:tblStylePr>
     <w:tblStylePr w:type="lastRow">
       <w:rPr>
+        <w:rFonts w:eastAsia="黑体"/>
         <w:b/>
         <w:bCs/>
         <w:i w:val="0"/>
@@ -11600,6 +12211,7 @@
     </w:tblStylePr>
     <w:tblStylePr w:type="firstCol">
       <w:rPr>
+        <w:rFonts w:eastAsia="黑体"/>
         <w:b/>
         <w:bCs/>
         <w:i w:val="0"/>
@@ -11619,6 +12231,7 @@
     </w:tblStylePr>
     <w:tblStylePr w:type="lastCol">
       <w:rPr>
+        <w:rFonts w:eastAsia="黑体"/>
         <w:b/>
         <w:bCs/>
         <w:i w:val="0"/>
@@ -11699,6 +12312,7 @@
     </w:tcPr>
     <w:tblStylePr w:type="firstRow">
       <w:rPr>
+        <w:rFonts w:eastAsia="黑体"/>
         <w:b/>
         <w:bCs/>
         <w:i w:val="0"/>
@@ -11720,6 +12334,7 @@
     </w:tblStylePr>
     <w:tblStylePr w:type="lastRow">
       <w:rPr>
+        <w:rFonts w:eastAsia="黑体"/>
         <w:b/>
         <w:bCs/>
         <w:i w:val="0"/>
@@ -11741,6 +12356,7 @@
     </w:tblStylePr>
     <w:tblStylePr w:type="firstCol">
       <w:rPr>
+        <w:rFonts w:eastAsia="黑体"/>
         <w:b/>
         <w:bCs/>
         <w:i w:val="0"/>
@@ -11760,6 +12376,7 @@
     </w:tblStylePr>
     <w:tblStylePr w:type="lastCol">
       <w:rPr>
+        <w:rFonts w:eastAsia="黑体"/>
         <w:b/>
         <w:bCs/>
         <w:i w:val="0"/>
@@ -11840,6 +12457,7 @@
     </w:tcPr>
     <w:tblStylePr w:type="firstRow">
       <w:rPr>
+        <w:rFonts w:eastAsia="黑体"/>
         <w:b/>
         <w:bCs/>
         <w:i w:val="0"/>
@@ -11861,6 +12479,7 @@
     </w:tblStylePr>
     <w:tblStylePr w:type="lastRow">
       <w:rPr>
+        <w:rFonts w:eastAsia="黑体"/>
         <w:b/>
         <w:bCs/>
         <w:i w:val="0"/>
@@ -11882,6 +12501,7 @@
     </w:tblStylePr>
     <w:tblStylePr w:type="firstCol">
       <w:rPr>
+        <w:rFonts w:eastAsia="黑体"/>
         <w:b/>
         <w:bCs/>
         <w:i w:val="0"/>
@@ -11901,6 +12521,7 @@
     </w:tblStylePr>
     <w:tblStylePr w:type="lastCol">
       <w:rPr>
+        <w:rFonts w:eastAsia="黑体"/>
         <w:b/>
         <w:bCs/>
         <w:i w:val="0"/>
@@ -11981,6 +12602,7 @@
     </w:tcPr>
     <w:tblStylePr w:type="firstRow">
       <w:rPr>
+        <w:rFonts w:eastAsia="黑体"/>
         <w:b/>
         <w:bCs/>
         <w:i w:val="0"/>
@@ -12002,6 +12624,7 @@
     </w:tblStylePr>
     <w:tblStylePr w:type="lastRow">
       <w:rPr>
+        <w:rFonts w:eastAsia="黑体"/>
         <w:b/>
         <w:bCs/>
         <w:i w:val="0"/>
@@ -12023,6 +12646,7 @@
     </w:tblStylePr>
     <w:tblStylePr w:type="firstCol">
       <w:rPr>
+        <w:rFonts w:eastAsia="黑体"/>
         <w:b/>
         <w:bCs/>
         <w:i w:val="0"/>
@@ -12042,6 +12666,7 @@
     </w:tblStylePr>
     <w:tblStylePr w:type="lastCol">
       <w:rPr>
+        <w:rFonts w:eastAsia="黑体"/>
         <w:b/>
         <w:bCs/>
         <w:i w:val="0"/>
@@ -12122,6 +12747,7 @@
     </w:tcPr>
     <w:tblStylePr w:type="firstRow">
       <w:rPr>
+        <w:rFonts w:eastAsia="黑体"/>
         <w:b/>
         <w:bCs/>
         <w:i w:val="0"/>
@@ -12143,6 +12769,7 @@
     </w:tblStylePr>
     <w:tblStylePr w:type="lastRow">
       <w:rPr>
+        <w:rFonts w:eastAsia="黑体"/>
         <w:b/>
         <w:bCs/>
         <w:i w:val="0"/>
@@ -12164,6 +12791,7 @@
     </w:tblStylePr>
     <w:tblStylePr w:type="firstCol">
       <w:rPr>
+        <w:rFonts w:eastAsia="黑体"/>
         <w:b/>
         <w:bCs/>
         <w:i w:val="0"/>
@@ -12183,6 +12811,7 @@
     </w:tblStylePr>
     <w:tblStylePr w:type="lastCol">
       <w:rPr>
+        <w:rFonts w:eastAsia="黑体"/>
         <w:b/>
         <w:bCs/>
         <w:i w:val="0"/>
@@ -12263,6 +12892,7 @@
     </w:tcPr>
     <w:tblStylePr w:type="firstRow">
       <w:rPr>
+        <w:rFonts w:eastAsia="黑体"/>
         <w:b/>
         <w:bCs/>
         <w:i w:val="0"/>
@@ -12284,6 +12914,7 @@
     </w:tblStylePr>
     <w:tblStylePr w:type="lastRow">
       <w:rPr>
+        <w:rFonts w:eastAsia="黑体"/>
         <w:b/>
         <w:bCs/>
         <w:i w:val="0"/>
@@ -12305,6 +12936,7 @@
     </w:tblStylePr>
     <w:tblStylePr w:type="firstCol">
       <w:rPr>
+        <w:rFonts w:eastAsia="黑体"/>
         <w:b/>
         <w:bCs/>
         <w:i w:val="0"/>
@@ -12324,6 +12956,7 @@
     </w:tblStylePr>
     <w:tblStylePr w:type="lastCol">
       <w:rPr>
+        <w:rFonts w:eastAsia="黑体"/>
         <w:b/>
         <w:bCs/>
         <w:i w:val="0"/>
@@ -12404,6 +13037,7 @@
     </w:tcPr>
     <w:tblStylePr w:type="firstRow">
       <w:rPr>
+        <w:rFonts w:eastAsia="黑体"/>
         <w:b/>
         <w:bCs/>
         <w:i w:val="0"/>
@@ -12425,6 +13059,7 @@
     </w:tblStylePr>
     <w:tblStylePr w:type="lastRow">
       <w:rPr>
+        <w:rFonts w:eastAsia="黑体"/>
         <w:b/>
         <w:bCs/>
         <w:i w:val="0"/>
@@ -12446,6 +13081,7 @@
     </w:tblStylePr>
     <w:tblStylePr w:type="firstCol">
       <w:rPr>
+        <w:rFonts w:eastAsia="黑体"/>
         <w:b/>
         <w:bCs/>
         <w:i w:val="0"/>
@@ -12465,6 +13101,7 @@
     </w:tblStylePr>
     <w:tblStylePr w:type="lastCol">
       <w:rPr>
+        <w:rFonts w:eastAsia="黑体"/>
         <w:b/>
         <w:bCs/>
         <w:i w:val="0"/>
@@ -12522,6 +13159,7 @@
       <w:spacing w:after="0" w:line="240" w:lineRule="auto"/>
     </w:pPr>
     <w:rPr>
+      <w:rFonts w:eastAsia="黑体"/>
       <w:color w:themeColor="background1" w:val="FFFFFF"/>
     </w:rPr>
     <w:tblPr>
@@ -12540,6 +13178,7 @@
     </w:tcPr>
     <w:tblStylePr w:type="firstRow">
       <w:rPr>
+        <w:rFonts w:eastAsia="黑体"/>
         <w:b/>
         <w:bCs/>
       </w:rPr>
@@ -12636,6 +13275,7 @@
       <w:spacing w:after="0" w:line="240" w:lineRule="auto"/>
     </w:pPr>
     <w:rPr>
+      <w:rFonts w:eastAsia="黑体"/>
       <w:color w:themeColor="background1" w:val="FFFFFF"/>
     </w:rPr>
     <w:tblPr>
@@ -12654,6 +13294,7 @@
     </w:tcPr>
     <w:tblStylePr w:type="firstRow">
       <w:rPr>
+        <w:rFonts w:eastAsia="黑体"/>
         <w:b/>
         <w:bCs/>
       </w:rPr>
@@ -12750,6 +13391,7 @@
       <w:spacing w:after="0" w:line="240" w:lineRule="auto"/>
     </w:pPr>
     <w:rPr>
+      <w:rFonts w:eastAsia="黑体"/>
       <w:color w:themeColor="background1" w:val="FFFFFF"/>
     </w:rPr>
     <w:tblPr>
@@ -12768,6 +13410,7 @@
     </w:tcPr>
     <w:tblStylePr w:type="firstRow">
       <w:rPr>
+        <w:rFonts w:eastAsia="黑体"/>
         <w:b/>
         <w:bCs/>
       </w:rPr>
@@ -12864,6 +13507,7 @@
       <w:spacing w:after="0" w:line="240" w:lineRule="auto"/>
     </w:pPr>
     <w:rPr>
+      <w:rFonts w:eastAsia="黑体"/>
       <w:color w:themeColor="background1" w:val="FFFFFF"/>
     </w:rPr>
     <w:tblPr>
@@ -12882,6 +13526,7 @@
     </w:tcPr>
     <w:tblStylePr w:type="firstRow">
       <w:rPr>
+        <w:rFonts w:eastAsia="黑体"/>
         <w:b/>
         <w:bCs/>
       </w:rPr>
@@ -12978,6 +13623,7 @@
       <w:spacing w:after="0" w:line="240" w:lineRule="auto"/>
     </w:pPr>
     <w:rPr>
+      <w:rFonts w:eastAsia="黑体"/>
       <w:color w:themeColor="background1" w:val="FFFFFF"/>
     </w:rPr>
     <w:tblPr>
@@ -12996,6 +13642,7 @@
     </w:tcPr>
     <w:tblStylePr w:type="firstRow">
       <w:rPr>
+        <w:rFonts w:eastAsia="黑体"/>
         <w:b/>
         <w:bCs/>
       </w:rPr>
@@ -13092,6 +13739,7 @@
       <w:spacing w:after="0" w:line="240" w:lineRule="auto"/>
     </w:pPr>
     <w:rPr>
+      <w:rFonts w:eastAsia="黑体"/>
       <w:color w:themeColor="background1" w:val="FFFFFF"/>
     </w:rPr>
     <w:tblPr>
@@ -13110,6 +13758,7 @@
     </w:tcPr>
     <w:tblStylePr w:type="firstRow">
       <w:rPr>
+        <w:rFonts w:eastAsia="黑体"/>
         <w:b/>
         <w:bCs/>
       </w:rPr>
@@ -13206,6 +13855,7 @@
       <w:spacing w:after="0" w:line="240" w:lineRule="auto"/>
     </w:pPr>
     <w:rPr>
+      <w:rFonts w:eastAsia="黑体"/>
       <w:color w:themeColor="background1" w:val="FFFFFF"/>
     </w:rPr>
     <w:tblPr>
@@ -13224,6 +13874,7 @@
     </w:tcPr>
     <w:tblStylePr w:type="firstRow">
       <w:rPr>
+        <w:rFonts w:eastAsia="黑体"/>
         <w:b/>
         <w:bCs/>
       </w:rPr>
@@ -13320,6 +13971,7 @@
       <w:spacing w:after="0" w:line="240" w:lineRule="auto"/>
     </w:pPr>
     <w:rPr>
+      <w:rFonts w:eastAsia="黑体"/>
       <w:color w:themeColor="text1" w:val="000000"/>
     </w:rPr>
     <w:tblPr>
@@ -13346,6 +13998,7 @@
     </w:tcPr>
     <w:tblStylePr w:type="firstRow">
       <w:rPr>
+        <w:rFonts w:eastAsia="黑体"/>
         <w:b/>
         <w:bCs/>
       </w:rPr>
@@ -13364,6 +14017,7 @@
     </w:tblStylePr>
     <w:tblStylePr w:type="lastRow">
       <w:rPr>
+        <w:rFonts w:eastAsia="黑体"/>
         <w:b/>
         <w:bCs/>
         <w:color w:themeColor="background1" w:val="FFFFFF"/>
@@ -13378,6 +14032,7 @@
     </w:tblStylePr>
     <w:tblStylePr w:type="firstCol">
       <w:rPr>
+        <w:rFonts w:eastAsia="黑体"/>
         <w:color w:themeColor="background1" w:val="FFFFFF"/>
       </w:rPr>
       <w:tblPr/>
@@ -13395,6 +14050,7 @@
     </w:tblStylePr>
     <w:tblStylePr w:type="lastCol">
       <w:rPr>
+        <w:rFonts w:eastAsia="黑体"/>
         <w:color w:themeColor="background1" w:val="FFFFFF"/>
       </w:rPr>
       <w:tblPr/>
@@ -13424,11 +14080,13 @@
     </w:tblStylePr>
     <w:tblStylePr w:type="neCell">
       <w:rPr>
+        <w:rFonts w:eastAsia="黑体"/>
         <w:color w:themeColor="text1" w:val="000000"/>
       </w:rPr>
     </w:tblStylePr>
     <w:tblStylePr w:type="nwCell">
       <w:rPr>
+        <w:rFonts w:eastAsia="黑体"/>
         <w:color w:themeColor="text1" w:val="000000"/>
       </w:rPr>
     </w:tblStylePr>
@@ -13442,6 +14100,7 @@
       <w:spacing w:after="0" w:line="240" w:lineRule="auto"/>
     </w:pPr>
     <w:rPr>
+      <w:rFonts w:eastAsia="黑体"/>
       <w:color w:themeColor="text1" w:val="000000"/>
     </w:rPr>
     <w:tblPr>
@@ -13468,6 +14127,7 @@
     </w:tcPr>
     <w:tblStylePr w:type="firstRow">
       <w:rPr>
+        <w:rFonts w:eastAsia="黑体"/>
         <w:b/>
         <w:bCs/>
       </w:rPr>
@@ -13486,6 +14146,7 @@
     </w:tblStylePr>
     <w:tblStylePr w:type="lastRow">
       <w:rPr>
+        <w:rFonts w:eastAsia="黑体"/>
         <w:b/>
         <w:bCs/>
         <w:color w:themeColor="background1" w:val="FFFFFF"/>
@@ -13500,6 +14161,7 @@
     </w:tblStylePr>
     <w:tblStylePr w:type="firstCol">
       <w:rPr>
+        <w:rFonts w:eastAsia="黑体"/>
         <w:color w:themeColor="background1" w:val="FFFFFF"/>
       </w:rPr>
       <w:tblPr/>
@@ -13517,6 +14179,7 @@
     </w:tblStylePr>
     <w:tblStylePr w:type="lastCol">
       <w:rPr>
+        <w:rFonts w:eastAsia="黑体"/>
         <w:color w:themeColor="background1" w:val="FFFFFF"/>
       </w:rPr>
       <w:tblPr/>
@@ -13546,11 +14209,13 @@
     </w:tblStylePr>
     <w:tblStylePr w:type="neCell">
       <w:rPr>
+        <w:rFonts w:eastAsia="黑体"/>
         <w:color w:themeColor="text1" w:val="000000"/>
       </w:rPr>
     </w:tblStylePr>
     <w:tblStylePr w:type="nwCell">
       <w:rPr>
+        <w:rFonts w:eastAsia="黑体"/>
         <w:color w:themeColor="text1" w:val="000000"/>
       </w:rPr>
     </w:tblStylePr>
@@ -13564,6 +14229,7 @@
       <w:spacing w:after="0" w:line="240" w:lineRule="auto"/>
     </w:pPr>
     <w:rPr>
+      <w:rFonts w:eastAsia="黑体"/>
       <w:color w:themeColor="text1" w:val="000000"/>
     </w:rPr>
     <w:tblPr>
@@ -13590,6 +14256,7 @@
     </w:tcPr>
     <w:tblStylePr w:type="firstRow">
       <w:rPr>
+        <w:rFonts w:eastAsia="黑体"/>
         <w:b/>
         <w:bCs/>
       </w:rPr>
@@ -13608,6 +14275,7 @@
     </w:tblStylePr>
     <w:tblStylePr w:type="lastRow">
       <w:rPr>
+        <w:rFonts w:eastAsia="黑体"/>
         <w:b/>
         <w:bCs/>
         <w:color w:themeColor="background1" w:val="FFFFFF"/>
@@ -13622,6 +14290,7 @@
     </w:tblStylePr>
     <w:tblStylePr w:type="firstCol">
       <w:rPr>
+        <w:rFonts w:eastAsia="黑体"/>
         <w:color w:themeColor="background1" w:val="FFFFFF"/>
       </w:rPr>
       <w:tblPr/>
@@ -13639,6 +14308,7 @@
     </w:tblStylePr>
     <w:tblStylePr w:type="lastCol">
       <w:rPr>
+        <w:rFonts w:eastAsia="黑体"/>
         <w:color w:themeColor="background1" w:val="FFFFFF"/>
       </w:rPr>
       <w:tblPr/>
@@ -13668,11 +14338,13 @@
     </w:tblStylePr>
     <w:tblStylePr w:type="neCell">
       <w:rPr>
+        <w:rFonts w:eastAsia="黑体"/>
         <w:color w:themeColor="text1" w:val="000000"/>
       </w:rPr>
     </w:tblStylePr>
     <w:tblStylePr w:type="nwCell">
       <w:rPr>
+        <w:rFonts w:eastAsia="黑体"/>
         <w:color w:themeColor="text1" w:val="000000"/>
       </w:rPr>
     </w:tblStylePr>
@@ -13686,6 +14358,7 @@
       <w:spacing w:after="0" w:line="240" w:lineRule="auto"/>
     </w:pPr>
     <w:rPr>
+      <w:rFonts w:eastAsia="黑体"/>
       <w:color w:themeColor="text1" w:val="000000"/>
     </w:rPr>
     <w:tblPr>
@@ -13712,6 +14385,7 @@
     </w:tcPr>
     <w:tblStylePr w:type="firstRow">
       <w:rPr>
+        <w:rFonts w:eastAsia="黑体"/>
         <w:b/>
         <w:bCs/>
       </w:rPr>
@@ -13730,6 +14404,7 @@
     </w:tblStylePr>
     <w:tblStylePr w:type="lastRow">
       <w:rPr>
+        <w:rFonts w:eastAsia="黑体"/>
         <w:b/>
         <w:bCs/>
         <w:color w:themeColor="background1" w:val="FFFFFF"/>
@@ -13744,6 +14419,7 @@
     </w:tblStylePr>
     <w:tblStylePr w:type="firstCol">
       <w:rPr>
+        <w:rFonts w:eastAsia="黑体"/>
         <w:color w:themeColor="background1" w:val="FFFFFF"/>
       </w:rPr>
       <w:tblPr/>
@@ -13761,6 +14437,7 @@
     </w:tblStylePr>
     <w:tblStylePr w:type="lastCol">
       <w:rPr>
+        <w:rFonts w:eastAsia="黑体"/>
         <w:color w:themeColor="background1" w:val="FFFFFF"/>
       </w:rPr>
       <w:tblPr/>
@@ -13798,6 +14475,7 @@
       <w:spacing w:after="0" w:line="240" w:lineRule="auto"/>
     </w:pPr>
     <w:rPr>
+      <w:rFonts w:eastAsia="黑体"/>
       <w:color w:themeColor="text1" w:val="000000"/>
     </w:rPr>
     <w:tblPr>
@@ -13824,6 +14502,7 @@
     </w:tcPr>
     <w:tblStylePr w:type="firstRow">
       <w:rPr>
+        <w:rFonts w:eastAsia="黑体"/>
         <w:b/>
         <w:bCs/>
       </w:rPr>
@@ -13842,6 +14521,7 @@
     </w:tblStylePr>
     <w:tblStylePr w:type="lastRow">
       <w:rPr>
+        <w:rFonts w:eastAsia="黑体"/>
         <w:b/>
         <w:bCs/>
         <w:color w:themeColor="background1" w:val="FFFFFF"/>
@@ -13856,6 +14536,7 @@
     </w:tblStylePr>
     <w:tblStylePr w:type="firstCol">
       <w:rPr>
+        <w:rFonts w:eastAsia="黑体"/>
         <w:color w:themeColor="background1" w:val="FFFFFF"/>
       </w:rPr>
       <w:tblPr/>
@@ -13873,6 +14554,7 @@
     </w:tblStylePr>
     <w:tblStylePr w:type="lastCol">
       <w:rPr>
+        <w:rFonts w:eastAsia="黑体"/>
         <w:color w:themeColor="background1" w:val="FFFFFF"/>
       </w:rPr>
       <w:tblPr/>
@@ -13902,11 +14584,13 @@
     </w:tblStylePr>
     <w:tblStylePr w:type="neCell">
       <w:rPr>
+        <w:rFonts w:eastAsia="黑体"/>
         <w:color w:themeColor="text1" w:val="000000"/>
       </w:rPr>
     </w:tblStylePr>
     <w:tblStylePr w:type="nwCell">
       <w:rPr>
+        <w:rFonts w:eastAsia="黑体"/>
         <w:color w:themeColor="text1" w:val="000000"/>
       </w:rPr>
     </w:tblStylePr>
@@ -13920,6 +14604,7 @@
       <w:spacing w:after="0" w:line="240" w:lineRule="auto"/>
     </w:pPr>
     <w:rPr>
+      <w:rFonts w:eastAsia="黑体"/>
       <w:color w:themeColor="text1" w:val="000000"/>
     </w:rPr>
     <w:tblPr>
@@ -13946,6 +14631,7 @@
     </w:tcPr>
     <w:tblStylePr w:type="firstRow">
       <w:rPr>
+        <w:rFonts w:eastAsia="黑体"/>
         <w:b/>
         <w:bCs/>
       </w:rPr>
@@ -13964,6 +14650,7 @@
     </w:tblStylePr>
     <w:tblStylePr w:type="lastRow">
       <w:rPr>
+        <w:rFonts w:eastAsia="黑体"/>
         <w:b/>
         <w:bCs/>
         <w:color w:themeColor="background1" w:val="FFFFFF"/>
@@ -13978,6 +14665,7 @@
     </w:tblStylePr>
     <w:tblStylePr w:type="firstCol">
       <w:rPr>
+        <w:rFonts w:eastAsia="黑体"/>
         <w:color w:themeColor="background1" w:val="FFFFFF"/>
       </w:rPr>
       <w:tblPr/>
@@ -13995,6 +14683,7 @@
     </w:tblStylePr>
     <w:tblStylePr w:type="lastCol">
       <w:rPr>
+        <w:rFonts w:eastAsia="黑体"/>
         <w:color w:themeColor="background1" w:val="FFFFFF"/>
       </w:rPr>
       <w:tblPr/>
@@ -14024,11 +14713,13 @@
     </w:tblStylePr>
     <w:tblStylePr w:type="neCell">
       <w:rPr>
+        <w:rFonts w:eastAsia="黑体"/>
         <w:color w:themeColor="text1" w:val="000000"/>
       </w:rPr>
     </w:tblStylePr>
     <w:tblStylePr w:type="nwCell">
       <w:rPr>
+        <w:rFonts w:eastAsia="黑体"/>
         <w:color w:themeColor="text1" w:val="000000"/>
       </w:rPr>
     </w:tblStylePr>
@@ -14042,6 +14733,7 @@
       <w:spacing w:after="0" w:line="240" w:lineRule="auto"/>
     </w:pPr>
     <w:rPr>
+      <w:rFonts w:eastAsia="黑体"/>
       <w:color w:themeColor="text1" w:val="000000"/>
     </w:rPr>
     <w:tblPr>
@@ -14068,6 +14760,7 @@
     </w:tcPr>
     <w:tblStylePr w:type="firstRow">
       <w:rPr>
+        <w:rFonts w:eastAsia="黑体"/>
         <w:b/>
         <w:bCs/>
       </w:rPr>
@@ -14086,6 +14779,7 @@
     </w:tblStylePr>
     <w:tblStylePr w:type="lastRow">
       <w:rPr>
+        <w:rFonts w:eastAsia="黑体"/>
         <w:b/>
         <w:bCs/>
         <w:color w:themeColor="background1" w:val="FFFFFF"/>
@@ -14100,6 +14794,7 @@
     </w:tblStylePr>
     <w:tblStylePr w:type="firstCol">
       <w:rPr>
+        <w:rFonts w:eastAsia="黑体"/>
         <w:color w:themeColor="background1" w:val="FFFFFF"/>
       </w:rPr>
       <w:tblPr/>
@@ -14117,6 +14812,7 @@
     </w:tblStylePr>
     <w:tblStylePr w:type="lastCol">
       <w:rPr>
+        <w:rFonts w:eastAsia="黑体"/>
         <w:color w:themeColor="background1" w:val="FFFFFF"/>
       </w:rPr>
       <w:tblPr/>
@@ -14146,11 +14842,13 @@
     </w:tblStylePr>
     <w:tblStylePr w:type="neCell">
       <w:rPr>
+        <w:rFonts w:eastAsia="黑体"/>
         <w:color w:themeColor="text1" w:val="000000"/>
       </w:rPr>
     </w:tblStylePr>
     <w:tblStylePr w:type="nwCell">
       <w:rPr>
+        <w:rFonts w:eastAsia="黑体"/>
         <w:color w:themeColor="text1" w:val="000000"/>
       </w:rPr>
     </w:tblStylePr>
@@ -14164,6 +14862,7 @@
       <w:spacing w:after="0" w:line="240" w:lineRule="auto"/>
     </w:pPr>
     <w:rPr>
+      <w:rFonts w:eastAsia="黑体"/>
       <w:color w:themeColor="text1" w:val="000000"/>
     </w:rPr>
     <w:tblPr>
@@ -14182,6 +14881,7 @@
     </w:tcPr>
     <w:tblStylePr w:type="firstRow">
       <w:rPr>
+        <w:rFonts w:eastAsia="黑体"/>
         <w:b/>
         <w:bCs/>
         <w:color w:themeColor="background1" w:val="FFFFFF"/>
@@ -14196,6 +14896,7 @@
     </w:tblStylePr>
     <w:tblStylePr w:type="lastRow">
       <w:rPr>
+        <w:rFonts w:eastAsia="黑体"/>
         <w:b/>
         <w:bCs/>
         <w:color w:themeColor="accent2" w:themeShade="CC" w:val="9E3A38"/>
@@ -14210,12 +14911,14 @@
     </w:tblStylePr>
     <w:tblStylePr w:type="firstCol">
       <w:rPr>
+        <w:rFonts w:eastAsia="黑体"/>
         <w:b/>
         <w:bCs/>
       </w:rPr>
     </w:tblStylePr>
     <w:tblStylePr w:type="lastCol">
       <w:rPr>
+        <w:rFonts w:eastAsia="黑体"/>
         <w:b/>
         <w:bCs/>
       </w:rPr>
@@ -14250,6 +14953,7 @@
       <w:spacing w:after="0" w:line="240" w:lineRule="auto"/>
     </w:pPr>
     <w:rPr>
+      <w:rFonts w:eastAsia="黑体"/>
       <w:color w:themeColor="text1" w:val="000000"/>
     </w:rPr>
     <w:tblPr>
@@ -14268,6 +14972,7 @@
     </w:tcPr>
     <w:tblStylePr w:type="firstRow">
       <w:rPr>
+        <w:rFonts w:eastAsia="黑体"/>
         <w:b/>
         <w:bCs/>
         <w:color w:themeColor="background1" w:val="FFFFFF"/>
@@ -14282,6 +14987,7 @@
     </w:tblStylePr>
     <w:tblStylePr w:type="lastRow">
       <w:rPr>
+        <w:rFonts w:eastAsia="黑体"/>
         <w:b/>
         <w:bCs/>
         <w:color w:themeColor="accent2" w:themeShade="CC" w:val="9E3A38"/>
@@ -14296,12 +15002,14 @@
     </w:tblStylePr>
     <w:tblStylePr w:type="firstCol">
       <w:rPr>
+        <w:rFonts w:eastAsia="黑体"/>
         <w:b/>
         <w:bCs/>
       </w:rPr>
     </w:tblStylePr>
     <w:tblStylePr w:type="lastCol">
       <w:rPr>
+        <w:rFonts w:eastAsia="黑体"/>
         <w:b/>
         <w:bCs/>
       </w:rPr>
@@ -14336,6 +15044,7 @@
       <w:spacing w:after="0" w:line="240" w:lineRule="auto"/>
     </w:pPr>
     <w:rPr>
+      <w:rFonts w:eastAsia="黑体"/>
       <w:color w:themeColor="text1" w:val="000000"/>
     </w:rPr>
     <w:tblPr>
@@ -14354,6 +15063,7 @@
     </w:tcPr>
     <w:tblStylePr w:type="firstRow">
       <w:rPr>
+        <w:rFonts w:eastAsia="黑体"/>
         <w:b/>
         <w:bCs/>
         <w:color w:themeColor="background1" w:val="FFFFFF"/>
@@ -14368,6 +15078,7 @@
     </w:tblStylePr>
     <w:tblStylePr w:type="lastRow">
       <w:rPr>
+        <w:rFonts w:eastAsia="黑体"/>
         <w:b/>
         <w:bCs/>
         <w:color w:themeColor="accent2" w:themeShade="CC" w:val="9E3A38"/>
@@ -14382,12 +15093,14 @@
     </w:tblStylePr>
     <w:tblStylePr w:type="firstCol">
       <w:rPr>
+        <w:rFonts w:eastAsia="黑体"/>
         <w:b/>
         <w:bCs/>
       </w:rPr>
     </w:tblStylePr>
     <w:tblStylePr w:type="lastCol">
       <w:rPr>
+        <w:rFonts w:eastAsia="黑体"/>
         <w:b/>
         <w:bCs/>
       </w:rPr>
@@ -14422,6 +15135,7 @@
       <w:spacing w:after="0" w:line="240" w:lineRule="auto"/>
     </w:pPr>
     <w:rPr>
+      <w:rFonts w:eastAsia="黑体"/>
       <w:color w:themeColor="text1" w:val="000000"/>
     </w:rPr>
     <w:tblPr>
@@ -14440,6 +15154,7 @@
     </w:tcPr>
     <w:tblStylePr w:type="firstRow">
       <w:rPr>
+        <w:rFonts w:eastAsia="黑体"/>
         <w:b/>
         <w:bCs/>
         <w:color w:themeColor="background1" w:val="FFFFFF"/>
@@ -14454,6 +15169,7 @@
     </w:tblStylePr>
     <w:tblStylePr w:type="lastRow">
       <w:rPr>
+        <w:rFonts w:eastAsia="黑体"/>
         <w:b/>
         <w:bCs/>
         <w:color w:themeColor="accent4" w:themeShade="CC" w:val="664E82"/>
@@ -14468,12 +15184,14 @@
     </w:tblStylePr>
     <w:tblStylePr w:type="firstCol">
       <w:rPr>
+        <w:rFonts w:eastAsia="黑体"/>
         <w:b/>
         <w:bCs/>
       </w:rPr>
     </w:tblStylePr>
     <w:tblStylePr w:type="lastCol">
       <w:rPr>
+        <w:rFonts w:eastAsia="黑体"/>
         <w:b/>
         <w:bCs/>
       </w:rPr>
@@ -14508,6 +15226,7 @@
       <w:spacing w:after="0" w:line="240" w:lineRule="auto"/>
     </w:pPr>
     <w:rPr>
+      <w:rFonts w:eastAsia="黑体"/>
       <w:color w:themeColor="text1" w:val="000000"/>
     </w:rPr>
     <w:tblPr>
@@ -14526,6 +15245,7 @@
     </w:tcPr>
     <w:tblStylePr w:type="firstRow">
       <w:rPr>
+        <w:rFonts w:eastAsia="黑体"/>
         <w:b/>
         <w:bCs/>
         <w:color w:themeColor="background1" w:val="FFFFFF"/>
@@ -14540,6 +15260,7 @@
     </w:tblStylePr>
     <w:tblStylePr w:type="lastRow">
       <w:rPr>
+        <w:rFonts w:eastAsia="黑体"/>
         <w:b/>
         <w:bCs/>
         <w:color w:themeColor="accent3" w:themeShade="CC" w:val="7E9C40"/>
@@ -14554,12 +15275,14 @@
     </w:tblStylePr>
     <w:tblStylePr w:type="firstCol">
       <w:rPr>
+        <w:rFonts w:eastAsia="黑体"/>
         <w:b/>
         <w:bCs/>
       </w:rPr>
     </w:tblStylePr>
     <w:tblStylePr w:type="lastCol">
       <w:rPr>
+        <w:rFonts w:eastAsia="黑体"/>
         <w:b/>
         <w:bCs/>
       </w:rPr>
@@ -14594,6 +15317,7 @@
       <w:spacing w:after="0" w:line="240" w:lineRule="auto"/>
     </w:pPr>
     <w:rPr>
+      <w:rFonts w:eastAsia="黑体"/>
       <w:color w:themeColor="text1" w:val="000000"/>
     </w:rPr>
     <w:tblPr>
@@ -14612,6 +15336,7 @@
     </w:tcPr>
     <w:tblStylePr w:type="firstRow">
       <w:rPr>
+        <w:rFonts w:eastAsia="黑体"/>
         <w:b/>
         <w:bCs/>
         <w:color w:themeColor="background1" w:val="FFFFFF"/>
@@ -14626,6 +15351,7 @@
     </w:tblStylePr>
     <w:tblStylePr w:type="lastRow">
       <w:rPr>
+        <w:rFonts w:eastAsia="黑体"/>
         <w:b/>
         <w:bCs/>
         <w:color w:themeColor="accent6" w:themeShade="CC" w:val="F2730A"/>
@@ -14640,12 +15366,14 @@
     </w:tblStylePr>
     <w:tblStylePr w:type="firstCol">
       <w:rPr>
+        <w:rFonts w:eastAsia="黑体"/>
         <w:b/>
         <w:bCs/>
       </w:rPr>
     </w:tblStylePr>
     <w:tblStylePr w:type="lastCol">
       <w:rPr>
+        <w:rFonts w:eastAsia="黑体"/>
         <w:b/>
         <w:bCs/>
       </w:rPr>
@@ -14680,6 +15408,7 @@
       <w:spacing w:after="0" w:line="240" w:lineRule="auto"/>
     </w:pPr>
     <w:rPr>
+      <w:rFonts w:eastAsia="黑体"/>
       <w:color w:themeColor="text1" w:val="000000"/>
     </w:rPr>
     <w:tblPr>
@@ -14698,6 +15427,7 @@
     </w:tcPr>
     <w:tblStylePr w:type="firstRow">
       <w:rPr>
+        <w:rFonts w:eastAsia="黑体"/>
         <w:b/>
         <w:bCs/>
         <w:color w:themeColor="background1" w:val="FFFFFF"/>
@@ -14712,6 +15442,7 @@
     </w:tblStylePr>
     <w:tblStylePr w:type="lastRow">
       <w:rPr>
+        <w:rFonts w:eastAsia="黑体"/>
         <w:b/>
         <w:bCs/>
         <w:color w:themeColor="accent5" w:themeShade="CC" w:val="348DA5"/>
@@ -14726,12 +15457,14 @@
     </w:tblStylePr>
     <w:tblStylePr w:type="firstCol">
       <w:rPr>
+        <w:rFonts w:eastAsia="黑体"/>
         <w:b/>
         <w:bCs/>
       </w:rPr>
     </w:tblStylePr>
     <w:tblStylePr w:type="lastCol">
       <w:rPr>
+        <w:rFonts w:eastAsia="黑体"/>
         <w:b/>
         <w:bCs/>
       </w:rPr>
@@ -14766,6 +15499,7 @@
       <w:spacing w:after="0" w:line="240" w:lineRule="auto"/>
     </w:pPr>
     <w:rPr>
+      <w:rFonts w:eastAsia="黑体"/>
       <w:color w:themeColor="text1" w:val="000000"/>
     </w:rPr>
     <w:tblPr>
@@ -14787,6 +15521,7 @@
     </w:tcPr>
     <w:tblStylePr w:type="firstRow">
       <w:rPr>
+        <w:rFonts w:eastAsia="黑体"/>
         <w:b/>
         <w:bCs/>
       </w:rPr>
@@ -14797,6 +15532,7 @@
     </w:tblStylePr>
     <w:tblStylePr w:type="lastRow">
       <w:rPr>
+        <w:rFonts w:eastAsia="黑体"/>
         <w:b/>
         <w:bCs/>
         <w:color w:themeColor="text1" w:val="000000"/>
@@ -14808,6 +15544,7 @@
     </w:tblStylePr>
     <w:tblStylePr w:type="firstCol">
       <w:rPr>
+        <w:rFonts w:eastAsia="黑体"/>
         <w:color w:themeColor="background1" w:val="FFFFFF"/>
       </w:rPr>
       <w:tblPr/>
@@ -14817,6 +15554,7 @@
     </w:tblStylePr>
     <w:tblStylePr w:type="lastCol">
       <w:rPr>
+        <w:rFonts w:eastAsia="黑体"/>
         <w:color w:themeColor="background1" w:val="FFFFFF"/>
       </w:rPr>
       <w:tblPr/>
@@ -14846,6 +15584,7 @@
       <w:spacing w:after="0" w:line="240" w:lineRule="auto"/>
     </w:pPr>
     <w:rPr>
+      <w:rFonts w:eastAsia="黑体"/>
       <w:color w:themeColor="text1" w:val="000000"/>
     </w:rPr>
     <w:tblPr>
@@ -14867,6 +15606,7 @@
     </w:tcPr>
     <w:tblStylePr w:type="firstRow">
       <w:rPr>
+        <w:rFonts w:eastAsia="黑体"/>
         <w:b/>
         <w:bCs/>
       </w:rPr>
@@ -14877,6 +15617,7 @@
     </w:tblStylePr>
     <w:tblStylePr w:type="lastRow">
       <w:rPr>
+        <w:rFonts w:eastAsia="黑体"/>
         <w:b/>
         <w:bCs/>
         <w:color w:themeColor="text1" w:val="000000"/>
@@ -14888,6 +15629,7 @@
     </w:tblStylePr>
     <w:tblStylePr w:type="firstCol">
       <w:rPr>
+        <w:rFonts w:eastAsia="黑体"/>
         <w:color w:themeColor="background1" w:val="FFFFFF"/>
       </w:rPr>
       <w:tblPr/>
@@ -14897,6 +15639,7 @@
     </w:tblStylePr>
     <w:tblStylePr w:type="lastCol">
       <w:rPr>
+        <w:rFonts w:eastAsia="黑体"/>
         <w:color w:themeColor="background1" w:val="FFFFFF"/>
       </w:rPr>
       <w:tblPr/>
@@ -14926,6 +15669,7 @@
       <w:spacing w:after="0" w:line="240" w:lineRule="auto"/>
     </w:pPr>
     <w:rPr>
+      <w:rFonts w:eastAsia="黑体"/>
       <w:color w:themeColor="text1" w:val="000000"/>
     </w:rPr>
     <w:tblPr>
@@ -14947,6 +15691,7 @@
     </w:tcPr>
     <w:tblStylePr w:type="firstRow">
       <w:rPr>
+        <w:rFonts w:eastAsia="黑体"/>
         <w:b/>
         <w:bCs/>
       </w:rPr>
@@ -14957,6 +15702,7 @@
     </w:tblStylePr>
     <w:tblStylePr w:type="lastRow">
       <w:rPr>
+        <w:rFonts w:eastAsia="黑体"/>
         <w:b/>
         <w:bCs/>
         <w:color w:themeColor="text1" w:val="000000"/>
@@ -14968,6 +15714,7 @@
     </w:tblStylePr>
     <w:tblStylePr w:type="firstCol">
       <w:rPr>
+        <w:rFonts w:eastAsia="黑体"/>
         <w:color w:themeColor="background1" w:val="FFFFFF"/>
       </w:rPr>
       <w:tblPr/>
@@ -14977,6 +15724,7 @@
     </w:tblStylePr>
     <w:tblStylePr w:type="lastCol">
       <w:rPr>
+        <w:rFonts w:eastAsia="黑体"/>
         <w:color w:themeColor="background1" w:val="FFFFFF"/>
       </w:rPr>
       <w:tblPr/>
@@ -15006,6 +15754,7 @@
       <w:spacing w:after="0" w:line="240" w:lineRule="auto"/>
     </w:pPr>
     <w:rPr>
+      <w:rFonts w:eastAsia="黑体"/>
       <w:color w:themeColor="text1" w:val="000000"/>
     </w:rPr>
     <w:tblPr>
@@ -15027,6 +15776,7 @@
     </w:tcPr>
     <w:tblStylePr w:type="firstRow">
       <w:rPr>
+        <w:rFonts w:eastAsia="黑体"/>
         <w:b/>
         <w:bCs/>
       </w:rPr>
@@ -15037,6 +15787,7 @@
     </w:tblStylePr>
     <w:tblStylePr w:type="lastRow">
       <w:rPr>
+        <w:rFonts w:eastAsia="黑体"/>
         <w:b/>
         <w:bCs/>
         <w:color w:themeColor="text1" w:val="000000"/>
@@ -15048,6 +15799,7 @@
     </w:tblStylePr>
     <w:tblStylePr w:type="firstCol">
       <w:rPr>
+        <w:rFonts w:eastAsia="黑体"/>
         <w:color w:themeColor="background1" w:val="FFFFFF"/>
       </w:rPr>
       <w:tblPr/>
@@ -15057,6 +15809,7 @@
     </w:tblStylePr>
     <w:tblStylePr w:type="lastCol">
       <w:rPr>
+        <w:rFonts w:eastAsia="黑体"/>
         <w:color w:themeColor="background1" w:val="FFFFFF"/>
       </w:rPr>
       <w:tblPr/>
@@ -15086,6 +15839,7 @@
       <w:spacing w:after="0" w:line="240" w:lineRule="auto"/>
     </w:pPr>
     <w:rPr>
+      <w:rFonts w:eastAsia="黑体"/>
       <w:color w:themeColor="text1" w:val="000000"/>
     </w:rPr>
     <w:tblPr>
@@ -15107,6 +15861,7 @@
     </w:tcPr>
     <w:tblStylePr w:type="firstRow">
       <w:rPr>
+        <w:rFonts w:eastAsia="黑体"/>
         <w:b/>
         <w:bCs/>
       </w:rPr>
@@ -15117,6 +15872,7 @@
     </w:tblStylePr>
     <w:tblStylePr w:type="lastRow">
       <w:rPr>
+        <w:rFonts w:eastAsia="黑体"/>
         <w:b/>
         <w:bCs/>
         <w:color w:themeColor="text1" w:val="000000"/>
@@ -15128,6 +15884,7 @@
     </w:tblStylePr>
     <w:tblStylePr w:type="firstCol">
       <w:rPr>
+        <w:rFonts w:eastAsia="黑体"/>
         <w:color w:themeColor="background1" w:val="FFFFFF"/>
       </w:rPr>
       <w:tblPr/>
@@ -15137,6 +15894,7 @@
     </w:tblStylePr>
     <w:tblStylePr w:type="lastCol">
       <w:rPr>
+        <w:rFonts w:eastAsia="黑体"/>
         <w:color w:themeColor="background1" w:val="FFFFFF"/>
       </w:rPr>
       <w:tblPr/>
@@ -15166,6 +15924,7 @@
       <w:spacing w:after="0" w:line="240" w:lineRule="auto"/>
     </w:pPr>
     <w:rPr>
+      <w:rFonts w:eastAsia="黑体"/>
       <w:color w:themeColor="text1" w:val="000000"/>
     </w:rPr>
     <w:tblPr>
@@ -15187,6 +15946,7 @@
     </w:tcPr>
     <w:tblStylePr w:type="firstRow">
       <w:rPr>
+        <w:rFonts w:eastAsia="黑体"/>
         <w:b/>
         <w:bCs/>
       </w:rPr>
@@ -15197,6 +15957,7 @@
     </w:tblStylePr>
     <w:tblStylePr w:type="lastRow">
       <w:rPr>
+        <w:rFonts w:eastAsia="黑体"/>
         <w:b/>
         <w:bCs/>
         <w:color w:themeColor="text1" w:val="000000"/>
@@ -15208,6 +15969,7 @@
     </w:tblStylePr>
     <w:tblStylePr w:type="firstCol">
       <w:rPr>
+        <w:rFonts w:eastAsia="黑体"/>
         <w:color w:themeColor="background1" w:val="FFFFFF"/>
       </w:rPr>
       <w:tblPr/>
@@ -15217,6 +15979,7 @@
     </w:tblStylePr>
     <w:tblStylePr w:type="lastCol">
       <w:rPr>
+        <w:rFonts w:eastAsia="黑体"/>
         <w:color w:themeColor="background1" w:val="FFFFFF"/>
       </w:rPr>
       <w:tblPr/>
@@ -15246,6 +16009,7 @@
       <w:spacing w:after="0" w:line="240" w:lineRule="auto"/>
     </w:pPr>
     <w:rPr>
+      <w:rFonts w:eastAsia="黑体"/>
       <w:color w:themeColor="text1" w:val="000000"/>
     </w:rPr>
     <w:tblPr>
@@ -15267,6 +16031,7 @@
     </w:tcPr>
     <w:tblStylePr w:type="firstRow">
       <w:rPr>
+        <w:rFonts w:eastAsia="黑体"/>
         <w:b/>
         <w:bCs/>
       </w:rPr>
@@ -15277,6 +16042,7 @@
     </w:tblStylePr>
     <w:tblStylePr w:type="lastRow">
       <w:rPr>
+        <w:rFonts w:eastAsia="黑体"/>
         <w:b/>
         <w:bCs/>
         <w:color w:themeColor="text1" w:val="000000"/>
@@ -15288,6 +16054,7 @@
     </w:tblStylePr>
     <w:tblStylePr w:type="firstCol">
       <w:rPr>
+        <w:rFonts w:eastAsia="黑体"/>
         <w:color w:themeColor="background1" w:val="FFFFFF"/>
       </w:rPr>
       <w:tblPr/>
@@ -15297,6 +16064,7 @@
     </w:tblStylePr>
     <w:tblStylePr w:type="lastCol">
       <w:rPr>
+        <w:rFonts w:eastAsia="黑体"/>
         <w:color w:themeColor="background1" w:val="FFFFFF"/>
       </w:rPr>
       <w:tblPr/>
@@ -15329,6 +16097,7 @@
     <w:name w:val="KeywordTok"/>
     <w:basedOn w:val="VerbatimChar"/>
     <w:rPr>
+      <w:rFonts w:eastAsia="黑体"/>
       <w:b/>
       <w:color w:val="007020"/>
     </w:rPr>
@@ -15337,6 +16106,7 @@
     <w:name w:val="DataTypeTok"/>
     <w:basedOn w:val="VerbatimChar"/>
     <w:rPr>
+      <w:rFonts w:eastAsia="黑体"/>
       <w:color w:val="902000"/>
     </w:rPr>
   </w:style>
@@ -15344,6 +16114,7 @@
     <w:name w:val="DecValTok"/>
     <w:basedOn w:val="VerbatimChar"/>
     <w:rPr>
+      <w:rFonts w:eastAsia="黑体"/>
       <w:color w:val="40a070"/>
     </w:rPr>
   </w:style>
@@ -15351,6 +16122,7 @@
     <w:name w:val="BaseNTok"/>
     <w:basedOn w:val="VerbatimChar"/>
     <w:rPr>
+      <w:rFonts w:eastAsia="黑体"/>
       <w:color w:val="40a070"/>
     </w:rPr>
   </w:style>
@@ -15358,6 +16130,7 @@
     <w:name w:val="FloatTok"/>
     <w:basedOn w:val="VerbatimChar"/>
     <w:rPr>
+      <w:rFonts w:eastAsia="黑体"/>
       <w:color w:val="40a070"/>
     </w:rPr>
   </w:style>
@@ -15365,6 +16138,7 @@
     <w:name w:val="ConstantTok"/>
     <w:basedOn w:val="VerbatimChar"/>
     <w:rPr>
+      <w:rFonts w:eastAsia="黑体"/>
       <w:color w:val="880000"/>
     </w:rPr>
   </w:style>
@@ -15372,6 +16146,7 @@
     <w:name w:val="CharTok"/>
     <w:basedOn w:val="VerbatimChar"/>
     <w:rPr>
+      <w:rFonts w:eastAsia="黑体"/>
       <w:color w:val="4070a0"/>
     </w:rPr>
   </w:style>
@@ -15379,6 +16154,7 @@
     <w:name w:val="SpecialCharTok"/>
     <w:basedOn w:val="VerbatimChar"/>
     <w:rPr>
+      <w:rFonts w:eastAsia="黑体"/>
       <w:color w:val="4070a0"/>
     </w:rPr>
   </w:style>
@@ -15386,6 +16162,7 @@
     <w:name w:val="StringTok"/>
     <w:basedOn w:val="VerbatimChar"/>
     <w:rPr>
+      <w:rFonts w:eastAsia="黑体"/>
       <w:color w:val="4070a0"/>
     </w:rPr>
   </w:style>
@@ -15393,6 +16170,7 @@
     <w:name w:val="VerbatimStringTok"/>
     <w:basedOn w:val="VerbatimChar"/>
     <w:rPr>
+      <w:rFonts w:eastAsia="黑体"/>
       <w:color w:val="4070a0"/>
     </w:rPr>
   </w:style>
@@ -15400,6 +16178,7 @@
     <w:name w:val="SpecialStringTok"/>
     <w:basedOn w:val="VerbatimChar"/>
     <w:rPr>
+      <w:rFonts w:eastAsia="黑体"/>
       <w:color w:val="bb6688"/>
     </w:rPr>
   </w:style>
@@ -15407,6 +16186,7 @@
     <w:name w:val="ImportTok"/>
     <w:basedOn w:val="VerbatimChar"/>
     <w:rPr>
+      <w:rFonts w:eastAsia="黑体"/>
       <w:b/>
       <w:color w:val="008000"/>
     </w:rPr>
@@ -15415,6 +16195,7 @@
     <w:name w:val="CommentTok"/>
     <w:basedOn w:val="VerbatimChar"/>
     <w:rPr>
+      <w:rFonts w:eastAsia="黑体"/>
       <w:i/>
       <w:color w:val="60a0b0"/>
     </w:rPr>
@@ -15423,6 +16204,7 @@
     <w:name w:val="DocumentationTok"/>
     <w:basedOn w:val="VerbatimChar"/>
     <w:rPr>
+      <w:rFonts w:eastAsia="黑体"/>
       <w:i/>
       <w:color w:val="ba2121"/>
     </w:rPr>
@@ -15431,6 +16213,7 @@
     <w:name w:val="AnnotationTok"/>
     <w:basedOn w:val="VerbatimChar"/>
     <w:rPr>
+      <w:rFonts w:eastAsia="黑体"/>
       <w:b/>
       <w:i/>
       <w:color w:val="60a0b0"/>
@@ -15440,6 +16223,7 @@
     <w:name w:val="CommentVarTok"/>
     <w:basedOn w:val="VerbatimChar"/>
     <w:rPr>
+      <w:rFonts w:eastAsia="黑体"/>
       <w:b/>
       <w:i/>
       <w:color w:val="60a0b0"/>
@@ -15449,6 +16233,7 @@
     <w:name w:val="OtherTok"/>
     <w:basedOn w:val="VerbatimChar"/>
     <w:rPr>
+      <w:rFonts w:eastAsia="黑体"/>
       <w:color w:val="007020"/>
     </w:rPr>
   </w:style>
@@ -15456,6 +16241,7 @@
     <w:name w:val="FunctionTok"/>
     <w:basedOn w:val="VerbatimChar"/>
     <w:rPr>
+      <w:rFonts w:eastAsia="黑体"/>
       <w:color w:val="06287e"/>
     </w:rPr>
   </w:style>
@@ -15463,6 +16249,7 @@
     <w:name w:val="VariableTok"/>
     <w:basedOn w:val="VerbatimChar"/>
     <w:rPr>
+      <w:rFonts w:eastAsia="黑体"/>
       <w:color w:val="19177c"/>
     </w:rPr>
   </w:style>
@@ -15470,6 +16257,7 @@
     <w:name w:val="ControlFlowTok"/>
     <w:basedOn w:val="VerbatimChar"/>
     <w:rPr>
+      <w:rFonts w:eastAsia="黑体"/>
       <w:b/>
       <w:color w:val="007020"/>
     </w:rPr>
@@ -15478,6 +16266,7 @@
     <w:name w:val="OperatorTok"/>
     <w:basedOn w:val="VerbatimChar"/>
     <w:rPr>
+      <w:rFonts w:eastAsia="黑体"/>
       <w:color w:val="666666"/>
     </w:rPr>
   </w:style>
@@ -15485,18 +16274,22 @@
     <w:name w:val="BuiltInTok"/>
     <w:basedOn w:val="VerbatimChar"/>
     <w:rPr>
+      <w:rFonts w:eastAsia="黑体"/>
       <w:color w:val="008000"/>
     </w:rPr>
   </w:style>
   <w:style w:type="character" w:customStyle="1" w:styleId="ExtensionTok">
     <w:name w:val="ExtensionTok"/>
     <w:basedOn w:val="VerbatimChar"/>
-    <w:rPr/>
+    <w:rPr>
+      <w:rFonts w:eastAsia="黑体"/>
+    </w:rPr>
   </w:style>
   <w:style w:type="character" w:customStyle="1" w:styleId="PreprocessorTok">
     <w:name w:val="PreprocessorTok"/>
     <w:basedOn w:val="VerbatimChar"/>
     <w:rPr>
+      <w:rFonts w:eastAsia="黑体"/>
       <w:color w:val="bc7a00"/>
     </w:rPr>
   </w:style>
@@ -15504,18 +16297,22 @@
     <w:name w:val="AttributeTok"/>
     <w:basedOn w:val="VerbatimChar"/>
     <w:rPr>
+      <w:rFonts w:eastAsia="黑体"/>
       <w:color w:val="7d9029"/>
     </w:rPr>
   </w:style>
   <w:style w:type="character" w:customStyle="1" w:styleId="RegionMarkerTok">
     <w:name w:val="RegionMarkerTok"/>
     <w:basedOn w:val="VerbatimChar"/>
-    <w:rPr/>
+    <w:rPr>
+      <w:rFonts w:eastAsia="黑体"/>
+    </w:rPr>
   </w:style>
   <w:style w:type="character" w:customStyle="1" w:styleId="InformationTok">
     <w:name w:val="InformationTok"/>
     <w:basedOn w:val="VerbatimChar"/>
     <w:rPr>
+      <w:rFonts w:eastAsia="黑体"/>
       <w:b/>
       <w:i/>
       <w:color w:val="60a0b0"/>
@@ -15525,6 +16322,7 @@
     <w:name w:val="WarningTok"/>
     <w:basedOn w:val="VerbatimChar"/>
     <w:rPr>
+      <w:rFonts w:eastAsia="黑体"/>
       <w:b/>
       <w:i/>
       <w:color w:val="60a0b0"/>
@@ -15534,6 +16332,7 @@
     <w:name w:val="AlertTok"/>
     <w:basedOn w:val="VerbatimChar"/>
     <w:rPr>
+      <w:rFonts w:eastAsia="黑体"/>
       <w:b/>
       <w:color w:val="ff0000"/>
     </w:rPr>
@@ -15542,6 +16341,7 @@
     <w:name w:val="ErrorTok"/>
     <w:basedOn w:val="VerbatimChar"/>
     <w:rPr>
+      <w:rFonts w:eastAsia="黑体"/>
       <w:b/>
       <w:color w:val="ff0000"/>
     </w:rPr>
@@ -15549,7 +16349,9 @@
   <w:style w:type="character" w:customStyle="1" w:styleId="NormalTok">
     <w:name w:val="NormalTok"/>
     <w:basedOn w:val="VerbatimChar"/>
-    <w:rPr/>
+    <w:rPr>
+      <w:rFonts w:eastAsia="黑体"/>
+    </w:rPr>
   </w:style>
 </w:styles>
 </file>
@@ -15598,12 +16400,12 @@
     <a:fontScheme name="Office">
       <a:majorFont>
         <a:latin typeface="Calibri"/>
-        <a:ea typeface=""/>
+        <a:ea typeface="黑体"/>
         <a:cs typeface=""/>
         <a:font script="Jpan" typeface="ＭＳ ゴシック"/>
         <a:font script="Hang" typeface="맑은 고딕"/>
-        <a:font script="Hans" typeface="宋体"/>
-        <a:font script="Hant" typeface="新細明體"/>
+        <a:font script="Hans" typeface="黑体"/>
+        <a:font script="Hant" typeface="黑体"/>
         <a:font script="Arab" typeface="Times New Roman"/>
         <a:font script="Hebr" typeface="Times New Roman"/>
         <a:font script="Thai" typeface="Angsana New"/>
@@ -15633,12 +16435,12 @@
       </a:majorFont>
       <a:minorFont>
         <a:latin typeface="Cambria"/>
-        <a:ea typeface=""/>
+        <a:ea typeface="黑体"/>
         <a:cs typeface=""/>
         <a:font script="Jpan" typeface="ＭＳ 明朝"/>
         <a:font script="Hang" typeface="맑은 고딕"/>
-        <a:font script="Hans" typeface="宋体"/>
-        <a:font script="Hant" typeface="新細明體"/>
+        <a:font script="Hans" typeface="黑体"/>
+        <a:font script="Hant" typeface="黑体"/>
         <a:font script="Arab" typeface="Arial"/>
         <a:font script="Hebr" typeface="Arial"/>
         <a:font script="Thai" typeface="Cordia New"/>

--- a/02-放大电路/01-运算放大电路/仪表放大电路/仪表放大电路.docx
+++ b/02-放大电路/01-运算放大电路/仪表放大电路/仪表放大电路.docx
@@ -3329,7 +3329,7 @@
           <w:color w:val="555555"/>
           <w:sz w:val="21"/>
         </w:rPr>
-        <w:t>材料收集者：杜文杰，WX手机：19519196569，QQ:3478827729</w:t>
+        <w:t>材料收集者：杜文杰，微信/手机：19519196569，QQ:3478827729</w:t>
       </w:r>
     </w:p>
     <w:sectPr>
